--- a/downloads/workbook/ai-4-week-20.docx
+++ b/downloads/workbook/ai-4-week-20.docx
@@ -1292,6 +1292,178 @@
         <w:t>Project connection: For your Responsible Plant Classifier, save the input, procedure, observed result and limitation of this check. Label this worked example as practice; use a different, previously unreviewed case when checking independent understanding.</w:t>
       </w:r>
     </w:p>
+    <w:p>
+      <w:pPr>
+        <w:pStyle w:val="Heading1"/>
+      </w:pPr>
+      <w:r>
+        <w:t>19. Project portfolio milestone</w:t>
+      </w:r>
+    </w:p>
+    <w:p>
+      <w:r>
+        <w:t>Project: Responsible Plant Classifier</w:t>
+      </w:r>
+    </w:p>
+    <w:p>
+      <w:r>
+        <w:t>Current milestone: Evaluate and revise. Compare with your starting method, explain errors and record a justified revision.</w:t>
+      </w:r>
+    </w:p>
+    <w:p>
+      <w:r>
+        <w:t>For your Responsible Plant Classifier, save the input, procedure, observed result and limitation of this check. Label this worked example as practice; use a different, previously unreviewed case when checking independent understanding.</w:t>
+      </w:r>
+    </w:p>
+    <w:tbl>
+      <w:tblPr>
+        <w:tblStyle w:val="LightShading-Accent1"/>
+        <w:tblW w:type="auto" w:w="0"/>
+        <w:tblLook w:firstColumn="1" w:firstRow="1" w:lastColumn="0" w:lastRow="0" w:noHBand="0" w:noVBand="1" w:val="04A0"/>
+      </w:tblPr>
+      <w:tblGrid>
+        <w:gridCol w:w="5112"/>
+        <w:gridCol w:w="5112"/>
+      </w:tblGrid>
+      <w:tr>
+        <w:trPr>
+          <w:tblHeader/>
+        </w:trPr>
+        <w:tc>
+          <w:tcPr>
+            <w:tcW w:type="dxa" w:w="5112"/>
+          </w:tcPr>
+          <w:p>
+            <w:r>
+              <w:t>Evidence to keep</w:t>
+            </w:r>
+          </w:p>
+        </w:tc>
+        <w:tc>
+          <w:tcPr>
+            <w:tcW w:type="dxa" w:w="5112"/>
+          </w:tcPr>
+          <w:p>
+            <w:r>
+              <w:t>My record</w:t>
+            </w:r>
+          </w:p>
+        </w:tc>
+      </w:tr>
+      <w:tr>
+        <w:tc>
+          <w:tcPr>
+            <w:tcW w:type="dxa" w:w="5112"/>
+          </w:tcPr>
+          <w:p>
+            <w:r>
+              <w:t>This week’s input and deciding step</w:t>
+            </w:r>
+          </w:p>
+        </w:tc>
+        <w:tc>
+          <w:tcPr>
+            <w:tcW w:type="dxa" w:w="5112"/>
+          </w:tcPr>
+          <w:p>
+            <w:r/>
+          </w:p>
+        </w:tc>
+      </w:tr>
+      <w:tr>
+        <w:tc>
+          <w:tcPr>
+            <w:tcW w:type="dxa" w:w="5112"/>
+          </w:tcPr>
+          <w:p>
+            <w:r>
+              <w:t>Prediction and actual result (or labelled paper trace)</w:t>
+            </w:r>
+          </w:p>
+        </w:tc>
+        <w:tc>
+          <w:tcPr>
+            <w:tcW w:type="dxa" w:w="5112"/>
+          </w:tcPr>
+          <w:p>
+            <w:r/>
+          </w:p>
+        </w:tc>
+      </w:tr>
+      <w:tr>
+        <w:tc>
+          <w:tcPr>
+            <w:tcW w:type="dxa" w:w="5112"/>
+          </w:tcPr>
+          <w:p>
+            <w:r>
+              <w:t>One change since the previous checkpoint and why</w:t>
+            </w:r>
+          </w:p>
+        </w:tc>
+        <w:tc>
+          <w:tcPr>
+            <w:tcW w:type="dxa" w:w="5112"/>
+          </w:tcPr>
+          <w:p>
+            <w:r/>
+          </w:p>
+        </w:tc>
+      </w:tr>
+      <w:tr>
+        <w:tc>
+          <w:tcPr>
+            <w:tcW w:type="dxa" w:w="5112"/>
+          </w:tcPr>
+          <w:p>
+            <w:r>
+              <w:t>One error or limit and the next test</w:t>
+            </w:r>
+          </w:p>
+        </w:tc>
+        <w:tc>
+          <w:tcPr>
+            <w:tcW w:type="dxa" w:w="5112"/>
+          </w:tcPr>
+          <w:p>
+            <w:r/>
+          </w:p>
+        </w:tc>
+      </w:tr>
+    </w:tbl>
+    <w:p>
+      <w:pPr>
+        <w:pStyle w:val="Heading3"/>
+      </w:pPr>
+      <w:r>
+        <w:t>Explain what this week adds to your project. Reuse last week’s record rather than starting again.</w:t>
+      </w:r>
+    </w:p>
+    <w:p>
+      <w:r>
+        <w:t>________________________________________________________________</w:t>
+      </w:r>
+    </w:p>
+    <w:p>
+      <w:r>
+        <w:t>________________________________________________________________</w:t>
+      </w:r>
+    </w:p>
+    <w:p>
+      <w:r>
+        <w:t>________________________________________________________________</w:t>
+      </w:r>
+    </w:p>
+    <w:p>
+      <w:r>
+        <w:t>________________________________________________________________</w:t>
+      </w:r>
+    </w:p>
+    <w:p>
+      <w:r>
+        <w:t>________________________________________________________________</w:t>
+      </w:r>
+    </w:p>
     <w:sectPr>
       <w:pgSz w:w="12240" w:h="15840"/>
       <w:pgMar w:top="936" w:right="1008" w:bottom="936" w:left="1008" w:header="720" w:footer="720" w:gutter="0"/>

--- a/downloads/workbook/ai-4-week-20.docx
+++ b/downloads/workbook/ai-4-week-20.docx
@@ -1464,6 +1464,248 @@
         <w:t>________________________________________________________________</w:t>
       </w:r>
     </w:p>
+    <w:p>
+      <w:pPr>
+        <w:pStyle w:val="Heading1"/>
+      </w:pPr>
+      <w:r>
+        <w:t>20. Supported practice and learning evidence</w:t>
+      </w:r>
+    </w:p>
+    <w:p>
+      <w:r>
+        <w:t>Use this supported practice once, in the browser or on paper. Keep the reserved independent assessment for a separate first attempt before teacher feedback.</w:t>
+      </w:r>
+    </w:p>
+    <w:p>
+      <w:r>
+        <w:t>Fit two constant height baselines and compare them on held-out examples.</w:t>
+      </w:r>
+    </w:p>
+    <w:p>
+      <w:pPr>
+        <w:pStyle w:val="Heading3"/>
+      </w:pPr>
+      <w:r>
+        <w:t>Practice 1: explain the deciding evidence</w:t>
+      </w:r>
+    </w:p>
+    <w:p>
+      <w:r>
+        <w:t>Which labelled step matches this detail? Mean MAE=(4+2)/2=3 cm; median MAE=(1+5)/2=3 cm.</w:t>
+      </w:r>
+    </w:p>
+    <w:p>
+      <w:r>
+        <w:t>1. Fit mean</w:t>
+      </w:r>
+    </w:p>
+    <w:p>
+      <w:r>
+        <w:t>2. Fit median</w:t>
+      </w:r>
+    </w:p>
+    <w:p>
+      <w:r>
+        <w:t>3. Evaluate constants</w:t>
+      </w:r>
+    </w:p>
+    <w:p>
+      <w:pPr>
+        <w:pStyle w:val="Heading3"/>
+      </w:pPr>
+      <w:r>
+        <w:t>My selected conclusion, deciding fact and explanation</w:t>
+      </w:r>
+    </w:p>
+    <w:p>
+      <w:r>
+        <w:t>________________________________________________________________</w:t>
+      </w:r>
+    </w:p>
+    <w:p>
+      <w:r>
+        <w:t>________________________________________________________________</w:t>
+      </w:r>
+    </w:p>
+    <w:p>
+      <w:r>
+        <w:t>________________________________________________________________</w:t>
+      </w:r>
+    </w:p>
+    <w:p>
+      <w:r>
+        <w:t>________________________________________________________________</w:t>
+      </w:r>
+    </w:p>
+    <w:p>
+      <w:r>
+        <w:t>________________________________________________________________</w:t>
+      </w:r>
+    </w:p>
+    <w:p>
+      <w:r>
+        <w:t>Hint if needed: Read the steps in the pictorial case. Match the supplied detail to the stage that performs or records it.</w:t>
+      </w:r>
+    </w:p>
+    <w:p>
+      <w:r>
+        <w:t>After your attempt, compare with the supported explanation: Evaluate constants Mean MAE=(4+2)/2=3 cm; median MAE=(1+5)/2=3 cm. Read the picture in order. Mean MAE=(4+2)/2=3 cm; median MAE=(1+5)/2=3 cm. The arrows show which recorded input or intermediate result each decision uses. Explain the deciding step aloud before checking the changed case; pointing to the final answer alone does not show how it follows.</w:t>
+      </w:r>
+    </w:p>
+    <w:p>
+      <w:pPr>
+        <w:pStyle w:val="Heading3"/>
+      </w:pPr>
+      <w:r>
+        <w:t>Practice 2: explain the deciding evidence</w:t>
+      </w:r>
+    </w:p>
+    <w:p>
+      <w:r>
+        <w:t>Changed-case practice: Replace training 20 with 8 while keeping evaluation unchanged. Which conclusion is supported by the supplied facts?</w:t>
+      </w:r>
+    </w:p>
+    <w:p>
+      <w:r>
+        <w:t>1. Both fitted constants become5 cm and both evaluation MAEs remain3 cm.</w:t>
+      </w:r>
+    </w:p>
+    <w:p>
+      <w:r>
+        <w:t>2. This one example guarantees correct results for every future input.</w:t>
+      </w:r>
+    </w:p>
+    <w:p>
+      <w:r>
+        <w:t>3. We can decide the result without examining the changed input or the procedure.</w:t>
+      </w:r>
+    </w:p>
+    <w:p>
+      <w:pPr>
+        <w:pStyle w:val="Heading3"/>
+      </w:pPr>
+      <w:r>
+        <w:t>My selected conclusion, deciding fact and explanation</w:t>
+      </w:r>
+    </w:p>
+    <w:p>
+      <w:r>
+        <w:t>________________________________________________________________</w:t>
+      </w:r>
+    </w:p>
+    <w:p>
+      <w:r>
+        <w:t>________________________________________________________________</w:t>
+      </w:r>
+    </w:p>
+    <w:p>
+      <w:r>
+        <w:t>________________________________________________________________</w:t>
+      </w:r>
+    </w:p>
+    <w:p>
+      <w:r>
+        <w:t>________________________________________________________________</w:t>
+      </w:r>
+    </w:p>
+    <w:p>
+      <w:r>
+        <w:t>________________________________________________________________</w:t>
+      </w:r>
+    </w:p>
+    <w:p>
+      <w:r>
+        <w:t>Hint if needed: Use the changed condition and the deciding step in the pictorial trace. The answer must say what follows from those facts.</w:t>
+      </w:r>
+    </w:p>
+    <w:p>
+      <w:r>
+        <w:t>After your attempt, compare with the supported explanation: Both fitted constants become5 cm and both evaluation MAEs remain3 cm. Mean is now20/4=5; median stays5. The earlier training outlier affected the mean.</w:t>
+      </w:r>
+    </w:p>
+    <w:p>
+      <w:pPr>
+        <w:pStyle w:val="Heading3"/>
+      </w:pPr>
+      <w:r>
+        <w:t>Repair a missing building block</w:t>
+      </w:r>
+    </w:p>
+    <w:p>
+      <w:r>
+        <w:t>Review Regression and Residuals (ai-4/19). Goal: Distinguish numeric prediction from classification. Short practice: Which statistic reveals the size of errors without cancellation? Point to the relevant step in the picture, then write the changed result and the rule or evidence that supports it.. Return to this week and explain what you changed.</w:t>
+      </w:r>
+    </w:p>
+    <w:p>
+      <w:r>
+        <w:t>Review Precision and Recall (ai-4/17). Goal: Choose the denominator that answers the question. Short practice: Were the original precision and recall denominators the same? Point to the relevant step in the picture, then write the changed result and the rule or evidence that supports it.. Return to this week and explain what you changed.</w:t>
+      </w:r>
+    </w:p>
+    <w:p>
+      <w:r>
+        <w:t>Review Scores and Calibration Intuition (ai-4/14). Goal: Interpret calibration using groups of forecasts. Short practice: Does a calibrated 0.8 score mean every such leaf is spotted? Point to the relevant step in the picture, then write the changed result and the rule or evidence that supports it.. Return to this week and explain what you changed.</w:t>
+      </w:r>
+    </w:p>
+    <w:p>
+      <w:pPr>
+        <w:pStyle w:val="Heading3"/>
+      </w:pPr>
+      <w:r>
+        <w:t>Predict, run and debug</w:t>
+      </w:r>
+    </w:p>
+    <w:p>
+      <w:r>
+        <w:t>The browser lab lets you edit the supported Python examples already included in this lesson. Predict first, run, inspect the actual output or error, change one input, then run again. Keep code, predictions, actual results and a reasoned revision together. On paper, label your result as a trace rather than an execution.</w:t>
+      </w:r>
+    </w:p>
+    <w:p>
+      <w:pPr>
+        <w:pStyle w:val="Heading3"/>
+      </w:pPr>
+      <w:r>
+        <w:t>Keep your completed work</w:t>
+      </w:r>
+    </w:p>
+    <w:p>
+      <w:r>
+        <w:t>Use Download completed work in the hosted lesson to export your answers, reflections, practice feedback and code-run evidence. Open the HTML copy to read or print it. Drafts stay in this browser when storage is available; clear drafts on a shared device.</w:t>
+      </w:r>
+    </w:p>
+    <w:p>
+      <w:pPr>
+        <w:pStyle w:val="Heading3"/>
+      </w:pPr>
+      <w:r>
+        <w:t>What I repaired, the evidence I kept and the next test</w:t>
+      </w:r>
+    </w:p>
+    <w:p>
+      <w:r>
+        <w:t>________________________________________________________________</w:t>
+      </w:r>
+    </w:p>
+    <w:p>
+      <w:r>
+        <w:t>________________________________________________________________</w:t>
+      </w:r>
+    </w:p>
+    <w:p>
+      <w:r>
+        <w:t>________________________________________________________________</w:t>
+      </w:r>
+    </w:p>
+    <w:p>
+      <w:r>
+        <w:t>________________________________________________________________</w:t>
+      </w:r>
+    </w:p>
+    <w:p>
+      <w:r>
+        <w:t>________________________________________________________________</w:t>
+      </w:r>
+    </w:p>
     <w:sectPr>
       <w:pgSz w:w="12240" w:h="15840"/>
       <w:pgMar w:top="936" w:right="1008" w:bottom="936" w:left="1008" w:header="720" w:footer="720" w:gutter="0"/>

--- a/downloads/workbook/ai-4-week-20.docx
+++ b/downloads/workbook/ai-4-week-20.docx
@@ -30,6 +30,17 @@
     </w:p>
     <w:p>
       <w:r>
+        <w:t>Record your starting explanation for Mean, Median, and Baselines before opening notes. Show any later correction separately.</w:t>
+      </w:r>
+    </w:p>
+    <w:p>
+      <w:pPr>
+        <w:spacing w:line="336" w:lineRule="auto" w:after="180"/>
+      </w:pPr>
+      <w:r>
+        <w:rPr>
+          <w:b w:val="0"/>
+        </w:rPr>
         <w:t>Try the recall before opening notes. Then use a different colour or a labelled second line to correct your explanation.</w:t>
       </w:r>
     </w:p>
@@ -42,7 +53,13 @@
       </w:r>
     </w:p>
     <w:p>
-      <w:r>
+      <w:pPr>
+        <w:spacing w:line="336" w:lineRule="auto" w:after="180"/>
+      </w:pPr>
+      <w:r>
+        <w:rPr>
+          <w:b w:val="0"/>
+        </w:rPr>
         <w:t>Without opening the old lesson, explain one key idea from Regression and Residuals. Give an example and a mistake that the idea helps you avoid.</w:t>
       </w:r>
     </w:p>
@@ -78,7 +95,13 @@
       </w:r>
     </w:p>
     <w:p>
-      <w:r>
+      <w:pPr>
+        <w:spacing w:line="336" w:lineRule="auto" w:after="180"/>
+      </w:pPr>
+      <w:r>
+        <w:rPr>
+          <w:b w:val="0"/>
+        </w:rPr>
         <w:t>Without opening the old lesson, explain one key idea from Precision and Recall. Give an example and a mistake that the idea helps you avoid.</w:t>
       </w:r>
     </w:p>
@@ -114,7 +137,13 @@
       </w:r>
     </w:p>
     <w:p>
-      <w:r>
+      <w:pPr>
+        <w:spacing w:line="336" w:lineRule="auto" w:after="180"/>
+      </w:pPr>
+      <w:r>
+        <w:rPr>
+          <w:b w:val="0"/>
+        </w:rPr>
         <w:t>Without opening the old lesson, explain one key idea from Scores and Calibration Intuition. Give an example and a mistake that the idea helps you avoid.</w:t>
       </w:r>
     </w:p>
@@ -151,7 +180,30 @@
     </w:p>
     <w:p>
       <w:r>
-        <w:t>Use W2: Score separately for Constant prediction baselines. Record the answer once; the lesson and workbook refer to the same attempt.</w:t>
+        <w:t>Complete the supported Mean, Median, and Baselines trace and record the first step you can explain without help.</w:t>
+      </w:r>
+    </w:p>
+    <w:p>
+      <w:pPr>
+        <w:spacing w:line="336" w:lineRule="auto" w:after="180"/>
+      </w:pPr>
+      <w:r>
+        <w:rPr>
+          <w:b w:val="0"/>
+        </w:rPr>
+        <w:t xml:space="preserve">Use W2: Score separately for Constant </w:t>
+      </w:r>
+      <w:r>
+        <w:rPr>
+          <w:b/>
+        </w:rPr>
+        <w:t>prediction</w:t>
+      </w:r>
+      <w:r>
+        <w:rPr>
+          <w:b w:val="0"/>
+        </w:rPr>
+        <w:t xml:space="preserve"> baselines. Record the answer once; the lesson and workbook refer to the same attempt.</w:t>
       </w:r>
     </w:p>
     <w:tbl>
@@ -279,7 +331,41 @@
     </w:p>
     <w:p>
       <w:r>
-        <w:t>Use the worked case for Constant prediction baselines. Proposed explanation: “A final answer is enough”. Decide whether this explanation is supported. Point to the step or supplied fact that decides; explain your repair if needed.</w:t>
+        <w:t>Check the proposed Mean, Median, and Baselines explanation against the supplied facts before discussing it.</w:t>
+      </w:r>
+    </w:p>
+    <w:p>
+      <w:pPr>
+        <w:spacing w:line="336" w:lineRule="auto" w:after="180"/>
+      </w:pPr>
+      <w:r>
+        <w:rPr>
+          <w:b w:val="0"/>
+        </w:rPr>
+        <w:t xml:space="preserve">Use the worked case for Constant </w:t>
+      </w:r>
+      <w:r>
+        <w:rPr>
+          <w:b/>
+        </w:rPr>
+        <w:t>prediction</w:t>
+      </w:r>
+      <w:r>
+        <w:rPr>
+          <w:b w:val="0"/>
+        </w:rPr>
+        <w:t xml:space="preserve"> baselines. Proposed explanation: “A final answer is enough”. Decide whether this explanation is supported.</w:t>
+      </w:r>
+    </w:p>
+    <w:p>
+      <w:pPr>
+        <w:spacing w:line="336" w:lineRule="auto" w:after="180"/>
+      </w:pPr>
+      <w:r>
+        <w:rPr>
+          <w:b w:val="0"/>
+        </w:rPr>
+        <w:t>Point to the step or supplied fact that decides; explain your repair if needed.</w:t>
       </w:r>
     </w:p>
     <w:p>
@@ -319,6 +405,11 @@
       </w:r>
     </w:p>
     <w:p>
+      <w:r>
+        <w:t>Write one first attempt at the reserved independent case before feedback. Repeated copies of that case refer to the same recorded attempt.</w:t>
+      </w:r>
+    </w:p>
+    <w:p>
       <w:pPr>
         <w:pStyle w:val="Heading3"/>
       </w:pPr>
@@ -327,8 +418,20 @@
       </w:r>
     </w:p>
     <w:p>
-      <w:r>
-        <w:t>Training [1, 3, 5, 15], evaluation [3, 9]. Fit both constants and calculate MAE.</w:t>
+      <w:pPr>
+        <w:spacing w:line="336" w:lineRule="auto" w:after="180"/>
+      </w:pPr>
+      <w:r>
+        <w:rPr>
+          <w:b/>
+        </w:rPr>
+        <w:t>Training</w:t>
+      </w:r>
+      <w:r>
+        <w:rPr>
+          <w:b w:val="0"/>
+        </w:rPr>
+        <w:t xml:space="preserve"> [1, 3, 5, 15], evaluation [3, 9]. Fit both constants and calculate MAE.</w:t>
       </w:r>
     </w:p>
     <w:p>
@@ -375,7 +478,13 @@
       </w:r>
     </w:p>
     <w:p>
-      <w:r>
+      <w:pPr>
+        <w:spacing w:line="336" w:lineRule="auto" w:after="180"/>
+      </w:pPr>
+      <w:r>
+        <w:rPr>
+          <w:b w:val="0"/>
+        </w:rPr>
         <w:t>Attempt this case before feedback. Record any help. Earlier examples below are further practice; a case already practised with feedback cannot establish fresh transfer.</w:t>
       </w:r>
     </w:p>
@@ -389,7 +498,79 @@
     </w:p>
     <w:p>
       <w:r>
-        <w:t>For training targets [1,3,11], compute mean and median constant baselines. Compare total absolute training error for each. Where must final performance be measured?</w:t>
+        <w:t>Connect the Mean, Median, and Baselines target to a trace and a justified conclusion.</w:t>
+      </w:r>
+    </w:p>
+    <w:p>
+      <w:pPr>
+        <w:spacing w:line="336" w:lineRule="auto" w:after="180"/>
+        <w:shd w:fill="F5F1FB"/>
+      </w:pPr>
+      <w:r>
+        <w:rPr>
+          <w:b w:val="0"/>
+        </w:rPr>
+        <w:t xml:space="preserve">For </w:t>
+      </w:r>
+      <w:r>
+        <w:rPr>
+          <w:b/>
+        </w:rPr>
+        <w:t>training</w:t>
+      </w:r>
+      <w:r>
+        <w:rPr>
+          <w:b w:val="0"/>
+        </w:rPr>
+        <w:t xml:space="preserve"> targets [1,3,11], compute </w:t>
+      </w:r>
+      <w:r>
+        <w:rPr>
+          <w:b/>
+        </w:rPr>
+        <w:t>mean</w:t>
+      </w:r>
+      <w:r>
+        <w:rPr>
+          <w:b w:val="0"/>
+        </w:rPr>
+        <w:t xml:space="preserve"> and </w:t>
+      </w:r>
+      <w:r>
+        <w:rPr>
+          <w:b/>
+        </w:rPr>
+        <w:t>median</w:t>
+      </w:r>
+      <w:r>
+        <w:rPr>
+          <w:b w:val="0"/>
+        </w:rPr>
+        <w:t xml:space="preserve"> </w:t>
+      </w:r>
+      <w:r>
+        <w:rPr>
+          <w:b/>
+        </w:rPr>
+        <w:t>constant baseline</w:t>
+      </w:r>
+      <w:r>
+        <w:rPr>
+          <w:b w:val="0"/>
+        </w:rPr>
+        <w:t xml:space="preserve">s. Compare total absolute </w:t>
+      </w:r>
+      <w:r>
+        <w:rPr>
+          <w:b/>
+        </w:rPr>
+        <w:t>training</w:t>
+      </w:r>
+      <w:r>
+        <w:rPr>
+          <w:b w:val="0"/>
+        </w:rPr>
+        <w:t xml:space="preserve"> error for each. Where must final performance be measured?</w:t>
       </w:r>
     </w:p>
     <w:p>
@@ -402,17 +583,100 @@
     </w:p>
     <w:p>
       <w:r>
-        <w:t>Training heights are 2,4,12 cm. Compare constant mean and median baselines.</w:t>
-      </w:r>
-    </w:p>
-    <w:p>
-      <w:r>
-        <w:t>Compute both and training absolute errors.</w:t>
-      </w:r>
-    </w:p>
-    <w:p>
-      <w:r>
-        <w:t>Show your trace, calculation or evidence</w:t>
+        <w:t>Solve the supplied Mean, Median, and Baselines case and show the deciding evidence.</w:t>
+      </w:r>
+    </w:p>
+    <w:p>
+      <w:pPr>
+        <w:spacing w:line="336" w:lineRule="auto" w:after="180"/>
+      </w:pPr>
+      <w:r>
+        <w:rPr>
+          <w:b/>
+        </w:rPr>
+        <w:t>Training</w:t>
+      </w:r>
+      <w:r>
+        <w:rPr>
+          <w:b w:val="0"/>
+        </w:rPr>
+        <w:t xml:space="preserve"> heights are 2,4,12 cm. Compare constant </w:t>
+      </w:r>
+      <w:r>
+        <w:rPr>
+          <w:b/>
+        </w:rPr>
+        <w:t>mean</w:t>
+      </w:r>
+      <w:r>
+        <w:rPr>
+          <w:b w:val="0"/>
+        </w:rPr>
+        <w:t xml:space="preserve"> and </w:t>
+      </w:r>
+      <w:r>
+        <w:rPr>
+          <w:b/>
+        </w:rPr>
+        <w:t>median</w:t>
+      </w:r>
+      <w:r>
+        <w:rPr>
+          <w:b w:val="0"/>
+        </w:rPr>
+        <w:t xml:space="preserve"> baselines.</w:t>
+      </w:r>
+    </w:p>
+    <w:p>
+      <w:pPr>
+        <w:spacing w:line="336" w:lineRule="auto" w:after="180"/>
+      </w:pPr>
+      <w:r>
+        <w:rPr>
+          <w:b w:val="0"/>
+        </w:rPr>
+        <w:t xml:space="preserve">Compute both and </w:t>
+      </w:r>
+      <w:r>
+        <w:rPr>
+          <w:b/>
+        </w:rPr>
+        <w:t>training</w:t>
+      </w:r>
+      <w:r>
+        <w:rPr>
+          <w:b w:val="0"/>
+        </w:rPr>
+        <w:t xml:space="preserve"> </w:t>
+      </w:r>
+      <w:r>
+        <w:rPr>
+          <w:b/>
+        </w:rPr>
+        <w:t>absolute error</w:t>
+      </w:r>
+      <w:r>
+        <w:rPr>
+          <w:b w:val="0"/>
+        </w:rPr>
+        <w:t>s.</w:t>
+      </w:r>
+    </w:p>
+    <w:p>
+      <w:pPr>
+        <w:spacing w:line="336" w:lineRule="auto" w:after="180"/>
+      </w:pPr>
+      <w:r>
+        <w:rPr>
+          <w:b w:val="0"/>
+        </w:rPr>
+        <w:t xml:space="preserve">Show your trace, calculation or </w:t>
+      </w:r>
+      <w:r>
+        <w:rPr>
+          <w:b/>
+        </w:rPr>
+        <w:t>evidence</w:t>
       </w:r>
     </w:p>
     <w:p>
@@ -458,11 +722,65 @@
     </w:p>
     <w:p>
       <w:r>
-        <w:t>For training heights 2, 3 and 10 cm, calculate mean and median. Which constant is less influenced by the high value?</w:t>
-      </w:r>
-    </w:p>
-    <w:p>
-      <w:r>
+        <w:t>Apply the procedure to the changed case and record why the conclusion follows.</w:t>
+      </w:r>
+    </w:p>
+    <w:p>
+      <w:pPr>
+        <w:spacing w:line="336" w:lineRule="auto" w:after="180"/>
+        <w:shd w:fill="F5F1FB"/>
+      </w:pPr>
+      <w:r>
+        <w:rPr>
+          <w:b w:val="0"/>
+        </w:rPr>
+        <w:t xml:space="preserve">For </w:t>
+      </w:r>
+      <w:r>
+        <w:rPr>
+          <w:b/>
+        </w:rPr>
+        <w:t>training</w:t>
+      </w:r>
+      <w:r>
+        <w:rPr>
+          <w:b w:val="0"/>
+        </w:rPr>
+        <w:t xml:space="preserve"> heights 2, 3 and 10 cm, calculate </w:t>
+      </w:r>
+      <w:r>
+        <w:rPr>
+          <w:b/>
+        </w:rPr>
+        <w:t>mean</w:t>
+      </w:r>
+      <w:r>
+        <w:rPr>
+          <w:b w:val="0"/>
+        </w:rPr>
+        <w:t xml:space="preserve"> and </w:t>
+      </w:r>
+      <w:r>
+        <w:rPr>
+          <w:b/>
+        </w:rPr>
+        <w:t>median</w:t>
+      </w:r>
+      <w:r>
+        <w:rPr>
+          <w:b w:val="0"/>
+        </w:rPr>
+        <w:t>. Which constant is less influenced by the high value?</w:t>
+      </w:r>
+    </w:p>
+    <w:p>
+      <w:pPr>
+        <w:spacing w:line="336" w:lineRule="auto" w:after="180"/>
+      </w:pPr>
+      <w:r>
+        <w:rPr>
+          <w:b w:val="0"/>
+        </w:rPr>
         <w:t>My independent answer and reason</w:t>
       </w:r>
     </w:p>
@@ -517,7 +835,30 @@
     </w:p>
     <w:p>
       <w:r>
-        <w:t>Create a changed input, boundary case or missing-information case. Write the expected answer or safe response before testing.</w:t>
+        <w:t>Specify a changed input, expected result and observation separately.</w:t>
+      </w:r>
+    </w:p>
+    <w:p>
+      <w:pPr>
+        <w:spacing w:line="336" w:lineRule="auto" w:after="180"/>
+      </w:pPr>
+      <w:r>
+        <w:rPr>
+          <w:b w:val="0"/>
+        </w:rPr>
+        <w:t xml:space="preserve">Create a changed </w:t>
+      </w:r>
+      <w:r>
+        <w:rPr>
+          <w:b/>
+        </w:rPr>
+        <w:t>input</w:t>
+      </w:r>
+      <w:r>
+        <w:rPr>
+          <w:b w:val="0"/>
+        </w:rPr>
+        <w:t>, boundary case or missing-information case. Write the expected answer or safe response before testing.</w:t>
       </w:r>
     </w:p>
     <w:tbl>
@@ -646,12 +987,53 @@
     </w:p>
     <w:p>
       <w:r>
-        <w:t>Document any numeric baseline used in Plant Classifier feature checks, including unit, distribution, and outlier decision.</w:t>
-      </w:r>
-    </w:p>
-    <w:p>
-      <w:r>
-        <w:t>The project change and evidence I will keep</w:t>
+        <w:t>Justify what Mean, Median, and Baselines adds to Responsible Plant Classifier and keep the evidence.</w:t>
+      </w:r>
+    </w:p>
+    <w:p>
+      <w:pPr>
+        <w:spacing w:line="336" w:lineRule="auto" w:after="180"/>
+      </w:pPr>
+      <w:r>
+        <w:rPr>
+          <w:b w:val="0"/>
+        </w:rPr>
+        <w:t xml:space="preserve">Document any numeric baseline used in Plant Classifier feature checks, including unit, distribution, and </w:t>
+      </w:r>
+      <w:r>
+        <w:rPr>
+          <w:b/>
+        </w:rPr>
+        <w:t>outlier</w:t>
+      </w:r>
+      <w:r>
+        <w:rPr>
+          <w:b w:val="0"/>
+        </w:rPr>
+        <w:t xml:space="preserve"> decision.</w:t>
+      </w:r>
+    </w:p>
+    <w:p>
+      <w:pPr>
+        <w:spacing w:line="336" w:lineRule="auto" w:after="180"/>
+      </w:pPr>
+      <w:r>
+        <w:rPr>
+          <w:b w:val="0"/>
+        </w:rPr>
+        <w:t xml:space="preserve">The project change and </w:t>
+      </w:r>
+      <w:r>
+        <w:rPr>
+          <w:b/>
+        </w:rPr>
+        <w:t>evidence</w:t>
+      </w:r>
+      <w:r>
+        <w:rPr>
+          <w:b w:val="0"/>
+        </w:rPr>
+        <w:t xml:space="preserve"> I will keep</w:t>
       </w:r>
     </w:p>
     <w:p>
@@ -697,11 +1079,54 @@
     </w:p>
     <w:p>
       <w:r>
-        <w:t>I can explain the mechanism. I can show evidence. I can handle a changed case. I can name a limit. Mark each as not yet, with help or independently, and attach supporting work.</w:t>
-      </w:r>
-    </w:p>
-    <w:p>
-      <w:r>
+        <w:t>Judge explanation, evidence, transfer and limits separately; attach the work behind your judgement.</w:t>
+      </w:r>
+    </w:p>
+    <w:p>
+      <w:pPr>
+        <w:pStyle w:val="ListBullet"/>
+      </w:pPr>
+      <w:r>
+        <w:t>I can explain the mechanism.</w:t>
+      </w:r>
+    </w:p>
+    <w:p>
+      <w:pPr>
+        <w:pStyle w:val="ListBullet"/>
+      </w:pPr>
+      <w:r>
+        <w:t>I can show evidence.</w:t>
+      </w:r>
+    </w:p>
+    <w:p>
+      <w:pPr>
+        <w:pStyle w:val="ListBullet"/>
+      </w:pPr>
+      <w:r>
+        <w:t>I can handle a changed case.</w:t>
+      </w:r>
+    </w:p>
+    <w:p>
+      <w:pPr>
+        <w:pStyle w:val="ListBullet"/>
+      </w:pPr>
+      <w:r>
+        <w:t>I can name a limit.</w:t>
+      </w:r>
+    </w:p>
+    <w:p>
+      <w:r>
+        <w:t>Mark each as not yet, with help or independently, and attach supporting work.</w:t>
+      </w:r>
+    </w:p>
+    <w:p>
+      <w:pPr>
+        <w:spacing w:line="336" w:lineRule="auto" w:after="180"/>
+      </w:pPr>
+      <w:r>
+        <w:rPr>
+          <w:b w:val="0"/>
+        </w:rPr>
         <w:t>Teacher review ____________________  Next step ____________________</w:t>
       </w:r>
     </w:p>
@@ -715,7 +1140,79 @@
     </w:p>
     <w:p>
       <w:r>
-        <w:t>For training targets [1,3,11], compute mean and median constant baselines. Compare total absolute training error for each. Where must final performance be measured?</w:t>
+        <w:t>Use this earlier case as transfer practice. A case already discussed with feedback is not fresh assessment evidence.</w:t>
+      </w:r>
+    </w:p>
+    <w:p>
+      <w:pPr>
+        <w:spacing w:line="336" w:lineRule="auto" w:after="180"/>
+        <w:shd w:fill="F5F1FB"/>
+      </w:pPr>
+      <w:r>
+        <w:rPr>
+          <w:b w:val="0"/>
+        </w:rPr>
+        <w:t xml:space="preserve">For </w:t>
+      </w:r>
+      <w:r>
+        <w:rPr>
+          <w:b/>
+        </w:rPr>
+        <w:t>training</w:t>
+      </w:r>
+      <w:r>
+        <w:rPr>
+          <w:b w:val="0"/>
+        </w:rPr>
+        <w:t xml:space="preserve"> targets [1,3,11], compute </w:t>
+      </w:r>
+      <w:r>
+        <w:rPr>
+          <w:b/>
+        </w:rPr>
+        <w:t>mean</w:t>
+      </w:r>
+      <w:r>
+        <w:rPr>
+          <w:b w:val="0"/>
+        </w:rPr>
+        <w:t xml:space="preserve"> and </w:t>
+      </w:r>
+      <w:r>
+        <w:rPr>
+          <w:b/>
+        </w:rPr>
+        <w:t>median</w:t>
+      </w:r>
+      <w:r>
+        <w:rPr>
+          <w:b w:val="0"/>
+        </w:rPr>
+        <w:t xml:space="preserve"> </w:t>
+      </w:r>
+      <w:r>
+        <w:rPr>
+          <w:b/>
+        </w:rPr>
+        <w:t>constant baseline</w:t>
+      </w:r>
+      <w:r>
+        <w:rPr>
+          <w:b w:val="0"/>
+        </w:rPr>
+        <w:t xml:space="preserve">s. Compare total absolute </w:t>
+      </w:r>
+      <w:r>
+        <w:rPr>
+          <w:b/>
+        </w:rPr>
+        <w:t>training</w:t>
+      </w:r>
+      <w:r>
+        <w:rPr>
+          <w:b w:val="0"/>
+        </w:rPr>
+        <w:t xml:space="preserve"> error for each. Where must final performance be measured?</w:t>
       </w:r>
     </w:p>
     <w:p>
@@ -762,7 +1259,13 @@
       </w:r>
     </w:p>
     <w:p>
-      <w:r>
+      <w:pPr>
+        <w:spacing w:line="336" w:lineRule="auto" w:after="180"/>
+      </w:pPr>
+      <w:r>
+        <w:rPr>
+          <w:b w:val="0"/>
+        </w:rPr>
         <w:t>Record support used: none, hint or teacher explanation.</w:t>
       </w:r>
     </w:p>
@@ -776,7 +1279,54 @@
     </w:p>
     <w:p>
       <w:r>
-        <w:t>Find the mean and median of the worked training targets.</w:t>
+        <w:t>Fit two constants. Apply the supplied Mean, Median, and Baselines facts and keep your reasoning.</w:t>
+      </w:r>
+    </w:p>
+    <w:p>
+      <w:pPr>
+        <w:spacing w:line="336" w:lineRule="auto" w:after="180"/>
+      </w:pPr>
+      <w:r>
+        <w:rPr>
+          <w:b w:val="0"/>
+        </w:rPr>
+        <w:t xml:space="preserve">Find the </w:t>
+      </w:r>
+      <w:r>
+        <w:rPr>
+          <w:b/>
+        </w:rPr>
+        <w:t>mean</w:t>
+      </w:r>
+      <w:r>
+        <w:rPr>
+          <w:b w:val="0"/>
+        </w:rPr>
+        <w:t xml:space="preserve"> and </w:t>
+      </w:r>
+      <w:r>
+        <w:rPr>
+          <w:b/>
+        </w:rPr>
+        <w:t>median</w:t>
+      </w:r>
+      <w:r>
+        <w:rPr>
+          <w:b w:val="0"/>
+        </w:rPr>
+        <w:t xml:space="preserve"> of the worked </w:t>
+      </w:r>
+      <w:r>
+        <w:rPr>
+          <w:b/>
+        </w:rPr>
+        <w:t>training</w:t>
+      </w:r>
+      <w:r>
+        <w:rPr>
+          <w:b w:val="0"/>
+        </w:rPr>
+        <w:t xml:space="preserve"> targets.</w:t>
       </w:r>
     </w:p>
     <w:p>
@@ -827,6 +1377,17 @@
     </w:p>
     <w:p>
       <w:r>
+        <w:t>Score separately. Apply the supplied Mean, Median, and Baselines facts and keep your reasoning.</w:t>
+      </w:r>
+    </w:p>
+    <w:p>
+      <w:pPr>
+        <w:spacing w:line="336" w:lineRule="auto" w:after="180"/>
+      </w:pPr>
+      <w:r>
+        <w:rPr>
+          <w:b w:val="0"/>
+        </w:rPr>
         <w:t>Calculate MAE for both baselines on [4, 8].</w:t>
       </w:r>
     </w:p>
@@ -878,6 +1439,18 @@
     </w:p>
     <w:p>
       <w:r>
+        <w:t>Inspect an extreme value. Apply the supplied Mean, Median, and Baselines facts and keep your reasoning.</w:t>
+      </w:r>
+    </w:p>
+    <w:p>
+      <w:pPr>
+        <w:spacing w:line="336" w:lineRule="auto" w:after="180"/>
+        <w:shd w:fill="F5F1FB"/>
+      </w:pPr>
+      <w:r>
+        <w:rPr>
+          <w:b w:val="0"/>
+        </w:rPr>
         <w:t>Replace 12 by 40. What changes?</w:t>
       </w:r>
     </w:p>
@@ -929,7 +1502,24 @@
     </w:p>
     <w:p>
       <w:r>
-        <w:t>Training [1, 3, 5, 15], evaluation [3, 9]. Fit both constants and calculate MAE.</w:t>
+        <w:t>Attempt before feedback. If this repeats the selected independent case, reuse that first attempt; otherwise keep a separate record. Apply independently. Apply the supplied Mean, Median, and Baselines facts and keep your reasoning.</w:t>
+      </w:r>
+    </w:p>
+    <w:p>
+      <w:pPr>
+        <w:spacing w:line="336" w:lineRule="auto" w:after="180"/>
+      </w:pPr>
+      <w:r>
+        <w:rPr>
+          <w:b/>
+        </w:rPr>
+        <w:t>Training</w:t>
+      </w:r>
+      <w:r>
+        <w:rPr>
+          <w:b w:val="0"/>
+        </w:rPr>
+        <w:t xml:space="preserve"> [1, 3, 5, 15], evaluation [3, 9]. Fit both constants and calculate MAE.</w:t>
       </w:r>
     </w:p>
     <w:p>
@@ -990,7 +1580,31 @@
     </w:p>
     <w:p>
       <w:r>
-        <w:t>Why not predict the evaluation mean as the baseline?</w:t>
+        <w:t>Prevent leakage. Apply the supplied Mean, Median, and Baselines facts and keep your reasoning.</w:t>
+      </w:r>
+    </w:p>
+    <w:p>
+      <w:pPr>
+        <w:spacing w:line="336" w:lineRule="auto" w:after="180"/>
+        <w:shd w:fill="F5F1FB"/>
+      </w:pPr>
+      <w:r>
+        <w:rPr>
+          <w:b w:val="0"/>
+        </w:rPr>
+        <w:t xml:space="preserve">Why not predict the evaluation </w:t>
+      </w:r>
+      <w:r>
+        <w:rPr>
+          <w:b/>
+        </w:rPr>
+        <w:t>mean</w:t>
+      </w:r>
+      <w:r>
+        <w:rPr>
+          <w:b w:val="0"/>
+        </w:rPr>
+        <w:t xml:space="preserve"> as the baseline?</w:t>
       </w:r>
     </w:p>
     <w:p>
@@ -1037,6 +1651,11 @@
       </w:pPr>
       <w:r>
         <w:t>17. Feedback, return check and learning record</w:t>
+      </w:r>
+    </w:p>
+    <w:p>
+      <w:r>
+        <w:t>Record the first repaired step and a different case to revisit after a delay.</w:t>
       </w:r>
     </w:p>
     <w:tbl>
@@ -1176,7 +1795,13 @@
       </w:tr>
     </w:tbl>
     <w:p>
-      <w:r>
+      <w:pPr>
+        <w:spacing w:line="336" w:lineRule="auto" w:after="180"/>
+      </w:pPr>
+      <w:r>
+        <w:rPr>
+          <w:b w:val="0"/>
+        </w:rPr>
         <w:t>Revisit this idea with your teacher after a delay. Familiarity is different from explaining and using it on a changed case.</w:t>
       </w:r>
     </w:p>
@@ -1190,17 +1815,70 @@
     </w:p>
     <w:p>
       <w:r>
+        <w:t>Fit two constant height baselines and compare them on held-out examples. Explain the labelled step before checking the changed condition.</w:t>
+      </w:r>
+    </w:p>
+    <w:p>
+      <w:pPr>
+        <w:spacing w:line="336" w:lineRule="auto" w:after="180"/>
+      </w:pPr>
+      <w:r>
+        <w:rPr>
+          <w:b w:val="0"/>
+        </w:rPr>
         <w:t>Fit two constant height baselines and compare them on held-out examples.</w:t>
       </w:r>
     </w:p>
     <w:p>
-      <w:r>
-        <w:t>Training heights [2, 4, 6, 20] cm. Evaluation heights [4, 10] cm. Fit constants only from training.</w:t>
-      </w:r>
-    </w:p>
-    <w:p>
-      <w:r>
-        <w:t>All inputs and outcomes in this worked example are invented classroom data; no real model run is claimed.</w:t>
+      <w:pPr>
+        <w:spacing w:line="336" w:lineRule="auto" w:after="180"/>
+      </w:pPr>
+      <w:r>
+        <w:rPr>
+          <w:b/>
+        </w:rPr>
+        <w:t>Training</w:t>
+      </w:r>
+      <w:r>
+        <w:rPr>
+          <w:b w:val="0"/>
+        </w:rPr>
+        <w:t xml:space="preserve"> heights [2, 4, 6, 20] cm. Evaluation heights [4, 10] cm. Fit constants only from </w:t>
+      </w:r>
+      <w:r>
+        <w:rPr>
+          <w:b/>
+        </w:rPr>
+        <w:t>training</w:t>
+      </w:r>
+      <w:r>
+        <w:rPr>
+          <w:b w:val="0"/>
+        </w:rPr>
+        <w:t>.</w:t>
+      </w:r>
+    </w:p>
+    <w:p>
+      <w:pPr>
+        <w:spacing w:line="336" w:lineRule="auto" w:after="180"/>
+      </w:pPr>
+      <w:r>
+        <w:rPr>
+          <w:b w:val="0"/>
+        </w:rPr>
+        <w:t xml:space="preserve">All </w:t>
+      </w:r>
+      <w:r>
+        <w:rPr>
+          <w:b/>
+        </w:rPr>
+        <w:t>input</w:t>
+      </w:r>
+      <w:r>
+        <w:rPr>
+          <w:b w:val="0"/>
+        </w:rPr>
+        <w:t>s and outcomes in this worked example are invented classroom data; no real model run is claimed.</w:t>
       </w:r>
     </w:p>
     <w:p>
@@ -1240,8 +1918,26 @@
       </w:r>
     </w:p>
     <w:p>
-      <w:r>
-        <w:t>Does either original baseline win under evaluation MAE? Point to the relevant step in the picture, then write the changed result and the rule or evidence that supports it.</w:t>
+      <w:pPr>
+        <w:spacing w:line="336" w:lineRule="auto" w:after="180"/>
+      </w:pPr>
+      <w:r>
+        <w:rPr>
+          <w:b w:val="0"/>
+        </w:rPr>
+        <w:t xml:space="preserve">Does either original baseline win under evaluation MAE? Point to the relevant step in the picture, then write the changed result and the rule or </w:t>
+      </w:r>
+      <w:r>
+        <w:rPr>
+          <w:b/>
+        </w:rPr>
+        <w:t>evidence</w:t>
+      </w:r>
+      <w:r>
+        <w:rPr>
+          <w:b w:val="0"/>
+        </w:rPr>
+        <w:t xml:space="preserve"> that supports it.</w:t>
       </w:r>
     </w:p>
     <w:p>
@@ -1283,13 +1979,69 @@
       </w:r>
     </w:p>
     <w:p>
-      <w:r>
-        <w:t>Support used: alone / hint / worked example. This record is practice evidence.</w:t>
-      </w:r>
-    </w:p>
-    <w:p>
-      <w:r>
-        <w:t>Project connection: For your Responsible Plant Classifier, save the input, procedure, observed result and limitation of this check. Label this worked example as practice; use a different, previously unreviewed case when checking independent understanding.</w:t>
+      <w:pPr>
+        <w:pStyle w:val="Heading3"/>
+      </w:pPr>
+      <w:r>
+        <w:t>Record the help used</w:t>
+      </w:r>
+    </w:p>
+    <w:p>
+      <w:pPr>
+        <w:spacing w:line="336" w:lineRule="auto" w:after="180"/>
+        <w:shd w:fill="F1F6F8"/>
+      </w:pPr>
+      <w:r>
+        <w:rPr>
+          <w:b w:val="0"/>
+        </w:rPr>
+        <w:t xml:space="preserve">Support used: alone / hint / worked example. This record is practice </w:t>
+      </w:r>
+      <w:r>
+        <w:rPr>
+          <w:b/>
+        </w:rPr>
+        <w:t>evidence</w:t>
+      </w:r>
+      <w:r>
+        <w:rPr>
+          <w:b w:val="0"/>
+        </w:rPr>
+        <w:t>.</w:t>
+      </w:r>
+    </w:p>
+    <w:p>
+      <w:pPr>
+        <w:spacing w:line="336" w:lineRule="auto" w:after="180"/>
+      </w:pPr>
+      <w:r>
+        <w:rPr>
+          <w:b w:val="0"/>
+        </w:rPr>
+        <w:t xml:space="preserve">Project connection: For your Responsible Plant Classifier, save the </w:t>
+      </w:r>
+      <w:r>
+        <w:rPr>
+          <w:b/>
+        </w:rPr>
+        <w:t>input</w:t>
+      </w:r>
+      <w:r>
+        <w:rPr>
+          <w:b w:val="0"/>
+        </w:rPr>
+        <w:t>, procedure, observed result and limitation of this check.</w:t>
+      </w:r>
+    </w:p>
+    <w:p>
+      <w:pPr>
+        <w:spacing w:line="336" w:lineRule="auto" w:after="180"/>
+      </w:pPr>
+      <w:r>
+        <w:rPr>
+          <w:b w:val="0"/>
+        </w:rPr>
+        <w:t>Label this worked example as practice; use a different, previously unreviewed case when checking independent understanding.</w:t>
       </w:r>
     </w:p>
     <w:p>
@@ -1302,17 +2054,63 @@
     </w:p>
     <w:p>
       <w:r>
+        <w:t>Keep this week’s input, deciding step, result and limit together in the Responsible Plant Classifier record.</w:t>
+      </w:r>
+    </w:p>
+    <w:p>
+      <w:pPr>
+        <w:spacing w:line="336" w:lineRule="auto" w:after="180"/>
+      </w:pPr>
+      <w:r>
+        <w:rPr>
+          <w:b w:val="0"/>
+        </w:rPr>
         <w:t>Project: Responsible Plant Classifier</w:t>
       </w:r>
     </w:p>
     <w:p>
-      <w:r>
+      <w:pPr>
+        <w:spacing w:line="336" w:lineRule="auto" w:after="180"/>
+      </w:pPr>
+      <w:r>
+        <w:rPr>
+          <w:b w:val="0"/>
+        </w:rPr>
         <w:t>Current milestone: Evaluate and revise. Compare with your starting method, explain errors and record a justified revision.</w:t>
       </w:r>
     </w:p>
     <w:p>
-      <w:r>
-        <w:t>For your Responsible Plant Classifier, save the input, procedure, observed result and limitation of this check. Label this worked example as practice; use a different, previously unreviewed case when checking independent understanding.</w:t>
+      <w:pPr>
+        <w:spacing w:line="336" w:lineRule="auto" w:after="180"/>
+      </w:pPr>
+      <w:r>
+        <w:rPr>
+          <w:b w:val="0"/>
+        </w:rPr>
+        <w:t xml:space="preserve">For your Responsible Plant Classifier, save the </w:t>
+      </w:r>
+      <w:r>
+        <w:rPr>
+          <w:b/>
+        </w:rPr>
+        <w:t>input</w:t>
+      </w:r>
+      <w:r>
+        <w:rPr>
+          <w:b w:val="0"/>
+        </w:rPr>
+        <w:t>, procedure, observed result and limitation of this check.</w:t>
+      </w:r>
+    </w:p>
+    <w:p>
+      <w:pPr>
+        <w:spacing w:line="336" w:lineRule="auto" w:after="180"/>
+      </w:pPr>
+      <w:r>
+        <w:rPr>
+          <w:b w:val="0"/>
+        </w:rPr>
+        <w:t>Label this worked example as practice; use a different, previously unreviewed case when checking independent understanding.</w:t>
       </w:r>
     </w:p>
     <w:tbl>
@@ -1474,11 +2272,28 @@
     </w:p>
     <w:p>
       <w:r>
+        <w:t>Try the supported questions before comparing with hints and feedback. Record what you repaired and the evidence you retained.</w:t>
+      </w:r>
+    </w:p>
+    <w:p>
+      <w:pPr>
+        <w:spacing w:line="336" w:lineRule="auto" w:after="180"/>
+      </w:pPr>
+      <w:r>
+        <w:rPr>
+          <w:b w:val="0"/>
+        </w:rPr>
         <w:t>Use this supported practice once, in the browser or on paper. Keep the reserved independent assessment for a separate first attempt before teacher feedback.</w:t>
       </w:r>
     </w:p>
     <w:p>
-      <w:r>
+      <w:pPr>
+        <w:spacing w:line="336" w:lineRule="auto" w:after="180"/>
+      </w:pPr>
+      <w:r>
+        <w:rPr>
+          <w:b w:val="0"/>
+        </w:rPr>
         <w:t>Fit two constant height baselines and compare them on held-out examples.</w:t>
       </w:r>
     </w:p>
@@ -1491,22 +2306,85 @@
       </w:r>
     </w:p>
     <w:p>
-      <w:r>
-        <w:t>Which labelled step matches this detail? Mean MAE=(4+2)/2=3 cm; median MAE=(1+5)/2=3 cm.</w:t>
-      </w:r>
-    </w:p>
-    <w:p>
-      <w:r>
-        <w:t>1. Fit mean</w:t>
-      </w:r>
-    </w:p>
-    <w:p>
-      <w:r>
-        <w:t>2. Fit median</w:t>
-      </w:r>
-    </w:p>
-    <w:p>
-      <w:r>
+      <w:pPr>
+        <w:spacing w:line="336" w:lineRule="auto" w:after="180"/>
+      </w:pPr>
+      <w:r>
+        <w:rPr>
+          <w:b w:val="0"/>
+        </w:rPr>
+        <w:t xml:space="preserve">Which labelled step matches this detail? </w:t>
+      </w:r>
+      <w:r>
+        <w:rPr>
+          <w:b/>
+        </w:rPr>
+        <w:t>Mean</w:t>
+      </w:r>
+      <w:r>
+        <w:rPr>
+          <w:b w:val="0"/>
+        </w:rPr>
+        <w:t xml:space="preserve"> MAE=(4+2)/2=3 cm; </w:t>
+      </w:r>
+      <w:r>
+        <w:rPr>
+          <w:b/>
+        </w:rPr>
+        <w:t>median</w:t>
+      </w:r>
+      <w:r>
+        <w:rPr>
+          <w:b w:val="0"/>
+        </w:rPr>
+        <w:t xml:space="preserve"> MAE=(1+5)/2=3 cm.</w:t>
+      </w:r>
+    </w:p>
+    <w:p>
+      <w:pPr>
+        <w:spacing w:line="336" w:lineRule="auto" w:after="180"/>
+        <w:shd w:fill="F4F9FC"/>
+      </w:pPr>
+      <w:r>
+        <w:rPr>
+          <w:b w:val="0"/>
+        </w:rPr>
+        <w:t xml:space="preserve">1. Fit </w:t>
+      </w:r>
+      <w:r>
+        <w:rPr>
+          <w:b/>
+        </w:rPr>
+        <w:t>mean</w:t>
+      </w:r>
+    </w:p>
+    <w:p>
+      <w:pPr>
+        <w:spacing w:line="336" w:lineRule="auto" w:after="180"/>
+        <w:shd w:fill="F4F9FC"/>
+      </w:pPr>
+      <w:r>
+        <w:rPr>
+          <w:b w:val="0"/>
+        </w:rPr>
+        <w:t xml:space="preserve">2. Fit </w:t>
+      </w:r>
+      <w:r>
+        <w:rPr>
+          <w:b/>
+        </w:rPr>
+        <w:t>median</w:t>
+      </w:r>
+    </w:p>
+    <w:p>
+      <w:pPr>
+        <w:spacing w:line="336" w:lineRule="auto" w:after="180"/>
+        <w:shd w:fill="F4F9FC"/>
+      </w:pPr>
+      <w:r>
+        <w:rPr>
+          <w:b w:val="0"/>
+        </w:rPr>
         <w:t>3. Evaluate constants</w:t>
       </w:r>
     </w:p>
@@ -1544,41 +2422,215 @@
       </w:r>
     </w:p>
     <w:p>
-      <w:r>
+      <w:pPr>
+        <w:pStyle w:val="Heading3"/>
+      </w:pPr>
+      <w:r>
+        <w:t>Hint · try first</w:t>
+      </w:r>
+    </w:p>
+    <w:p>
+      <w:pPr>
+        <w:spacing w:line="336" w:lineRule="auto" w:after="180"/>
+        <w:shd w:fill="F1F6F8"/>
+      </w:pPr>
+      <w:r>
+        <w:rPr>
+          <w:b w:val="0"/>
+        </w:rPr>
         <w:t>Hint if needed: Read the steps in the pictorial case. Match the supplied detail to the stage that performs or records it.</w:t>
       </w:r>
     </w:p>
     <w:p>
-      <w:r>
-        <w:t>After your attempt, compare with the supported explanation: Evaluate constants Mean MAE=(4+2)/2=3 cm; median MAE=(1+5)/2=3 cm. Read the picture in order. Mean MAE=(4+2)/2=3 cm; median MAE=(1+5)/2=3 cm. The arrows show which recorded input or intermediate result each decision uses. Explain the deciding step aloud before checking the changed case; pointing to the final answer alone does not show how it follows.</w:t>
-      </w:r>
-    </w:p>
-    <w:p>
       <w:pPr>
         <w:pStyle w:val="Heading3"/>
       </w:pPr>
       <w:r>
+        <w:t>Feedback · compare after trying</w:t>
+      </w:r>
+    </w:p>
+    <w:p>
+      <w:pPr>
+        <w:spacing w:line="336" w:lineRule="auto" w:after="180"/>
+        <w:shd w:fill="F1F6FC"/>
+      </w:pPr>
+      <w:r>
+        <w:rPr>
+          <w:b w:val="0"/>
+        </w:rPr>
+        <w:t xml:space="preserve">After your attempt, compare with the supported explanation: Evaluate constants </w:t>
+      </w:r>
+      <w:r>
+        <w:rPr>
+          <w:b/>
+        </w:rPr>
+        <w:t>Mean</w:t>
+      </w:r>
+      <w:r>
+        <w:rPr>
+          <w:b w:val="0"/>
+        </w:rPr>
+        <w:t xml:space="preserve"> MAE=(4+2)/2=3 cm; </w:t>
+      </w:r>
+      <w:r>
+        <w:rPr>
+          <w:b/>
+        </w:rPr>
+        <w:t>median</w:t>
+      </w:r>
+      <w:r>
+        <w:rPr>
+          <w:b w:val="0"/>
+        </w:rPr>
+        <w:t xml:space="preserve"> MAE=(1+5)/2=3 cm. Read the picture in order. </w:t>
+      </w:r>
+      <w:r>
+        <w:rPr>
+          <w:b/>
+        </w:rPr>
+        <w:t>Mean</w:t>
+      </w:r>
+      <w:r>
+        <w:rPr>
+          <w:b w:val="0"/>
+        </w:rPr>
+        <w:t xml:space="preserve"> MAE=(4+2)/2=3 cm; </w:t>
+      </w:r>
+      <w:r>
+        <w:rPr>
+          <w:b/>
+        </w:rPr>
+        <w:t>median</w:t>
+      </w:r>
+      <w:r>
+        <w:rPr>
+          <w:b w:val="0"/>
+        </w:rPr>
+        <w:t xml:space="preserve"> MAE=(1+5)/2=3 cm.</w:t>
+      </w:r>
+    </w:p>
+    <w:p>
+      <w:pPr>
+        <w:spacing w:line="336" w:lineRule="auto" w:after="180"/>
+        <w:shd w:fill="F1F6FC"/>
+      </w:pPr>
+      <w:r>
+        <w:rPr>
+          <w:b w:val="0"/>
+        </w:rPr>
+        <w:t xml:space="preserve">The arrows show which recorded </w:t>
+      </w:r>
+      <w:r>
+        <w:rPr>
+          <w:b/>
+        </w:rPr>
+        <w:t>input</w:t>
+      </w:r>
+      <w:r>
+        <w:rPr>
+          <w:b w:val="0"/>
+        </w:rPr>
+        <w:t xml:space="preserve"> or intermediate result each decision uses. Explain the deciding step aloud before checking the changed case; pointing to the final answer alone does not show how it follows.</w:t>
+      </w:r>
+    </w:p>
+    <w:p>
+      <w:pPr>
+        <w:pStyle w:val="Heading3"/>
+      </w:pPr>
+      <w:r>
         <w:t>Practice 2: explain the deciding evidence</w:t>
       </w:r>
     </w:p>
     <w:p>
-      <w:r>
-        <w:t>Changed-case practice: Replace training 20 with 8 while keeping evaluation unchanged. Which conclusion is supported by the supplied facts?</w:t>
-      </w:r>
-    </w:p>
-    <w:p>
-      <w:r>
+      <w:pPr>
+        <w:pStyle w:val="Heading3"/>
+      </w:pPr>
+      <w:r>
+        <w:t>Changed case · predict first</w:t>
+      </w:r>
+    </w:p>
+    <w:p>
+      <w:pPr>
+        <w:spacing w:line="336" w:lineRule="auto" w:after="180"/>
+        <w:shd w:fill="F5F1FB"/>
+      </w:pPr>
+      <w:r>
+        <w:rPr>
+          <w:b w:val="0"/>
+        </w:rPr>
+        <w:t xml:space="preserve">Changed-case practice: Replace </w:t>
+      </w:r>
+      <w:r>
+        <w:rPr>
+          <w:b/>
+        </w:rPr>
+        <w:t>training</w:t>
+      </w:r>
+      <w:r>
+        <w:rPr>
+          <w:b w:val="0"/>
+        </w:rPr>
+        <w:t xml:space="preserve"> 20 with 8 while keeping evaluation unchanged. Which conclusion is supported by the supplied facts?</w:t>
+      </w:r>
+    </w:p>
+    <w:p>
+      <w:pPr>
+        <w:spacing w:line="336" w:lineRule="auto" w:after="180"/>
+        <w:shd w:fill="F4F9FC"/>
+      </w:pPr>
+      <w:r>
+        <w:rPr>
+          <w:b w:val="0"/>
+        </w:rPr>
         <w:t>1. Both fitted constants become5 cm and both evaluation MAEs remain3 cm.</w:t>
       </w:r>
     </w:p>
     <w:p>
-      <w:r>
-        <w:t>2. This one example guarantees correct results for every future input.</w:t>
-      </w:r>
-    </w:p>
-    <w:p>
-      <w:r>
-        <w:t>3. We can decide the result without examining the changed input or the procedure.</w:t>
+      <w:pPr>
+        <w:spacing w:line="336" w:lineRule="auto" w:after="180"/>
+        <w:shd w:fill="F4F9FC"/>
+      </w:pPr>
+      <w:r>
+        <w:rPr>
+          <w:b w:val="0"/>
+        </w:rPr>
+        <w:t xml:space="preserve">2. This one example guarantees correct results for every future </w:t>
+      </w:r>
+      <w:r>
+        <w:rPr>
+          <w:b/>
+        </w:rPr>
+        <w:t>input</w:t>
+      </w:r>
+      <w:r>
+        <w:rPr>
+          <w:b w:val="0"/>
+        </w:rPr>
+        <w:t>.</w:t>
+      </w:r>
+    </w:p>
+    <w:p>
+      <w:pPr>
+        <w:spacing w:line="336" w:lineRule="auto" w:after="180"/>
+        <w:shd w:fill="F4F9FC"/>
+      </w:pPr>
+      <w:r>
+        <w:rPr>
+          <w:b w:val="0"/>
+        </w:rPr>
+        <w:t xml:space="preserve">3. We can decide the result without examining the changed </w:t>
+      </w:r>
+      <w:r>
+        <w:rPr>
+          <w:b/>
+        </w:rPr>
+        <w:t>input</w:t>
+      </w:r>
+      <w:r>
+        <w:rPr>
+          <w:b w:val="0"/>
+        </w:rPr>
+        <w:t xml:space="preserve"> or the procedure.</w:t>
       </w:r>
     </w:p>
     <w:p>
@@ -1615,36 +2667,237 @@
       </w:r>
     </w:p>
     <w:p>
-      <w:r>
+      <w:pPr>
+        <w:pStyle w:val="Heading3"/>
+      </w:pPr>
+      <w:r>
+        <w:t>Hint · try first</w:t>
+      </w:r>
+    </w:p>
+    <w:p>
+      <w:pPr>
+        <w:spacing w:line="336" w:lineRule="auto" w:after="180"/>
+        <w:shd w:fill="F1F6F8"/>
+      </w:pPr>
+      <w:r>
+        <w:rPr>
+          <w:b w:val="0"/>
+        </w:rPr>
         <w:t>Hint if needed: Use the changed condition and the deciding step in the pictorial trace. The answer must say what follows from those facts.</w:t>
       </w:r>
     </w:p>
     <w:p>
-      <w:r>
-        <w:t>After your attempt, compare with the supported explanation: Both fitted constants become5 cm and both evaluation MAEs remain3 cm. Mean is now20/4=5; median stays5. The earlier training outlier affected the mean.</w:t>
-      </w:r>
-    </w:p>
-    <w:p>
       <w:pPr>
         <w:pStyle w:val="Heading3"/>
       </w:pPr>
       <w:r>
+        <w:t>Feedback · compare after trying</w:t>
+      </w:r>
+    </w:p>
+    <w:p>
+      <w:pPr>
+        <w:spacing w:line="336" w:lineRule="auto" w:after="180"/>
+        <w:shd w:fill="F1F6FC"/>
+      </w:pPr>
+      <w:r>
+        <w:rPr>
+          <w:b w:val="0"/>
+        </w:rPr>
+        <w:t xml:space="preserve">After your attempt, compare with the supported explanation: Both fitted constants become5 cm and both evaluation MAEs remain3 cm. </w:t>
+      </w:r>
+      <w:r>
+        <w:rPr>
+          <w:b/>
+        </w:rPr>
+        <w:t>Mean</w:t>
+      </w:r>
+      <w:r>
+        <w:rPr>
+          <w:b w:val="0"/>
+        </w:rPr>
+        <w:t xml:space="preserve"> is now20/4=5; </w:t>
+      </w:r>
+      <w:r>
+        <w:rPr>
+          <w:b/>
+        </w:rPr>
+        <w:t>median</w:t>
+      </w:r>
+      <w:r>
+        <w:rPr>
+          <w:b w:val="0"/>
+        </w:rPr>
+        <w:t xml:space="preserve"> stays5. The earlier </w:t>
+      </w:r>
+      <w:r>
+        <w:rPr>
+          <w:b/>
+        </w:rPr>
+        <w:t>training</w:t>
+      </w:r>
+      <w:r>
+        <w:rPr>
+          <w:b w:val="0"/>
+        </w:rPr>
+        <w:t xml:space="preserve"> </w:t>
+      </w:r>
+      <w:r>
+        <w:rPr>
+          <w:b/>
+        </w:rPr>
+        <w:t>outlier</w:t>
+      </w:r>
+      <w:r>
+        <w:rPr>
+          <w:b w:val="0"/>
+        </w:rPr>
+        <w:t xml:space="preserve"> affected the </w:t>
+      </w:r>
+      <w:r>
+        <w:rPr>
+          <w:b/>
+        </w:rPr>
+        <w:t>mean</w:t>
+      </w:r>
+      <w:r>
+        <w:rPr>
+          <w:b w:val="0"/>
+        </w:rPr>
+        <w:t>.</w:t>
+      </w:r>
+    </w:p>
+    <w:p>
+      <w:pPr>
+        <w:pStyle w:val="Heading3"/>
+      </w:pPr>
+      <w:r>
         <w:t>Repair a missing building block</w:t>
       </w:r>
     </w:p>
     <w:p>
-      <w:r>
-        <w:t>Review Regression and Residuals (ai-4/19). Goal: Distinguish numeric prediction from classification. Short practice: Which statistic reveals the size of errors without cancellation? Point to the relevant step in the picture, then write the changed result and the rule or evidence that supports it.. Return to this week and explain what you changed.</w:t>
-      </w:r>
-    </w:p>
-    <w:p>
-      <w:r>
-        <w:t>Review Precision and Recall (ai-4/17). Goal: Choose the denominator that answers the question. Short practice: Were the original precision and recall denominators the same? Point to the relevant step in the picture, then write the changed result and the rule or evidence that supports it.. Return to this week and explain what you changed.</w:t>
-      </w:r>
-    </w:p>
-    <w:p>
-      <w:r>
-        <w:t>Review Scores and Calibration Intuition (ai-4/14). Goal: Interpret calibration using groups of forecasts. Short practice: Does a calibrated 0.8 score mean every such leaf is spotted? Point to the relevant step in the picture, then write the changed result and the rule or evidence that supports it.. Return to this week and explain what you changed.</w:t>
+      <w:pPr>
+        <w:spacing w:line="336" w:lineRule="auto" w:after="180"/>
+      </w:pPr>
+      <w:r>
+        <w:rPr>
+          <w:b w:val="0"/>
+        </w:rPr>
+        <w:t xml:space="preserve">Review Regression and Residuals (ai-4/19). Goal: Distinguish numeric </w:t>
+      </w:r>
+      <w:r>
+        <w:rPr>
+          <w:b/>
+        </w:rPr>
+        <w:t>prediction</w:t>
+      </w:r>
+      <w:r>
+        <w:rPr>
+          <w:b w:val="0"/>
+        </w:rPr>
+        <w:t xml:space="preserve"> from classification. Short practice: Which statistic reveals the size of errors without cancellation?</w:t>
+      </w:r>
+    </w:p>
+    <w:p>
+      <w:pPr>
+        <w:spacing w:line="336" w:lineRule="auto" w:after="180"/>
+      </w:pPr>
+      <w:r>
+        <w:rPr>
+          <w:b w:val="0"/>
+        </w:rPr>
+        <w:t xml:space="preserve">Point to the relevant step in the picture, then write the changed result and the rule or </w:t>
+      </w:r>
+      <w:r>
+        <w:rPr>
+          <w:b/>
+        </w:rPr>
+        <w:t>evidence</w:t>
+      </w:r>
+      <w:r>
+        <w:rPr>
+          <w:b w:val="0"/>
+        </w:rPr>
+        <w:t xml:space="preserve"> that supports it.. Return to this week and explain what you changed.</w:t>
+      </w:r>
+    </w:p>
+    <w:p>
+      <w:pPr>
+        <w:spacing w:line="336" w:lineRule="auto" w:after="180"/>
+      </w:pPr>
+      <w:r>
+        <w:rPr>
+          <w:b w:val="0"/>
+        </w:rPr>
+        <w:t>Review Precision and Recall (ai-4/17). Goal: Choose the denominator that answers the question. Short practice: Were the original precision and recall denominators the same?</w:t>
+      </w:r>
+    </w:p>
+    <w:p>
+      <w:pPr>
+        <w:spacing w:line="336" w:lineRule="auto" w:after="180"/>
+      </w:pPr>
+      <w:r>
+        <w:rPr>
+          <w:b w:val="0"/>
+        </w:rPr>
+        <w:t xml:space="preserve">Point to the relevant step in the picture, then write the changed result and the rule or </w:t>
+      </w:r>
+      <w:r>
+        <w:rPr>
+          <w:b/>
+        </w:rPr>
+        <w:t>evidence</w:t>
+      </w:r>
+      <w:r>
+        <w:rPr>
+          <w:b w:val="0"/>
+        </w:rPr>
+        <w:t xml:space="preserve"> that supports it.. Return to this week and explain what you changed.</w:t>
+      </w:r>
+    </w:p>
+    <w:p>
+      <w:pPr>
+        <w:spacing w:line="336" w:lineRule="auto" w:after="180"/>
+      </w:pPr>
+      <w:r>
+        <w:rPr>
+          <w:b w:val="0"/>
+        </w:rPr>
+        <w:t xml:space="preserve">Review Scores and Calibration Intuition (ai-4/14). Goal: Interpret calibration using groups of forecasts. Short practice: Does a calibrated 0.8 score </w:t>
+      </w:r>
+      <w:r>
+        <w:rPr>
+          <w:b/>
+        </w:rPr>
+        <w:t>mean</w:t>
+      </w:r>
+      <w:r>
+        <w:rPr>
+          <w:b w:val="0"/>
+        </w:rPr>
+        <w:t xml:space="preserve"> every such leaf is spotted?</w:t>
+      </w:r>
+    </w:p>
+    <w:p>
+      <w:pPr>
+        <w:spacing w:line="336" w:lineRule="auto" w:after="180"/>
+      </w:pPr>
+      <w:r>
+        <w:rPr>
+          <w:b w:val="0"/>
+        </w:rPr>
+        <w:t xml:space="preserve">Point to the relevant step in the picture, then write the changed result and the rule or </w:t>
+      </w:r>
+      <w:r>
+        <w:rPr>
+          <w:b/>
+        </w:rPr>
+        <w:t>evidence</w:t>
+      </w:r>
+      <w:r>
+        <w:rPr>
+          <w:b w:val="0"/>
+        </w:rPr>
+        <w:t xml:space="preserve"> that supports it.. Return to this week and explain what you changed.</w:t>
       </w:r>
     </w:p>
     <w:p>
@@ -1656,8 +2909,61 @@
       </w:r>
     </w:p>
     <w:p>
-      <w:r>
-        <w:t>The browser lab lets you edit the supported Python examples already included in this lesson. Predict first, run, inspect the actual output or error, change one input, then run again. Keep code, predictions, actual results and a reasoned revision together. On paper, label your result as a trace rather than an execution.</w:t>
+      <w:pPr>
+        <w:spacing w:line="336" w:lineRule="auto" w:after="180"/>
+      </w:pPr>
+      <w:r>
+        <w:rPr>
+          <w:b w:val="0"/>
+        </w:rPr>
+        <w:t xml:space="preserve">The browser lab lets you edit the supported Python examples already included in this lesson. Predict first, run, inspect the actual </w:t>
+      </w:r>
+      <w:r>
+        <w:rPr>
+          <w:b/>
+        </w:rPr>
+        <w:t>output</w:t>
+      </w:r>
+      <w:r>
+        <w:rPr>
+          <w:b w:val="0"/>
+        </w:rPr>
+        <w:t xml:space="preserve"> or error, change one </w:t>
+      </w:r>
+      <w:r>
+        <w:rPr>
+          <w:b/>
+        </w:rPr>
+        <w:t>input</w:t>
+      </w:r>
+      <w:r>
+        <w:rPr>
+          <w:b w:val="0"/>
+        </w:rPr>
+        <w:t>, then run again.</w:t>
+      </w:r>
+    </w:p>
+    <w:p>
+      <w:pPr>
+        <w:spacing w:line="336" w:lineRule="auto" w:after="180"/>
+      </w:pPr>
+      <w:r>
+        <w:rPr>
+          <w:b w:val="0"/>
+        </w:rPr>
+        <w:t xml:space="preserve">Keep code, </w:t>
+      </w:r>
+      <w:r>
+        <w:rPr>
+          <w:b/>
+        </w:rPr>
+        <w:t>prediction</w:t>
+      </w:r>
+      <w:r>
+        <w:rPr>
+          <w:b w:val="0"/>
+        </w:rPr>
+        <w:t>s, actual results and a reasoned revision together. On paper, label your result as a trace rather than an execution.</w:t>
       </w:r>
     </w:p>
     <w:p>
@@ -1669,8 +2975,37 @@
       </w:r>
     </w:p>
     <w:p>
-      <w:r>
-        <w:t>Use Download completed work in the hosted lesson to export your answers, reflections, practice feedback and code-run evidence. Open the HTML copy to read or print it. Drafts stay in this browser when storage is available; clear drafts on a shared device.</w:t>
+      <w:pPr>
+        <w:spacing w:line="336" w:lineRule="auto" w:after="180"/>
+      </w:pPr>
+      <w:r>
+        <w:rPr>
+          <w:b w:val="0"/>
+        </w:rPr>
+        <w:t xml:space="preserve">Use Download completed work in the hosted lesson to export your answers, reflections, practice feedback and code-run </w:t>
+      </w:r>
+      <w:r>
+        <w:rPr>
+          <w:b/>
+        </w:rPr>
+        <w:t>evidence</w:t>
+      </w:r>
+      <w:r>
+        <w:rPr>
+          <w:b w:val="0"/>
+        </w:rPr>
+        <w:t>. Open the HTML copy to read or print it.</w:t>
+      </w:r>
+    </w:p>
+    <w:p>
+      <w:pPr>
+        <w:spacing w:line="336" w:lineRule="auto" w:after="180"/>
+      </w:pPr>
+      <w:r>
+        <w:rPr>
+          <w:b w:val="0"/>
+        </w:rPr>
+        <w:t>Drafts stay in this browser when storage is available; clear drafts on a shared device.</w:t>
       </w:r>
     </w:p>
     <w:p>
@@ -1684,6 +3019,1051 @@
     <w:p>
       <w:r>
         <w:t>________________________________________________________________</w:t>
+      </w:r>
+    </w:p>
+    <w:p>
+      <w:r>
+        <w:t>________________________________________________________________</w:t>
+      </w:r>
+    </w:p>
+    <w:p>
+      <w:r>
+        <w:t>________________________________________________________________</w:t>
+      </w:r>
+    </w:p>
+    <w:p>
+      <w:r>
+        <w:t>________________________________________________________________</w:t>
+      </w:r>
+    </w:p>
+    <w:p>
+      <w:r>
+        <w:t>________________________________________________________________</w:t>
+      </w:r>
+    </w:p>
+    <w:p>
+      <w:pPr>
+        <w:pStyle w:val="Heading1"/>
+      </w:pPr>
+      <w:r>
+        <w:t>21. Visual concept journey</w:t>
+      </w:r>
+    </w:p>
+    <w:p>
+      <w:r>
+        <w:t>Explain each Mean, Median, and Baselines picture from its labels, then record a relevant limit.</w:t>
+      </w:r>
+    </w:p>
+    <w:p>
+      <w:pPr>
+        <w:pStyle w:val="Heading3"/>
+      </w:pPr>
+      <w:r>
+        <w:t>01. Mean, Median, and Baselines: the case</w:t>
+      </w:r>
+    </w:p>
+    <w:p>
+      <w:r>
+        <w:drawing>
+          <wp:inline xmlns:a="http://schemas.openxmlformats.org/drawingml/2006/main" xmlns:pic="http://schemas.openxmlformats.org/drawingml/2006/picture">
+            <wp:extent cx="5486400" cy="3142488"/>
+            <wp:docPr id="2" name="Picture 2" descr="Fit two constant height baselines and compare them on held-out examples. Supplied facts: Training heights [2, 4, 6, 20] cm. Evaluation heights [4, 10] cm. Fit constants only from training. All inputs and outcomes in this worked example are invented classroom data; no real model run is claimed."/>
+            <wp:cNvGraphicFramePr>
+              <a:graphicFrameLocks noChangeAspect="1"/>
+            </wp:cNvGraphicFramePr>
+            <a:graphic>
+              <a:graphicData uri="http://schemas.openxmlformats.org/drawingml/2006/picture">
+                <pic:pic>
+                  <pic:nvPicPr>
+                    <pic:cNvPr id="0" name="academy-story-ai-4-20-01.png"/>
+                    <pic:cNvPicPr/>
+                  </pic:nvPicPr>
+                  <pic:blipFill>
+                    <a:blip r:embed="rId10"/>
+                    <a:stretch>
+                      <a:fillRect/>
+                    </a:stretch>
+                  </pic:blipFill>
+                  <pic:spPr>
+                    <a:xfrm>
+                      <a:off x="0" y="0"/>
+                      <a:ext cx="5486400" cy="3142488"/>
+                    </a:xfrm>
+                    <a:prstGeom prst="rect"/>
+                  </pic:spPr>
+                </pic:pic>
+              </a:graphicData>
+            </a:graphic>
+          </wp:inline>
+        </w:drawing>
+      </w:r>
+    </w:p>
+    <w:p>
+      <w:pPr>
+        <w:spacing w:line="336" w:lineRule="auto" w:after="180"/>
+      </w:pPr>
+      <w:r>
+        <w:rPr>
+          <w:b w:val="0"/>
+        </w:rPr>
+        <w:t xml:space="preserve">Fit two constant height baselines and compare them on held-out examples. Supplied facts: </w:t>
+      </w:r>
+      <w:r>
+        <w:rPr>
+          <w:b/>
+        </w:rPr>
+        <w:t>Training</w:t>
+      </w:r>
+      <w:r>
+        <w:rPr>
+          <w:b w:val="0"/>
+        </w:rPr>
+        <w:t xml:space="preserve"> heights [2, 4, 6, 20] cm. Evaluation heights [4, 10] cm. Fit constants only from </w:t>
+      </w:r>
+      <w:r>
+        <w:rPr>
+          <w:b/>
+        </w:rPr>
+        <w:t>training</w:t>
+      </w:r>
+      <w:r>
+        <w:rPr>
+          <w:b w:val="0"/>
+        </w:rPr>
+        <w:t>.</w:t>
+      </w:r>
+    </w:p>
+    <w:p>
+      <w:pPr>
+        <w:spacing w:line="336" w:lineRule="auto" w:after="180"/>
+      </w:pPr>
+      <w:r>
+        <w:rPr>
+          <w:b w:val="0"/>
+        </w:rPr>
+        <w:t xml:space="preserve">All </w:t>
+      </w:r>
+      <w:r>
+        <w:rPr>
+          <w:b/>
+        </w:rPr>
+        <w:t>input</w:t>
+      </w:r>
+      <w:r>
+        <w:rPr>
+          <w:b w:val="0"/>
+        </w:rPr>
+        <w:t>s and outcomes in this worked example are invented classroom data; no real model run is claimed.</w:t>
+      </w:r>
+    </w:p>
+    <w:p>
+      <w:pPr>
+        <w:spacing w:line="336" w:lineRule="auto" w:after="180"/>
+        <w:shd w:fill="F5F1FB"/>
+      </w:pPr>
+      <w:r>
+        <w:rPr>
+          <w:b w:val="0"/>
+        </w:rPr>
+        <w:t>Point to the given fact that matters most. Explain why it matters.</w:t>
+      </w:r>
+    </w:p>
+    <w:p>
+      <w:pPr>
+        <w:pStyle w:val="Heading3"/>
+      </w:pPr>
+      <w:r>
+        <w:t>My picture explanation, deciding evidence and one limit</w:t>
+      </w:r>
+    </w:p>
+    <w:p>
+      <w:r>
+        <w:t>________________________________________________________________</w:t>
+      </w:r>
+    </w:p>
+    <w:p>
+      <w:r>
+        <w:t>________________________________________________________________</w:t>
+      </w:r>
+    </w:p>
+    <w:p>
+      <w:r>
+        <w:t>________________________________________________________________</w:t>
+      </w:r>
+    </w:p>
+    <w:p>
+      <w:r>
+        <w:t>________________________________________________________________</w:t>
+      </w:r>
+    </w:p>
+    <w:p>
+      <w:pPr>
+        <w:pStyle w:val="Heading3"/>
+      </w:pPr>
+      <w:r>
+        <w:t>02. Follow the deciding steps</w:t>
+      </w:r>
+    </w:p>
+    <w:p>
+      <w:r>
+        <w:drawing>
+          <wp:inline xmlns:a="http://schemas.openxmlformats.org/drawingml/2006/main" xmlns:pic="http://schemas.openxmlformats.org/drawingml/2006/picture">
+            <wp:extent cx="5486400" cy="3182112"/>
+            <wp:docPr id="3" name="Picture 3" descr="Fit mean: Training mean=(2+4+6+20)/4=8 cm. → Fit median: Training median=(4+6)/2=5 cm. → Evaluate constants: Mean MAE=(4+2)/2=3 cm; median MAE=(1+5)/2=3 cm."/>
+            <wp:cNvGraphicFramePr>
+              <a:graphicFrameLocks noChangeAspect="1"/>
+            </wp:cNvGraphicFramePr>
+            <a:graphic>
+              <a:graphicData uri="http://schemas.openxmlformats.org/drawingml/2006/picture">
+                <pic:pic>
+                  <pic:nvPicPr>
+                    <pic:cNvPr id="0" name="academy-story-ai-4-20-02.png"/>
+                    <pic:cNvPicPr/>
+                  </pic:nvPicPr>
+                  <pic:blipFill>
+                    <a:blip r:embed="rId11"/>
+                    <a:stretch>
+                      <a:fillRect/>
+                    </a:stretch>
+                  </pic:blipFill>
+                  <pic:spPr>
+                    <a:xfrm>
+                      <a:off x="0" y="0"/>
+                      <a:ext cx="5486400" cy="3182112"/>
+                    </a:xfrm>
+                    <a:prstGeom prst="rect"/>
+                  </pic:spPr>
+                </pic:pic>
+              </a:graphicData>
+            </a:graphic>
+          </wp:inline>
+        </w:drawing>
+      </w:r>
+    </w:p>
+    <w:p>
+      <w:pPr>
+        <w:spacing w:line="336" w:lineRule="auto" w:after="180"/>
+      </w:pPr>
+      <w:r>
+        <w:rPr>
+          <w:b w:val="0"/>
+        </w:rPr>
+        <w:t xml:space="preserve">Fit </w:t>
+      </w:r>
+      <w:r>
+        <w:rPr>
+          <w:b/>
+        </w:rPr>
+        <w:t>mean</w:t>
+      </w:r>
+      <w:r>
+        <w:rPr>
+          <w:b w:val="0"/>
+        </w:rPr>
+        <w:t xml:space="preserve">: </w:t>
+      </w:r>
+      <w:r>
+        <w:rPr>
+          <w:b/>
+        </w:rPr>
+        <w:t>Training mean</w:t>
+      </w:r>
+      <w:r>
+        <w:rPr>
+          <w:b w:val="0"/>
+        </w:rPr>
+        <w:t xml:space="preserve">=(2+4+6+20)/4=8 cm. → Fit </w:t>
+      </w:r>
+      <w:r>
+        <w:rPr>
+          <w:b/>
+        </w:rPr>
+        <w:t>median</w:t>
+      </w:r>
+      <w:r>
+        <w:rPr>
+          <w:b w:val="0"/>
+        </w:rPr>
+        <w:t xml:space="preserve">: </w:t>
+      </w:r>
+      <w:r>
+        <w:rPr>
+          <w:b/>
+        </w:rPr>
+        <w:t>Training median</w:t>
+      </w:r>
+      <w:r>
+        <w:rPr>
+          <w:b w:val="0"/>
+        </w:rPr>
+        <w:t xml:space="preserve">=(4+6)/2=5 cm. → Evaluate constants: </w:t>
+      </w:r>
+      <w:r>
+        <w:rPr>
+          <w:b/>
+        </w:rPr>
+        <w:t>Mean</w:t>
+      </w:r>
+      <w:r>
+        <w:rPr>
+          <w:b w:val="0"/>
+        </w:rPr>
+        <w:t xml:space="preserve"> MAE=(4+2)/2=3 cm; </w:t>
+      </w:r>
+      <w:r>
+        <w:rPr>
+          <w:b/>
+        </w:rPr>
+        <w:t>median</w:t>
+      </w:r>
+      <w:r>
+        <w:rPr>
+          <w:b w:val="0"/>
+        </w:rPr>
+        <w:t xml:space="preserve"> MAE=(1+5)/2=3 cm.</w:t>
+      </w:r>
+    </w:p>
+    <w:p>
+      <w:pPr>
+        <w:spacing w:line="336" w:lineRule="auto" w:after="180"/>
+        <w:shd w:fill="F5F1FB"/>
+      </w:pPr>
+      <w:r>
+        <w:rPr>
+          <w:b w:val="0"/>
+        </w:rPr>
+        <w:t xml:space="preserve">Point to each numbered stage and explain which recorded </w:t>
+      </w:r>
+      <w:r>
+        <w:rPr>
+          <w:b/>
+        </w:rPr>
+        <w:t>input</w:t>
+      </w:r>
+      <w:r>
+        <w:rPr>
+          <w:b w:val="0"/>
+        </w:rPr>
+        <w:t xml:space="preserve"> it uses.</w:t>
+      </w:r>
+    </w:p>
+    <w:p>
+      <w:pPr>
+        <w:pStyle w:val="Heading3"/>
+      </w:pPr>
+      <w:r>
+        <w:t>My picture explanation, deciding evidence and one limit</w:t>
+      </w:r>
+    </w:p>
+    <w:p>
+      <w:r>
+        <w:t>________________________________________________________________</w:t>
+      </w:r>
+    </w:p>
+    <w:p>
+      <w:r>
+        <w:t>________________________________________________________________</w:t>
+      </w:r>
+    </w:p>
+    <w:p>
+      <w:r>
+        <w:t>________________________________________________________________</w:t>
+      </w:r>
+    </w:p>
+    <w:p>
+      <w:r>
+        <w:t>________________________________________________________________</w:t>
+      </w:r>
+    </w:p>
+    <w:p>
+      <w:pPr>
+        <w:pStyle w:val="Heading3"/>
+      </w:pPr>
+      <w:r>
+        <w:t>03. Constant prediction baselines at a glance</w:t>
+      </w:r>
+    </w:p>
+    <w:p>
+      <w:r>
+        <w:drawing>
+          <wp:inline xmlns:a="http://schemas.openxmlformats.org/drawingml/2006/main" xmlns:pic="http://schemas.openxmlformats.org/drawingml/2006/picture">
+            <wp:extent cx="5486400" cy="2834640"/>
+            <wp:docPr id="4" name="Picture 4" descr="Constant prediction baselines at a glance. Training targets | Fit mean 6 | Freeze constant. Training targets | Fit median 5 | Freeze constant. Evaluation targets | Compare fixed predictions | Both MAE 2 here"/>
+            <wp:cNvGraphicFramePr>
+              <a:graphicFrameLocks noChangeAspect="1"/>
+            </wp:cNvGraphicFramePr>
+            <a:graphic>
+              <a:graphicData uri="http://schemas.openxmlformats.org/drawingml/2006/picture">
+                <pic:pic>
+                  <pic:nvPicPr>
+                    <pic:cNvPr id="0" name="academy-story-ai-4-20-03.png"/>
+                    <pic:cNvPicPr/>
+                  </pic:nvPicPr>
+                  <pic:blipFill>
+                    <a:blip r:embed="rId12"/>
+                    <a:stretch>
+                      <a:fillRect/>
+                    </a:stretch>
+                  </pic:blipFill>
+                  <pic:spPr>
+                    <a:xfrm>
+                      <a:off x="0" y="0"/>
+                      <a:ext cx="5486400" cy="2834640"/>
+                    </a:xfrm>
+                    <a:prstGeom prst="rect"/>
+                  </pic:spPr>
+                </pic:pic>
+              </a:graphicData>
+            </a:graphic>
+          </wp:inline>
+        </w:drawing>
+      </w:r>
+    </w:p>
+    <w:p>
+      <w:pPr>
+        <w:spacing w:line="336" w:lineRule="auto" w:after="180"/>
+      </w:pPr>
+      <w:r>
+        <w:rPr>
+          <w:b w:val="0"/>
+        </w:rPr>
+        <w:t xml:space="preserve">Constant </w:t>
+      </w:r>
+      <w:r>
+        <w:rPr>
+          <w:b/>
+        </w:rPr>
+        <w:t>prediction</w:t>
+      </w:r>
+      <w:r>
+        <w:rPr>
+          <w:b w:val="0"/>
+        </w:rPr>
+        <w:t xml:space="preserve"> baselines at a glance. </w:t>
+      </w:r>
+      <w:r>
+        <w:rPr>
+          <w:b/>
+        </w:rPr>
+        <w:t>Training</w:t>
+      </w:r>
+      <w:r>
+        <w:rPr>
+          <w:b w:val="0"/>
+        </w:rPr>
+        <w:t xml:space="preserve"> targets | Fit </w:t>
+      </w:r>
+      <w:r>
+        <w:rPr>
+          <w:b/>
+        </w:rPr>
+        <w:t>mean</w:t>
+      </w:r>
+      <w:r>
+        <w:rPr>
+          <w:b w:val="0"/>
+        </w:rPr>
+        <w:t xml:space="preserve"> 6 | Freeze constant. </w:t>
+      </w:r>
+      <w:r>
+        <w:rPr>
+          <w:b/>
+        </w:rPr>
+        <w:t>Training</w:t>
+      </w:r>
+      <w:r>
+        <w:rPr>
+          <w:b w:val="0"/>
+        </w:rPr>
+        <w:t xml:space="preserve"> targets | Fit </w:t>
+      </w:r>
+      <w:r>
+        <w:rPr>
+          <w:b/>
+        </w:rPr>
+        <w:t>median</w:t>
+      </w:r>
+      <w:r>
+        <w:rPr>
+          <w:b w:val="0"/>
+        </w:rPr>
+        <w:t xml:space="preserve"> 5 | Freeze constant. Evaluation targets | Compare fixed </w:t>
+      </w:r>
+      <w:r>
+        <w:rPr>
+          <w:b/>
+        </w:rPr>
+        <w:t>prediction</w:t>
+      </w:r>
+      <w:r>
+        <w:rPr>
+          <w:b w:val="0"/>
+        </w:rPr>
+        <w:t>s | Both MAE 2 here</w:t>
+      </w:r>
+    </w:p>
+    <w:p>
+      <w:pPr>
+        <w:spacing w:line="336" w:lineRule="auto" w:after="180"/>
+        <w:shd w:fill="F5F1FB"/>
+      </w:pPr>
+      <w:r>
+        <w:rPr>
+          <w:b w:val="0"/>
+        </w:rPr>
+        <w:t>Read the labels and values. Explain the relationship the model shows.</w:t>
+      </w:r>
+    </w:p>
+    <w:p>
+      <w:pPr>
+        <w:pStyle w:val="Heading3"/>
+      </w:pPr>
+      <w:r>
+        <w:t>My picture explanation, deciding evidence and one limit</w:t>
+      </w:r>
+    </w:p>
+    <w:p>
+      <w:r>
+        <w:t>________________________________________________________________</w:t>
+      </w:r>
+    </w:p>
+    <w:p>
+      <w:r>
+        <w:t>________________________________________________________________</w:t>
+      </w:r>
+    </w:p>
+    <w:p>
+      <w:r>
+        <w:t>________________________________________________________________</w:t>
+      </w:r>
+    </w:p>
+    <w:p>
+      <w:r>
+        <w:t>________________________________________________________________</w:t>
+      </w:r>
+    </w:p>
+    <w:p>
+      <w:pPr>
+        <w:pStyle w:val="Heading3"/>
+      </w:pPr>
+      <w:r>
+        <w:t>04. Change one thing. Trace what follows.</w:t>
+      </w:r>
+    </w:p>
+    <w:p>
+      <w:r>
+        <w:drawing>
+          <wp:inline xmlns:a="http://schemas.openxmlformats.org/drawingml/2006/main" xmlns:pic="http://schemas.openxmlformats.org/drawingml/2006/picture">
+            <wp:extent cx="5486400" cy="3026664"/>
+            <wp:docPr id="5" name="Picture 5" descr="Original case: Mean MAE=(4+2)/2=3 cm; median MAE=(1+5)/2=3 cm. Changed condition: Replace training 20 with 8 while keeping evaluation unchanged. Expected result: Both fitted constants become5 cm and both evaluation MAEs remain3 cm. Reason: Mean is now20/4=5; median stays5. The earlier training outlier affected the mean."/>
+            <wp:cNvGraphicFramePr>
+              <a:graphicFrameLocks noChangeAspect="1"/>
+            </wp:cNvGraphicFramePr>
+            <a:graphic>
+              <a:graphicData uri="http://schemas.openxmlformats.org/drawingml/2006/picture">
+                <pic:pic>
+                  <pic:nvPicPr>
+                    <pic:cNvPr id="0" name="academy-story-ai-4-20-04.png"/>
+                    <pic:cNvPicPr/>
+                  </pic:nvPicPr>
+                  <pic:blipFill>
+                    <a:blip r:embed="rId13"/>
+                    <a:stretch>
+                      <a:fillRect/>
+                    </a:stretch>
+                  </pic:blipFill>
+                  <pic:spPr>
+                    <a:xfrm>
+                      <a:off x="0" y="0"/>
+                      <a:ext cx="5486400" cy="3026664"/>
+                    </a:xfrm>
+                    <a:prstGeom prst="rect"/>
+                  </pic:spPr>
+                </pic:pic>
+              </a:graphicData>
+            </a:graphic>
+          </wp:inline>
+        </w:drawing>
+      </w:r>
+    </w:p>
+    <w:p>
+      <w:pPr>
+        <w:spacing w:line="336" w:lineRule="auto" w:after="180"/>
+      </w:pPr>
+      <w:r>
+        <w:rPr>
+          <w:b w:val="0"/>
+        </w:rPr>
+        <w:t xml:space="preserve">Original case: </w:t>
+      </w:r>
+      <w:r>
+        <w:rPr>
+          <w:b/>
+        </w:rPr>
+        <w:t>Mean</w:t>
+      </w:r>
+      <w:r>
+        <w:rPr>
+          <w:b w:val="0"/>
+        </w:rPr>
+        <w:t xml:space="preserve"> MAE=(4+2)/2=3 cm; </w:t>
+      </w:r>
+      <w:r>
+        <w:rPr>
+          <w:b/>
+        </w:rPr>
+        <w:t>median</w:t>
+      </w:r>
+      <w:r>
+        <w:rPr>
+          <w:b w:val="0"/>
+        </w:rPr>
+        <w:t xml:space="preserve"> MAE=(1+5)/2=3 cm. Changed condition: Replace </w:t>
+      </w:r>
+      <w:r>
+        <w:rPr>
+          <w:b/>
+        </w:rPr>
+        <w:t>training</w:t>
+      </w:r>
+      <w:r>
+        <w:rPr>
+          <w:b w:val="0"/>
+        </w:rPr>
+        <w:t xml:space="preserve"> 20 with 8 while keeping evaluation unchanged.</w:t>
+      </w:r>
+    </w:p>
+    <w:p>
+      <w:pPr>
+        <w:spacing w:line="336" w:lineRule="auto" w:after="180"/>
+      </w:pPr>
+      <w:r>
+        <w:rPr>
+          <w:b w:val="0"/>
+        </w:rPr>
+        <w:t xml:space="preserve">Expected result: Both fitted constants become5 cm and both evaluation MAEs remain3 cm. Reason: </w:t>
+      </w:r>
+      <w:r>
+        <w:rPr>
+          <w:b/>
+        </w:rPr>
+        <w:t>Mean</w:t>
+      </w:r>
+      <w:r>
+        <w:rPr>
+          <w:b w:val="0"/>
+        </w:rPr>
+        <w:t xml:space="preserve"> is now20/4=5; </w:t>
+      </w:r>
+      <w:r>
+        <w:rPr>
+          <w:b/>
+        </w:rPr>
+        <w:t>median</w:t>
+      </w:r>
+      <w:r>
+        <w:rPr>
+          <w:b w:val="0"/>
+        </w:rPr>
+        <w:t xml:space="preserve"> stays5. The earlier </w:t>
+      </w:r>
+      <w:r>
+        <w:rPr>
+          <w:b/>
+        </w:rPr>
+        <w:t>training</w:t>
+      </w:r>
+      <w:r>
+        <w:rPr>
+          <w:b w:val="0"/>
+        </w:rPr>
+        <w:t xml:space="preserve"> </w:t>
+      </w:r>
+      <w:r>
+        <w:rPr>
+          <w:b/>
+        </w:rPr>
+        <w:t>outlier</w:t>
+      </w:r>
+      <w:r>
+        <w:rPr>
+          <w:b w:val="0"/>
+        </w:rPr>
+        <w:t xml:space="preserve"> affected the </w:t>
+      </w:r>
+      <w:r>
+        <w:rPr>
+          <w:b/>
+        </w:rPr>
+        <w:t>mean</w:t>
+      </w:r>
+      <w:r>
+        <w:rPr>
+          <w:b w:val="0"/>
+        </w:rPr>
+        <w:t>.</w:t>
+      </w:r>
+    </w:p>
+    <w:p>
+      <w:pPr>
+        <w:spacing w:line="336" w:lineRule="auto" w:after="180"/>
+        <w:shd w:fill="F5F1FB"/>
+      </w:pPr>
+      <w:r>
+        <w:rPr>
+          <w:b w:val="0"/>
+        </w:rPr>
+        <w:t>Predict before checking the worked changed-case result. Name what changed and what the supplied facts allow you to conclude.</w:t>
+      </w:r>
+    </w:p>
+    <w:p>
+      <w:pPr>
+        <w:pStyle w:val="Heading3"/>
+      </w:pPr>
+      <w:r>
+        <w:t>My picture explanation, deciding evidence and one limit</w:t>
+      </w:r>
+    </w:p>
+    <w:p>
+      <w:r>
+        <w:t>________________________________________________________________</w:t>
+      </w:r>
+    </w:p>
+    <w:p>
+      <w:r>
+        <w:t>________________________________________________________________</w:t>
+      </w:r>
+    </w:p>
+    <w:p>
+      <w:r>
+        <w:t>________________________________________________________________</w:t>
+      </w:r>
+    </w:p>
+    <w:p>
+      <w:r>
+        <w:t>________________________________________________________________</w:t>
+      </w:r>
+    </w:p>
+    <w:p>
+      <w:pPr>
+        <w:pStyle w:val="Heading3"/>
+      </w:pPr>
+      <w:r>
+        <w:t>05. Connect the explanation to its limit</w:t>
+      </w:r>
+    </w:p>
+    <w:p>
+      <w:r>
+        <w:drawing>
+          <wp:inline xmlns:a="http://schemas.openxmlformats.org/drawingml/2006/main" xmlns:pic="http://schemas.openxmlformats.org/drawingml/2006/picture">
+            <wp:extent cx="5486400" cy="2834640"/>
+            <wp:docPr id="6" name="Picture 6" descr="Read the picture in order. Mean MAE=(4+2)/2=3 cm; median MAE=(1+5)/2=3 cm. The arrows show which recorded input or intermediate result each decision uses. Explain the deciding step aloud before checking the changed case; pointing to the final answer alone does not show how it follows. Limit: Mean and median have different loss properties, but their held-out performance depends on the particular evaluation cases."/>
+            <wp:cNvGraphicFramePr>
+              <a:graphicFrameLocks noChangeAspect="1"/>
+            </wp:cNvGraphicFramePr>
+            <a:graphic>
+              <a:graphicData uri="http://schemas.openxmlformats.org/drawingml/2006/picture">
+                <pic:pic>
+                  <pic:nvPicPr>
+                    <pic:cNvPr id="0" name="academy-story-ai-4-20-05.png"/>
+                    <pic:cNvPicPr/>
+                  </pic:nvPicPr>
+                  <pic:blipFill>
+                    <a:blip r:embed="rId14"/>
+                    <a:stretch>
+                      <a:fillRect/>
+                    </a:stretch>
+                  </pic:blipFill>
+                  <pic:spPr>
+                    <a:xfrm>
+                      <a:off x="0" y="0"/>
+                      <a:ext cx="5486400" cy="2834640"/>
+                    </a:xfrm>
+                    <a:prstGeom prst="rect"/>
+                  </pic:spPr>
+                </pic:pic>
+              </a:graphicData>
+            </a:graphic>
+          </wp:inline>
+        </w:drawing>
+      </w:r>
+    </w:p>
+    <w:p>
+      <w:pPr>
+        <w:spacing w:line="336" w:lineRule="auto" w:after="180"/>
+      </w:pPr>
+      <w:r>
+        <w:rPr>
+          <w:b w:val="0"/>
+        </w:rPr>
+        <w:t xml:space="preserve">Read the picture in order. </w:t>
+      </w:r>
+      <w:r>
+        <w:rPr>
+          <w:b/>
+        </w:rPr>
+        <w:t>Mean</w:t>
+      </w:r>
+      <w:r>
+        <w:rPr>
+          <w:b w:val="0"/>
+        </w:rPr>
+        <w:t xml:space="preserve"> MAE=(4+2)/2=3 cm; </w:t>
+      </w:r>
+      <w:r>
+        <w:rPr>
+          <w:b/>
+        </w:rPr>
+        <w:t>median</w:t>
+      </w:r>
+      <w:r>
+        <w:rPr>
+          <w:b w:val="0"/>
+        </w:rPr>
+        <w:t xml:space="preserve"> MAE=(1+5)/2=3 cm. The arrows show which recorded </w:t>
+      </w:r>
+      <w:r>
+        <w:rPr>
+          <w:b/>
+        </w:rPr>
+        <w:t>input</w:t>
+      </w:r>
+      <w:r>
+        <w:rPr>
+          <w:b w:val="0"/>
+        </w:rPr>
+        <w:t xml:space="preserve"> or intermediate result each decision uses.</w:t>
+      </w:r>
+    </w:p>
+    <w:p>
+      <w:pPr>
+        <w:spacing w:line="336" w:lineRule="auto" w:after="180"/>
+      </w:pPr>
+      <w:r>
+        <w:rPr>
+          <w:b w:val="0"/>
+        </w:rPr>
+        <w:t>Explain the deciding step aloud before checking the changed case; pointing to the final answer alone does not show how it follows.</w:t>
+      </w:r>
+    </w:p>
+    <w:p>
+      <w:pPr>
+        <w:spacing w:line="336" w:lineRule="auto" w:after="180"/>
+      </w:pPr>
+      <w:r>
+        <w:rPr>
+          <w:b w:val="0"/>
+        </w:rPr>
+        <w:t xml:space="preserve">Limit: </w:t>
+      </w:r>
+      <w:r>
+        <w:rPr>
+          <w:b/>
+        </w:rPr>
+        <w:t>Mean</w:t>
+      </w:r>
+      <w:r>
+        <w:rPr>
+          <w:b w:val="0"/>
+        </w:rPr>
+        <w:t xml:space="preserve"> and </w:t>
+      </w:r>
+      <w:r>
+        <w:rPr>
+          <w:b/>
+        </w:rPr>
+        <w:t>median</w:t>
+      </w:r>
+      <w:r>
+        <w:rPr>
+          <w:b w:val="0"/>
+        </w:rPr>
+        <w:t xml:space="preserve"> have different loss properties, but their held-out performance depends on the particular evaluation cases.</w:t>
+      </w:r>
+    </w:p>
+    <w:p>
+      <w:pPr>
+        <w:spacing w:line="336" w:lineRule="auto" w:after="180"/>
+        <w:shd w:fill="F5F1FB"/>
+      </w:pPr>
+      <w:r>
+        <w:rPr>
+          <w:b w:val="0"/>
+        </w:rPr>
+        <w:t>Explain the case, then point to a limit on the claim.</w:t>
+      </w:r>
+    </w:p>
+    <w:p>
+      <w:pPr>
+        <w:pStyle w:val="Heading3"/>
+      </w:pPr>
+      <w:r>
+        <w:t>My picture explanation, deciding evidence and one limit</w:t>
+      </w:r>
+    </w:p>
+    <w:p>
+      <w:r>
+        <w:t>________________________________________________________________</w:t>
+      </w:r>
+    </w:p>
+    <w:p>
+      <w:r>
+        <w:t>________________________________________________________________</w:t>
+      </w:r>
+    </w:p>
+    <w:p>
+      <w:r>
+        <w:t>________________________________________________________________</w:t>
+      </w:r>
+    </w:p>
+    <w:p>
+      <w:r>
+        <w:t>________________________________________________________________</w:t>
+      </w:r>
+    </w:p>
+    <w:p>
+      <w:pPr>
+        <w:pStyle w:val="Heading3"/>
+      </w:pPr>
+      <w:r>
+        <w:t>06. Make the idea visible in your project</w:t>
+      </w:r>
+    </w:p>
+    <w:p>
+      <w:r>
+        <w:drawing>
+          <wp:inline xmlns:a="http://schemas.openxmlformats.org/drawingml/2006/main" xmlns:pic="http://schemas.openxmlformats.org/drawingml/2006/picture">
+            <wp:extent cx="5486400" cy="3681984"/>
+            <wp:docPr id="7" name="Picture 7" descr="For your Responsible Plant Classifier, save the input, procedure, observed result and limitation of this check. Label this worked example as practice; use a different, previously unreviewed case when checking independent understanding. Draw your input, deciding step, result and limit. Supported question: Does either original baseline win under evaluation MAE? Point to the relevant step in the picture, then write the changed result and the rule or evidence that supports it."/>
+            <wp:cNvGraphicFramePr>
+              <a:graphicFrameLocks noChangeAspect="1"/>
+            </wp:cNvGraphicFramePr>
+            <a:graphic>
+              <a:graphicData uri="http://schemas.openxmlformats.org/drawingml/2006/picture">
+                <pic:pic>
+                  <pic:nvPicPr>
+                    <pic:cNvPr id="0" name="academy-story-ai-4-20-06.png"/>
+                    <pic:cNvPicPr/>
+                  </pic:nvPicPr>
+                  <pic:blipFill>
+                    <a:blip r:embed="rId15"/>
+                    <a:stretch>
+                      <a:fillRect/>
+                    </a:stretch>
+                  </pic:blipFill>
+                  <pic:spPr>
+                    <a:xfrm>
+                      <a:off x="0" y="0"/>
+                      <a:ext cx="5486400" cy="3681984"/>
+                    </a:xfrm>
+                    <a:prstGeom prst="rect"/>
+                  </pic:spPr>
+                </pic:pic>
+              </a:graphicData>
+            </a:graphic>
+          </wp:inline>
+        </w:drawing>
+      </w:r>
+    </w:p>
+    <w:p>
+      <w:pPr>
+        <w:spacing w:line="336" w:lineRule="auto" w:after="180"/>
+      </w:pPr>
+      <w:r>
+        <w:rPr>
+          <w:b w:val="0"/>
+        </w:rPr>
+        <w:t xml:space="preserve">For your Responsible Plant Classifier, save the </w:t>
+      </w:r>
+      <w:r>
+        <w:rPr>
+          <w:b/>
+        </w:rPr>
+        <w:t>input</w:t>
+      </w:r>
+      <w:r>
+        <w:rPr>
+          <w:b w:val="0"/>
+        </w:rPr>
+        <w:t>, procedure, observed result and limitation of this check.</w:t>
+      </w:r>
+    </w:p>
+    <w:p>
+      <w:pPr>
+        <w:spacing w:line="336" w:lineRule="auto" w:after="180"/>
+      </w:pPr>
+      <w:r>
+        <w:rPr>
+          <w:b w:val="0"/>
+        </w:rPr>
+        <w:t xml:space="preserve">Label this worked example as practice; use a different, previously unreviewed case when checking independent understanding. Draw your </w:t>
+      </w:r>
+      <w:r>
+        <w:rPr>
+          <w:b/>
+        </w:rPr>
+        <w:t>input</w:t>
+      </w:r>
+      <w:r>
+        <w:rPr>
+          <w:b w:val="0"/>
+        </w:rPr>
+        <w:t>, deciding step, result and limit.</w:t>
+      </w:r>
+    </w:p>
+    <w:p>
+      <w:pPr>
+        <w:spacing w:line="336" w:lineRule="auto" w:after="180"/>
+      </w:pPr>
+      <w:r>
+        <w:rPr>
+          <w:b w:val="0"/>
+        </w:rPr>
+        <w:t xml:space="preserve">Supported question: Does either original baseline win under evaluation MAE? Point to the relevant step in the picture, then write the changed result and the rule or </w:t>
+      </w:r>
+      <w:r>
+        <w:rPr>
+          <w:b/>
+        </w:rPr>
+        <w:t>evidence</w:t>
+      </w:r>
+      <w:r>
+        <w:rPr>
+          <w:b w:val="0"/>
+        </w:rPr>
+        <w:t xml:space="preserve"> that supports it.</w:t>
+      </w:r>
+    </w:p>
+    <w:p>
+      <w:pPr>
+        <w:spacing w:line="336" w:lineRule="auto" w:after="180"/>
+        <w:shd w:fill="F5F1FB"/>
+      </w:pPr>
+      <w:r>
+        <w:rPr>
+          <w:b w:val="0"/>
+        </w:rPr>
+        <w:t xml:space="preserve">Draw your project trace and justify the deciding step using </w:t>
+      </w:r>
+      <w:r>
+        <w:rPr>
+          <w:b/>
+        </w:rPr>
+        <w:t>evidence</w:t>
+      </w:r>
+      <w:r>
+        <w:rPr>
+          <w:b w:val="0"/>
+        </w:rPr>
+        <w:t>.</w:t>
+      </w:r>
+    </w:p>
+    <w:p>
+      <w:pPr>
+        <w:pStyle w:val="Heading3"/>
+      </w:pPr>
+      <w:r>
+        <w:t>My picture explanation, deciding evidence and one limit</w:t>
       </w:r>
     </w:p>
     <w:p>

--- a/downloads/workbook/ai-4-week-20.docx
+++ b/downloads/workbook/ai-4-week-20.docx
@@ -1280,6 +1280,26 @@
     <w:p>
       <w:r>
         <w:t>Fit two constants. Apply the supplied Mean, Median, and Baselines facts and keep your reasoning.</w:t>
+      </w:r>
+    </w:p>
+    <w:p>
+      <w:pPr>
+        <w:pStyle w:val="Heading3"/>
+      </w:pPr>
+      <w:r>
+        <w:t>Where to find the supplied example</w:t>
+      </w:r>
+    </w:p>
+    <w:p>
+      <w:pPr>
+        <w:spacing w:line="336" w:lineRule="auto" w:after="180"/>
+        <w:shd w:fill="F1F6F8"/>
+      </w:pPr>
+      <w:r>
+        <w:rPr>
+          <w:b w:val="0"/>
+        </w:rPr>
+        <w:t>Reference for this exercise: open this week’s student lesson, “Mean, Median, and Baselines”, at “See how it works” and “Follow a worked example”. Use the original worked values or code named in the question; the later pictorial case is a separate example. Keep this reference beside your workbook while practising.</w:t>
       </w:r>
     </w:p>
     <w:p>

--- a/downloads/workbook/ai-4-week-20.docx
+++ b/downloads/workbook/ai-4-week-20.docx
@@ -25,22 +25,45 @@
         <w:pStyle w:val="Heading1"/>
       </w:pPr>
       <w:r>
-        <w:t>01. Recall and choose your starting point</w:t>
-      </w:r>
-    </w:p>
-    <w:p>
-      <w:r>
-        <w:t>Record your starting explanation for Mean, Median, and Baselines before opening notes. Show any later correction separately.</w:t>
-      </w:r>
-    </w:p>
-    <w:p>
-      <w:pPr>
-        <w:spacing w:line="336" w:lineRule="auto" w:after="180"/>
-      </w:pPr>
-      <w:r>
-        <w:rPr>
-          <w:b w:val="0"/>
-        </w:rPr>
+        <w:t>One constant-baseline experiment record.</w:t>
+      </w:r>
+    </w:p>
+    <w:p>
+      <w:r>
+        <w:t>Trace fitted values,evaluation errors and a documented training-value change.</w:t>
+      </w:r>
+    </w:p>
+    <w:p>
+      <w:r>
+        <w:t>W1–W3/W5 → selected new targets → numeric project reference → changed-case return.</w:t>
+      </w:r>
+    </w:p>
+    <w:p>
+      <w:pPr>
+        <w:pStyle w:val="Heading1"/>
+      </w:pPr>
+      <w:r>
+        <w:t>01. Recall · Retrieve before notes</w:t>
+      </w:r>
+    </w:p>
+    <w:p>
+      <w:r>
+        <w:t>Keep this task’s complete inputs, stated rule and support record together.</w:t>
+      </w:r>
+    </w:p>
+    <w:p>
+      <w:pPr>
+        <w:pStyle w:val="Heading2"/>
+      </w:pPr>
+      <w:r>
+        <w:t>Task and evidence record</w:t>
+      </w:r>
+    </w:p>
+    <w:p>
+      <w:pPr>
+        <w:pStyle w:val="ListBullet"/>
+      </w:pPr>
+      <w:r>
         <w:t>Try the recall before opening notes. Then use a different colour or a labelled second line to correct your explanation.</w:t>
       </w:r>
     </w:p>
@@ -54,12 +77,9 @@
     </w:p>
     <w:p>
       <w:pPr>
-        <w:spacing w:line="336" w:lineRule="auto" w:after="180"/>
-      </w:pPr>
-      <w:r>
-        <w:rPr>
-          <w:b w:val="0"/>
-        </w:rPr>
+        <w:pStyle w:val="ListBullet"/>
+      </w:pPr>
+      <w:r>
         <w:t>Without opening the old lesson, explain one key idea from Regression and Residuals. Give an example and a mistake that the idea helps you avoid.</w:t>
       </w:r>
     </w:p>
@@ -96,12 +116,9 @@
     </w:p>
     <w:p>
       <w:pPr>
-        <w:spacing w:line="336" w:lineRule="auto" w:after="180"/>
-      </w:pPr>
-      <w:r>
-        <w:rPr>
-          <w:b w:val="0"/>
-        </w:rPr>
+        <w:pStyle w:val="ListBullet"/>
+      </w:pPr>
+      <w:r>
         <w:t>Without opening the old lesson, explain one key idea from Precision and Recall. Give an example and a mistake that the idea helps you avoid.</w:t>
       </w:r>
     </w:p>
@@ -138,12 +155,9 @@
     </w:p>
     <w:p>
       <w:pPr>
-        <w:spacing w:line="336" w:lineRule="auto" w:after="180"/>
-      </w:pPr>
-      <w:r>
-        <w:rPr>
-          <w:b w:val="0"/>
-        </w:rPr>
+        <w:pStyle w:val="ListBullet"/>
+      </w:pPr>
+      <w:r>
         <w:t>Without opening the old lesson, explain one key idea from Scores and Calibration Intuition. Give an example and a mistake that the idea helps you avoid.</w:t>
       </w:r>
     </w:p>
@@ -175,135 +189,52 @@
         <w:pStyle w:val="Heading1"/>
       </w:pPr>
       <w:r>
-        <w:t>02. Practise with fading help</w:t>
-      </w:r>
-    </w:p>
-    <w:p>
-      <w:r>
-        <w:t>Complete the supported Mean, Median, and Baselines trace and record the first step you can explain without help.</w:t>
-      </w:r>
-    </w:p>
-    <w:p>
-      <w:pPr>
-        <w:spacing w:line="336" w:lineRule="auto" w:after="180"/>
-      </w:pPr>
-      <w:r>
-        <w:rPr>
-          <w:b w:val="0"/>
-        </w:rPr>
-        <w:t xml:space="preserve">Use W2: Score separately for Constant </w:t>
-      </w:r>
-      <w:r>
-        <w:rPr>
-          <w:b/>
-        </w:rPr>
-        <w:t>prediction</w:t>
-      </w:r>
-      <w:r>
-        <w:rPr>
-          <w:b w:val="0"/>
-        </w:rPr>
-        <w:t xml:space="preserve"> baselines. Record the answer once; the lesson and workbook refer to the same attempt.</w:t>
-      </w:r>
-    </w:p>
-    <w:tbl>
-      <w:tblPr>
-        <w:tblStyle w:val="LightShading-Accent1"/>
-        <w:tblW w:type="auto" w:w="0"/>
-        <w:tblLook w:firstColumn="1" w:firstRow="1" w:lastColumn="0" w:lastRow="0" w:noHBand="0" w:noVBand="1" w:val="04A0"/>
-      </w:tblPr>
-      <w:tblGrid>
-        <w:gridCol w:w="2556"/>
-        <w:gridCol w:w="2556"/>
-        <w:gridCol w:w="2556"/>
-        <w:gridCol w:w="2556"/>
-      </w:tblGrid>
-      <w:tr>
-        <w:trPr>
-          <w:tblHeader/>
-        </w:trPr>
-        <w:tc>
-          <w:tcPr>
-            <w:tcW w:type="dxa" w:w="2556"/>
-          </w:tcPr>
-          <w:p>
-            <w:r>
-              <w:t>Given inputs</w:t>
-            </w:r>
-          </w:p>
-        </w:tc>
-        <w:tc>
-          <w:tcPr>
-            <w:tcW w:type="dxa" w:w="2556"/>
-          </w:tcPr>
-          <w:p>
-            <w:r>
-              <w:t>Procedure I chose</w:t>
-            </w:r>
-          </w:p>
-        </w:tc>
-        <w:tc>
-          <w:tcPr>
-            <w:tcW w:type="dxa" w:w="2556"/>
-          </w:tcPr>
-          <w:p>
-            <w:r>
-              <w:t>Middle steps</w:t>
-            </w:r>
-          </w:p>
-        </w:tc>
-        <w:tc>
-          <w:tcPr>
-            <w:tcW w:type="dxa" w:w="2556"/>
-          </w:tcPr>
-          <w:p>
-            <w:r>
-              <w:t>Result and check</w:t>
-            </w:r>
-          </w:p>
-        </w:tc>
-      </w:tr>
-      <w:tr>
-        <w:tc>
-          <w:tcPr>
-            <w:tcW w:type="dxa" w:w="2556"/>
-          </w:tcPr>
-          <w:p>
-            <w:r/>
-          </w:p>
-        </w:tc>
-        <w:tc>
-          <w:tcPr>
-            <w:tcW w:type="dxa" w:w="2556"/>
-          </w:tcPr>
-          <w:p>
-            <w:r/>
-          </w:p>
-        </w:tc>
-        <w:tc>
-          <w:tcPr>
-            <w:tcW w:type="dxa" w:w="2556"/>
-          </w:tcPr>
-          <w:p>
-            <w:r/>
-          </w:p>
-        </w:tc>
-        <w:tc>
-          <w:tcPr>
-            <w:tcW w:type="dxa" w:w="2556"/>
-          </w:tcPr>
-          <w:p>
-            <w:r/>
-          </w:p>
-        </w:tc>
-      </w:tr>
-    </w:tbl>
+        <w:t>12. W1 · Explain the mechanism</w:t>
+      </w:r>
+    </w:p>
+    <w:p>
+      <w:r>
+        <w:t>Keep this task’s complete inputs, stated rule and support record together.</w:t>
+      </w:r>
+    </w:p>
+    <w:p>
+      <w:pPr>
+        <w:pStyle w:val="Heading2"/>
+      </w:pPr>
+      <w:r>
+        <w:t>Task and evidence record</w:t>
+      </w:r>
+    </w:p>
+    <w:p>
+      <w:pPr>
+        <w:pStyle w:val="ListBullet"/>
+      </w:pPr>
+      <w:r>
+        <w:t>Main training[2,4,6,12]cm gives mean6and median5;validation[4,8]gives errors[2,2]and[1,3],both MAE2cm. Changing training12to40gives mean13,median5;fixed validation errors[9,5]MAE7versus[1,3]MAE2. Picture training[2,4,6,20]gives mean8,median5;eval[4,10]gives both MAE3. Pictured20→8makes both constants5,still evalMAE3. Mean=sum/count;median is middle sorted value or average of the two middles for an even count. Evaluation never fits the constant.</w:t>
+      </w:r>
+    </w:p>
+    <w:p>
+      <w:pPr>
+        <w:pStyle w:val="ListBullet"/>
+      </w:pPr>
+      <w:r>
+        <w:t>Reference for this exercise: open this week’s student lesson, “Mean, Median, and Baselines”, at “See how it works” and “Follow a worked example”. Use the original worked values or code named in the question; the later pictorial case is a separate example. Keep this reference beside your workbook while practising.</w:t>
+      </w:r>
+    </w:p>
+    <w:p>
+      <w:pPr>
+        <w:pStyle w:val="ListBullet"/>
+      </w:pPr>
+      <w:r>
+        <w:t>Find the mean and median of the worked training targets.</w:t>
+      </w:r>
+    </w:p>
     <w:p>
       <w:pPr>
         <w:pStyle w:val="Heading3"/>
       </w:pPr>
       <w:r>
-        <w:t>The step I completed without help, and the hint I needed</w:t>
+        <w:t>My reasoning and evidence</w:t>
       </w:r>
     </w:p>
     <w:p>
@@ -322,50 +253,55 @@
       </w:r>
     </w:p>
     <w:p>
+      <w:r>
+        <w:t>________________________________________________________________</w:t>
+      </w:r>
+    </w:p>
+    <w:p>
+      <w:r>
+        <w:t>________________________________________________________________</w:t>
+      </w:r>
+    </w:p>
+    <w:p>
+      <w:r>
+        <w:t>________________________________________________________________</w:t>
+      </w:r>
+    </w:p>
+    <w:p>
       <w:pPr>
         <w:pStyle w:val="Heading1"/>
       </w:pPr>
       <w:r>
-        <w:t>03. Individual reasoning check</w:t>
-      </w:r>
-    </w:p>
-    <w:p>
-      <w:r>
-        <w:t>Check the proposed Mean, Median, and Baselines explanation against the supplied facts before discussing it.</w:t>
-      </w:r>
-    </w:p>
-    <w:p>
-      <w:pPr>
-        <w:spacing w:line="336" w:lineRule="auto" w:after="180"/>
-      </w:pPr>
-      <w:r>
-        <w:rPr>
-          <w:b w:val="0"/>
-        </w:rPr>
-        <w:t xml:space="preserve">Use the worked case for Constant </w:t>
-      </w:r>
-      <w:r>
-        <w:rPr>
-          <w:b/>
-        </w:rPr>
-        <w:t>prediction</w:t>
-      </w:r>
-      <w:r>
-        <w:rPr>
-          <w:b w:val="0"/>
-        </w:rPr>
-        <w:t xml:space="preserve"> baselines. Proposed explanation: “A final answer is enough”. Decide whether this explanation is supported.</w:t>
-      </w:r>
-    </w:p>
-    <w:p>
-      <w:pPr>
-        <w:spacing w:line="336" w:lineRule="auto" w:after="180"/>
-      </w:pPr>
-      <w:r>
-        <w:rPr>
-          <w:b w:val="0"/>
-        </w:rPr>
-        <w:t>Point to the step or supplied fact that decides; explain your repair if needed.</w:t>
+        <w:t>13. W2 · Trace the current experiment</w:t>
+      </w:r>
+    </w:p>
+    <w:p>
+      <w:r>
+        <w:t>Keep this task’s complete inputs, stated rule and support record together.</w:t>
+      </w:r>
+    </w:p>
+    <w:p>
+      <w:pPr>
+        <w:pStyle w:val="Heading2"/>
+      </w:pPr>
+      <w:r>
+        <w:t>Task and evidence record</w:t>
+      </w:r>
+    </w:p>
+    <w:p>
+      <w:pPr>
+        <w:pStyle w:val="ListBullet"/>
+      </w:pPr>
+      <w:r>
+        <w:t>Main training[2,4,6,12]cm gives mean6and median5;validation[4,8]gives errors[2,2]and[1,3],both MAE2cm. Changing training12to40gives mean13,median5;fixed validation errors[9,5]MAE7versus[1,3]MAE2. Picture training[2,4,6,20]gives mean8,median5;eval[4,10]gives both MAE3. Pictured20→8makes both constants5,still evalMAE3. Mean=sum/count;median is middle sorted value or average of the two middles for an even count. Evaluation never fits the constant.</w:t>
+      </w:r>
+    </w:p>
+    <w:p>
+      <w:pPr>
+        <w:pStyle w:val="ListBullet"/>
+      </w:pPr>
+      <w:r>
+        <w:t>Calculate MAE for both baselines on [4, 8].</w:t>
       </w:r>
     </w:p>
     <w:p>
@@ -373,7 +309,7 @@
         <w:pStyle w:val="Heading3"/>
       </w:pPr>
       <w:r>
-        <w:t>My explanation before partner discussion</w:t>
+        <w:t>My reasoning and evidence</w:t>
       </w:r>
     </w:p>
     <w:p>
@@ -397,16 +333,50 @@
       </w:r>
     </w:p>
     <w:p>
+      <w:r>
+        <w:t>________________________________________________________________</w:t>
+      </w:r>
+    </w:p>
+    <w:p>
+      <w:r>
+        <w:t>________________________________________________________________</w:t>
+      </w:r>
+    </w:p>
+    <w:p>
       <w:pPr>
         <w:pStyle w:val="Heading1"/>
       </w:pPr>
       <w:r>
-        <w:t>04. Independent transfer case</w:t>
-      </w:r>
-    </w:p>
-    <w:p>
-      <w:r>
-        <w:t>Write one first attempt at the reserved independent case before feedback. Repeated copies of that case refer to the same recorded attempt.</w:t>
+        <w:t>14. W3 · Repair the reasoning</w:t>
+      </w:r>
+    </w:p>
+    <w:p>
+      <w:r>
+        <w:t>Keep this task’s complete inputs, stated rule and support record together.</w:t>
+      </w:r>
+    </w:p>
+    <w:p>
+      <w:pPr>
+        <w:pStyle w:val="Heading2"/>
+      </w:pPr>
+      <w:r>
+        <w:t>Task and evidence record</w:t>
+      </w:r>
+    </w:p>
+    <w:p>
+      <w:pPr>
+        <w:pStyle w:val="ListBullet"/>
+      </w:pPr>
+      <w:r>
+        <w:t>Main training[2,4,6,12]cm gives mean6and median5;validation[4,8]gives errors[2,2]and[1,3],both MAE2cm. Changing training12to40gives mean13,median5;fixed validation errors[9,5]MAE7versus[1,3]MAE2. Picture training[2,4,6,20]gives mean8,median5;eval[4,10]gives both MAE3. Pictured20→8makes both constants5,still evalMAE3. Mean=sum/count;median is middle sorted value or average of the two middles for an even count. Evaluation never fits the constant.</w:t>
+      </w:r>
+    </w:p>
+    <w:p>
+      <w:pPr>
+        <w:pStyle w:val="ListBullet"/>
+      </w:pPr>
+      <w:r>
+        <w:t>Replace 12 by 40. What changes?</w:t>
       </w:r>
     </w:p>
     <w:p>
@@ -414,24 +384,157 @@
         <w:pStyle w:val="Heading3"/>
       </w:pPr>
       <w:r>
+        <w:t>My reasoning and evidence</w:t>
+      </w:r>
+    </w:p>
+    <w:p>
+      <w:r>
+        <w:t>________________________________________________________________</w:t>
+      </w:r>
+    </w:p>
+    <w:p>
+      <w:r>
+        <w:t>________________________________________________________________</w:t>
+      </w:r>
+    </w:p>
+    <w:p>
+      <w:r>
+        <w:t>________________________________________________________________</w:t>
+      </w:r>
+    </w:p>
+    <w:p>
+      <w:r>
+        <w:t>________________________________________________________________</w:t>
+      </w:r>
+    </w:p>
+    <w:p>
+      <w:r>
+        <w:t>________________________________________________________________</w:t>
+      </w:r>
+    </w:p>
+    <w:p>
+      <w:r>
+        <w:t>________________________________________________________________</w:t>
+      </w:r>
+    </w:p>
+    <w:p>
+      <w:pPr>
+        <w:pStyle w:val="Heading1"/>
+      </w:pPr>
+      <w:r>
+        <w:t>16. W5 · Plan the next check</w:t>
+      </w:r>
+    </w:p>
+    <w:p>
+      <w:r>
+        <w:t>Keep this task’s complete inputs, stated rule and support record together.</w:t>
+      </w:r>
+    </w:p>
+    <w:p>
+      <w:pPr>
+        <w:pStyle w:val="Heading2"/>
+      </w:pPr>
+      <w:r>
+        <w:t>Task and evidence record</w:t>
+      </w:r>
+    </w:p>
+    <w:p>
+      <w:pPr>
+        <w:pStyle w:val="ListBullet"/>
+      </w:pPr>
+      <w:r>
+        <w:t>Main training[2,4,6,12]cm gives mean6and median5;validation[4,8]gives errors[2,2]and[1,3],both MAE2cm. Changing training12to40gives mean13,median5;fixed validation errors[9,5]MAE7versus[1,3]MAE2. Picture training[2,4,6,20]gives mean8,median5;eval[4,10]gives both MAE3. Pictured20→8makes both constants5,still evalMAE3. Mean=sum/count;median is middle sorted value or average of the two middles for an even count. Evaluation never fits the constant.</w:t>
+      </w:r>
+    </w:p>
+    <w:p>
+      <w:pPr>
+        <w:pStyle w:val="ListBullet"/>
+      </w:pPr>
+      <w:r>
+        <w:t>Why not predict the evaluation mean as the baseline?</w:t>
+      </w:r>
+    </w:p>
+    <w:p>
+      <w:pPr>
+        <w:pStyle w:val="Heading3"/>
+      </w:pPr>
+      <w:r>
+        <w:t>My reasoning and evidence</w:t>
+      </w:r>
+    </w:p>
+    <w:p>
+      <w:r>
+        <w:t>________________________________________________________________</w:t>
+      </w:r>
+    </w:p>
+    <w:p>
+      <w:r>
+        <w:t>________________________________________________________________</w:t>
+      </w:r>
+    </w:p>
+    <w:p>
+      <w:r>
+        <w:t>________________________________________________________________</w:t>
+      </w:r>
+    </w:p>
+    <w:p>
+      <w:r>
+        <w:t>________________________________________________________________</w:t>
+      </w:r>
+    </w:p>
+    <w:p>
+      <w:r>
+        <w:t>________________________________________________________________</w:t>
+      </w:r>
+    </w:p>
+    <w:p>
+      <w:r>
+        <w:t>________________________________________________________________</w:t>
+      </w:r>
+    </w:p>
+    <w:p>
+      <w:pPr>
+        <w:pStyle w:val="Heading1"/>
+      </w:pPr>
+      <w:r>
+        <w:t>04. Try alone · Selected experiment task</w:t>
+      </w:r>
+    </w:p>
+    <w:p>
+      <w:r>
+        <w:t>Keep this task’s complete inputs, stated rule and support record together.</w:t>
+      </w:r>
+    </w:p>
+    <w:p>
+      <w:pPr>
+        <w:pStyle w:val="Heading2"/>
+      </w:pPr>
+      <w:r>
+        <w:t>Task and evidence record</w:t>
+      </w:r>
+    </w:p>
+    <w:p>
+      <w:pPr>
+        <w:pStyle w:val="ListBullet"/>
+      </w:pPr>
+      <w:r>
+        <w:t>Use the selected training values1,3,5,15to fit both constants,then keep them fixed while scoring the supplied3,9targets. All values use the same numeric target/unit for this exercise. Neither the pictured training20nor the main training12belongs in this task. No final-test population or reliability claim is supplied.</w:t>
+      </w:r>
+    </w:p>
+    <w:p>
+      <w:pPr>
+        <w:pStyle w:val="Heading3"/>
+      </w:pPr>
+      <w:r>
         <w:t>Independent case: Apply independently</w:t>
       </w:r>
     </w:p>
     <w:p>
       <w:pPr>
-        <w:spacing w:line="336" w:lineRule="auto" w:after="180"/>
-      </w:pPr>
-      <w:r>
-        <w:rPr>
-          <w:b/>
-        </w:rPr>
-        <w:t>Training</w:t>
-      </w:r>
-      <w:r>
-        <w:rPr>
-          <w:b w:val="0"/>
-        </w:rPr>
-        <w:t xml:space="preserve"> [1, 3, 5, 15], evaluation [3, 9]. Fit both constants and calculate MAE.</w:t>
+        <w:pStyle w:val="ListBullet"/>
+      </w:pPr>
+      <w:r>
+        <w:t>Training [1, 3, 5, 15], evaluation [3, 9]. Fit both constants and calculate MAE.</w:t>
       </w:r>
     </w:p>
     <w:p>
@@ -479,12 +582,9 @@
     </w:p>
     <w:p>
       <w:pPr>
-        <w:spacing w:line="336" w:lineRule="auto" w:after="180"/>
-      </w:pPr>
-      <w:r>
-        <w:rPr>
-          <w:b w:val="0"/>
-        </w:rPr>
+        <w:pStyle w:val="ListBullet"/>
+      </w:pPr>
+      <w:r>
         <w:t>Attempt this case before feedback. Record any help. Earlier examples below are further practice; a case already practised with feedback cannot establish fresh transfer.</w:t>
       </w:r>
     </w:p>
@@ -493,84 +593,69 @@
         <w:pStyle w:val="Heading1"/>
       </w:pPr>
       <w:r>
-        <w:t>05. Your learning target</w:t>
-      </w:r>
-    </w:p>
-    <w:p>
-      <w:r>
-        <w:t>Connect the Mean, Median, and Baselines target to a trace and a justified conclusion.</w:t>
-      </w:r>
-    </w:p>
-    <w:p>
-      <w:pPr>
-        <w:spacing w:line="336" w:lineRule="auto" w:after="180"/>
-        <w:shd w:fill="F5F1FB"/>
-      </w:pPr>
-      <w:r>
-        <w:rPr>
-          <w:b w:val="0"/>
-        </w:rPr>
-        <w:t xml:space="preserve">For </w:t>
-      </w:r>
-      <w:r>
-        <w:rPr>
-          <w:b/>
-        </w:rPr>
-        <w:t>training</w:t>
-      </w:r>
-      <w:r>
-        <w:rPr>
-          <w:b w:val="0"/>
-        </w:rPr>
-        <w:t xml:space="preserve"> targets [1,3,11], compute </w:t>
-      </w:r>
-      <w:r>
-        <w:rPr>
-          <w:b/>
-        </w:rPr>
-        <w:t>mean</w:t>
-      </w:r>
-      <w:r>
-        <w:rPr>
-          <w:b w:val="0"/>
-        </w:rPr>
-        <w:t xml:space="preserve"> and </w:t>
-      </w:r>
-      <w:r>
-        <w:rPr>
-          <w:b/>
-        </w:rPr>
-        <w:t>median</w:t>
-      </w:r>
-      <w:r>
-        <w:rPr>
-          <w:b w:val="0"/>
-        </w:rPr>
-        <w:t xml:space="preserve"> </w:t>
-      </w:r>
-      <w:r>
-        <w:rPr>
-          <w:b/>
-        </w:rPr>
-        <w:t>constant baseline</w:t>
-      </w:r>
-      <w:r>
-        <w:rPr>
-          <w:b w:val="0"/>
-        </w:rPr>
-        <w:t xml:space="preserve">s. Compare total absolute </w:t>
-      </w:r>
-      <w:r>
-        <w:rPr>
-          <w:b/>
-        </w:rPr>
-        <w:t>training</w:t>
-      </w:r>
-      <w:r>
-        <w:rPr>
-          <w:b w:val="0"/>
-        </w:rPr>
-        <w:t xml:space="preserve"> error for each. Where must final performance be measured?</w:t>
+        <w:t>09. Project · Keep the experiment evidence</w:t>
+      </w:r>
+    </w:p>
+    <w:p>
+      <w:r>
+        <w:t>Keep this task’s complete inputs, stated rule and support record together.</w:t>
+      </w:r>
+    </w:p>
+    <w:p>
+      <w:pPr>
+        <w:pStyle w:val="Heading2"/>
+      </w:pPr>
+      <w:r>
+        <w:t>Task and evidence record</w:t>
+      </w:r>
+    </w:p>
+    <w:p>
+      <w:pPr>
+        <w:pStyle w:val="ListBullet"/>
+      </w:pPr>
+      <w:r>
+        <w:t>Document any numeric baseline used in Plant Classifier feature checks, including unit, distribution, and outlier decision.</w:t>
+      </w:r>
+    </w:p>
+    <w:p>
+      <w:pPr>
+        <w:pStyle w:val="ListBullet"/>
+      </w:pPr>
+      <w:r>
+        <w:t>The project change and evidence I will keep</w:t>
+      </w:r>
+    </w:p>
+    <w:p>
+      <w:pPr>
+        <w:pStyle w:val="Heading3"/>
+      </w:pPr>
+      <w:r>
+        <w:t>Write or draw your reasoning and evidence.</w:t>
+      </w:r>
+    </w:p>
+    <w:p>
+      <w:r>
+        <w:t>________________________________________________________________</w:t>
+      </w:r>
+    </w:p>
+    <w:p>
+      <w:r>
+        <w:t>________________________________________________________________</w:t>
+      </w:r>
+    </w:p>
+    <w:p>
+      <w:r>
+        <w:t>________________________________________________________________</w:t>
+      </w:r>
+    </w:p>
+    <w:p>
+      <w:r>
+        <w:t>________________________________________________________________</w:t>
+      </w:r>
+    </w:p>
+    <w:p>
+      <w:r>
+        <w:t>________________________________________________________________</w:t>
       </w:r>
     </w:p>
     <w:p>
@@ -578,1104 +663,20 @@
         <w:pStyle w:val="Heading1"/>
       </w:pPr>
       <w:r>
-        <w:t>06. Solve the given case</w:t>
-      </w:r>
-    </w:p>
-    <w:p>
-      <w:r>
-        <w:t>Solve the supplied Mean, Median, and Baselines case and show the deciding evidence.</w:t>
-      </w:r>
-    </w:p>
-    <w:p>
-      <w:pPr>
-        <w:spacing w:line="336" w:lineRule="auto" w:after="180"/>
-      </w:pPr>
-      <w:r>
-        <w:rPr>
-          <w:b/>
-        </w:rPr>
-        <w:t>Training</w:t>
-      </w:r>
-      <w:r>
-        <w:rPr>
-          <w:b w:val="0"/>
-        </w:rPr>
-        <w:t xml:space="preserve"> heights are 2,4,12 cm. Compare constant </w:t>
-      </w:r>
-      <w:r>
-        <w:rPr>
-          <w:b/>
-        </w:rPr>
-        <w:t>mean</w:t>
-      </w:r>
-      <w:r>
-        <w:rPr>
-          <w:b w:val="0"/>
-        </w:rPr>
-        <w:t xml:space="preserve"> and </w:t>
-      </w:r>
-      <w:r>
-        <w:rPr>
-          <w:b/>
-        </w:rPr>
-        <w:t>median</w:t>
-      </w:r>
-      <w:r>
-        <w:rPr>
-          <w:b w:val="0"/>
-        </w:rPr>
-        <w:t xml:space="preserve"> baselines.</w:t>
-      </w:r>
-    </w:p>
-    <w:p>
-      <w:pPr>
-        <w:spacing w:line="336" w:lineRule="auto" w:after="180"/>
-      </w:pPr>
-      <w:r>
-        <w:rPr>
-          <w:b w:val="0"/>
-        </w:rPr>
-        <w:t xml:space="preserve">Compute both and </w:t>
-      </w:r>
-      <w:r>
-        <w:rPr>
-          <w:b/>
-        </w:rPr>
-        <w:t>training</w:t>
-      </w:r>
-      <w:r>
-        <w:rPr>
-          <w:b w:val="0"/>
-        </w:rPr>
-        <w:t xml:space="preserve"> </w:t>
-      </w:r>
-      <w:r>
-        <w:rPr>
-          <w:b/>
-        </w:rPr>
-        <w:t>absolute error</w:t>
-      </w:r>
-      <w:r>
-        <w:rPr>
-          <w:b w:val="0"/>
-        </w:rPr>
-        <w:t>s.</w:t>
-      </w:r>
-    </w:p>
-    <w:p>
-      <w:pPr>
-        <w:spacing w:line="336" w:lineRule="auto" w:after="180"/>
-      </w:pPr>
-      <w:r>
-        <w:rPr>
-          <w:b w:val="0"/>
-        </w:rPr>
-        <w:t xml:space="preserve">Show your trace, calculation or </w:t>
-      </w:r>
-      <w:r>
-        <w:rPr>
-          <w:b/>
-        </w:rPr>
-        <w:t>evidence</w:t>
-      </w:r>
-    </w:p>
-    <w:p>
-      <w:pPr>
-        <w:pStyle w:val="Heading3"/>
-      </w:pPr>
-      <w:r>
-        <w:t>Write or draw your reasoning and evidence.</w:t>
-      </w:r>
-    </w:p>
-    <w:p>
-      <w:r>
-        <w:t>________________________________________________________________</w:t>
-      </w:r>
-    </w:p>
-    <w:p>
-      <w:r>
-        <w:t>________________________________________________________________</w:t>
-      </w:r>
-    </w:p>
-    <w:p>
-      <w:r>
-        <w:t>________________________________________________________________</w:t>
-      </w:r>
-    </w:p>
-    <w:p>
-      <w:r>
-        <w:t>________________________________________________________________</w:t>
-      </w:r>
-    </w:p>
-    <w:p>
-      <w:r>
-        <w:t>________________________________________________________________</w:t>
-      </w:r>
-    </w:p>
-    <w:p>
-      <w:pPr>
-        <w:pStyle w:val="Heading1"/>
-      </w:pPr>
-      <w:r>
-        <w:t>07. Check a changed case</w:t>
-      </w:r>
-    </w:p>
-    <w:p>
-      <w:r>
-        <w:t>Apply the procedure to the changed case and record why the conclusion follows.</w:t>
-      </w:r>
-    </w:p>
-    <w:p>
-      <w:pPr>
-        <w:spacing w:line="336" w:lineRule="auto" w:after="180"/>
-        <w:shd w:fill="F5F1FB"/>
-      </w:pPr>
-      <w:r>
-        <w:rPr>
-          <w:b w:val="0"/>
-        </w:rPr>
-        <w:t xml:space="preserve">For </w:t>
-      </w:r>
-      <w:r>
-        <w:rPr>
-          <w:b/>
-        </w:rPr>
-        <w:t>training</w:t>
-      </w:r>
-      <w:r>
-        <w:rPr>
-          <w:b w:val="0"/>
-        </w:rPr>
-        <w:t xml:space="preserve"> heights 2, 3 and 10 cm, calculate </w:t>
-      </w:r>
-      <w:r>
-        <w:rPr>
-          <w:b/>
-        </w:rPr>
-        <w:t>mean</w:t>
-      </w:r>
-      <w:r>
-        <w:rPr>
-          <w:b w:val="0"/>
-        </w:rPr>
-        <w:t xml:space="preserve"> and </w:t>
-      </w:r>
-      <w:r>
-        <w:rPr>
-          <w:b/>
-        </w:rPr>
-        <w:t>median</w:t>
-      </w:r>
-      <w:r>
-        <w:rPr>
-          <w:b w:val="0"/>
-        </w:rPr>
-        <w:t>. Which constant is less influenced by the high value?</w:t>
-      </w:r>
-    </w:p>
-    <w:p>
-      <w:pPr>
-        <w:spacing w:line="336" w:lineRule="auto" w:after="180"/>
-      </w:pPr>
-      <w:r>
-        <w:rPr>
-          <w:b w:val="0"/>
-        </w:rPr>
-        <w:t>My independent answer and reason</w:t>
-      </w:r>
-    </w:p>
-    <w:p>
-      <w:pPr>
-        <w:pStyle w:val="Heading3"/>
-      </w:pPr>
-      <w:r>
-        <w:t>Write or draw your reasoning and evidence.</w:t>
-      </w:r>
-    </w:p>
-    <w:p>
-      <w:r>
-        <w:t>________________________________________________________________</w:t>
-      </w:r>
-    </w:p>
-    <w:p>
-      <w:r>
-        <w:t>________________________________________________________________</w:t>
-      </w:r>
-    </w:p>
-    <w:p>
-      <w:r>
-        <w:t>________________________________________________________________</w:t>
-      </w:r>
-    </w:p>
-    <w:p>
-      <w:r>
-        <w:t>________________________________________________________________</w:t>
-      </w:r>
-    </w:p>
-    <w:p>
-      <w:r>
-        <w:t>________________________________________________________________</w:t>
-      </w:r>
-    </w:p>
-    <w:p>
-      <w:pPr>
-        <w:pStyle w:val="Heading3"/>
-      </w:pPr>
-      <w:r>
-        <w:t>Week 20 Test and reflect</w:t>
-      </w:r>
-    </w:p>
-    <w:p>
-      <w:pPr>
-        <w:pStyle w:val="Heading1"/>
-      </w:pPr>
-      <w:r>
-        <w:t>08. Design a revealing test</w:t>
-      </w:r>
-    </w:p>
-    <w:p>
-      <w:r>
-        <w:t>Specify a changed input, expected result and observation separately.</w:t>
-      </w:r>
-    </w:p>
-    <w:p>
-      <w:pPr>
-        <w:spacing w:line="336" w:lineRule="auto" w:after="180"/>
-      </w:pPr>
-      <w:r>
-        <w:rPr>
-          <w:b w:val="0"/>
-        </w:rPr>
-        <w:t xml:space="preserve">Create a changed </w:t>
-      </w:r>
-      <w:r>
-        <w:rPr>
-          <w:b/>
-        </w:rPr>
-        <w:t>input</w:t>
-      </w:r>
-      <w:r>
-        <w:rPr>
-          <w:b w:val="0"/>
-        </w:rPr>
-        <w:t>, boundary case or missing-information case. Write the expected answer or safe response before testing.</w:t>
-      </w:r>
-    </w:p>
-    <w:tbl>
-      <w:tblPr>
-        <w:tblStyle w:val="LightShading-Accent1"/>
-        <w:tblW w:type="auto" w:w="0"/>
-        <w:tblLook w:firstColumn="1" w:firstRow="1" w:lastColumn="0" w:lastRow="0" w:noHBand="0" w:noVBand="1" w:val="04A0"/>
-      </w:tblPr>
-      <w:tblGrid>
-        <w:gridCol w:w="5112"/>
-        <w:gridCol w:w="5112"/>
-      </w:tblGrid>
-      <w:tr>
-        <w:trPr>
-          <w:tblHeader/>
-        </w:trPr>
-        <w:tc>
-          <w:tcPr>
-            <w:tcW w:type="dxa" w:w="5112"/>
-          </w:tcPr>
-          <w:p>
-            <w:r>
-              <w:t>Test record</w:t>
-            </w:r>
-          </w:p>
-        </w:tc>
-        <w:tc>
-          <w:tcPr>
-            <w:tcW w:type="dxa" w:w="5112"/>
-          </w:tcPr>
-          <w:p>
-            <w:r>
-              <w:t>My evidence</w:t>
-            </w:r>
-          </w:p>
-        </w:tc>
-      </w:tr>
-      <w:tr>
-        <w:tc>
-          <w:tcPr>
-            <w:tcW w:type="dxa" w:w="5112"/>
-          </w:tcPr>
-          <w:p>
-            <w:r>
-              <w:t>Changed input or condition</w:t>
-            </w:r>
-          </w:p>
-        </w:tc>
-        <w:tc>
-          <w:tcPr>
-            <w:tcW w:type="dxa" w:w="5112"/>
-          </w:tcPr>
-          <w:p>
-            <w:r/>
-          </w:p>
-        </w:tc>
-      </w:tr>
-      <w:tr>
-        <w:tc>
-          <w:tcPr>
-            <w:tcW w:type="dxa" w:w="5112"/>
-          </w:tcPr>
-          <w:p>
-            <w:r>
-              <w:t>Expected answer or fallback</w:t>
-            </w:r>
-          </w:p>
-        </w:tc>
-        <w:tc>
-          <w:tcPr>
-            <w:tcW w:type="dxa" w:w="5112"/>
-          </w:tcPr>
-          <w:p>
-            <w:r/>
-          </w:p>
-        </w:tc>
-      </w:tr>
-      <w:tr>
-        <w:tc>
-          <w:tcPr>
-            <w:tcW w:type="dxa" w:w="5112"/>
-          </w:tcPr>
-          <w:p>
-            <w:r>
-              <w:t>Observed result</w:t>
-            </w:r>
-          </w:p>
-        </w:tc>
-        <w:tc>
-          <w:tcPr>
-            <w:tcW w:type="dxa" w:w="5112"/>
-          </w:tcPr>
-          <w:p>
-            <w:r/>
-          </w:p>
-        </w:tc>
-      </w:tr>
-      <w:tr>
-        <w:tc>
-          <w:tcPr>
-            <w:tcW w:type="dxa" w:w="5112"/>
-          </w:tcPr>
-          <w:p>
-            <w:r>
-              <w:t>Why the result occurred</w:t>
-            </w:r>
-          </w:p>
-        </w:tc>
-        <w:tc>
-          <w:tcPr>
-            <w:tcW w:type="dxa" w:w="5112"/>
-          </w:tcPr>
-          <w:p>
-            <w:r/>
-          </w:p>
-        </w:tc>
-      </w:tr>
-    </w:tbl>
-    <w:p>
-      <w:pPr>
-        <w:pStyle w:val="Heading1"/>
-      </w:pPr>
-      <w:r>
-        <w:t>09. Project checkpoint</w:t>
-      </w:r>
-    </w:p>
-    <w:p>
-      <w:r>
-        <w:t>Justify what Mean, Median, and Baselines adds to Responsible Plant Classifier and keep the evidence.</w:t>
-      </w:r>
-    </w:p>
-    <w:p>
-      <w:pPr>
-        <w:spacing w:line="336" w:lineRule="auto" w:after="180"/>
-      </w:pPr>
-      <w:r>
-        <w:rPr>
-          <w:b w:val="0"/>
-        </w:rPr>
-        <w:t xml:space="preserve">Document any numeric baseline used in Plant Classifier feature checks, including unit, distribution, and </w:t>
-      </w:r>
-      <w:r>
-        <w:rPr>
-          <w:b/>
-        </w:rPr>
-        <w:t>outlier</w:t>
-      </w:r>
-      <w:r>
-        <w:rPr>
-          <w:b w:val="0"/>
-        </w:rPr>
-        <w:t xml:space="preserve"> decision.</w:t>
-      </w:r>
-    </w:p>
-    <w:p>
-      <w:pPr>
-        <w:spacing w:line="336" w:lineRule="auto" w:after="180"/>
-      </w:pPr>
-      <w:r>
-        <w:rPr>
-          <w:b w:val="0"/>
-        </w:rPr>
-        <w:t xml:space="preserve">The project change and </w:t>
-      </w:r>
-      <w:r>
-        <w:rPr>
-          <w:b/>
-        </w:rPr>
-        <w:t>evidence</w:t>
-      </w:r>
-      <w:r>
-        <w:rPr>
-          <w:b w:val="0"/>
-        </w:rPr>
-        <w:t xml:space="preserve"> I will keep</w:t>
-      </w:r>
-    </w:p>
-    <w:p>
-      <w:pPr>
-        <w:pStyle w:val="Heading3"/>
-      </w:pPr>
-      <w:r>
-        <w:t>Write or draw your reasoning and evidence.</w:t>
-      </w:r>
-    </w:p>
-    <w:p>
-      <w:r>
-        <w:t>________________________________________________________________</w:t>
-      </w:r>
-    </w:p>
-    <w:p>
-      <w:r>
-        <w:t>________________________________________________________________</w:t>
-      </w:r>
-    </w:p>
-    <w:p>
-      <w:r>
-        <w:t>________________________________________________________________</w:t>
-      </w:r>
-    </w:p>
-    <w:p>
-      <w:r>
-        <w:t>________________________________________________________________</w:t>
-      </w:r>
-    </w:p>
-    <w:p>
-      <w:r>
-        <w:t>________________________________________________________________</w:t>
-      </w:r>
-    </w:p>
-    <w:p>
-      <w:pPr>
-        <w:pStyle w:val="Heading1"/>
-      </w:pPr>
-      <w:r>
-        <w:t>10. Self check</w:t>
-      </w:r>
-    </w:p>
-    <w:p>
-      <w:r>
-        <w:t>Judge explanation, evidence, transfer and limits separately; attach the work behind your judgement.</w:t>
-      </w:r>
-    </w:p>
-    <w:p>
-      <w:pPr>
-        <w:pStyle w:val="ListBullet"/>
-      </w:pPr>
-      <w:r>
-        <w:t>I can explain the mechanism.</w:t>
-      </w:r>
-    </w:p>
-    <w:p>
-      <w:pPr>
-        <w:pStyle w:val="ListBullet"/>
-      </w:pPr>
-      <w:r>
-        <w:t>I can show evidence.</w:t>
-      </w:r>
-    </w:p>
-    <w:p>
-      <w:pPr>
-        <w:pStyle w:val="ListBullet"/>
-      </w:pPr>
-      <w:r>
-        <w:t>I can handle a changed case.</w:t>
-      </w:r>
-    </w:p>
-    <w:p>
-      <w:pPr>
-        <w:pStyle w:val="ListBullet"/>
-      </w:pPr>
-      <w:r>
-        <w:t>I can name a limit.</w:t>
-      </w:r>
-    </w:p>
-    <w:p>
-      <w:r>
-        <w:t>Mark each as not yet, with help or independently, and attach supporting work.</w:t>
-      </w:r>
-    </w:p>
-    <w:p>
-      <w:pPr>
-        <w:spacing w:line="336" w:lineRule="auto" w:after="180"/>
-      </w:pPr>
-      <w:r>
-        <w:rPr>
-          <w:b w:val="0"/>
-        </w:rPr>
-        <w:t>Teacher review ____________________  Next step ____________________</w:t>
-      </w:r>
-    </w:p>
-    <w:p>
-      <w:pPr>
-        <w:pStyle w:val="Heading1"/>
-      </w:pPr>
-      <w:r>
-        <w:t>11. Transfer practice from the original programme</w:t>
-      </w:r>
-    </w:p>
-    <w:p>
-      <w:r>
-        <w:t>Use this earlier case as transfer practice. A case already discussed with feedback is not fresh assessment evidence.</w:t>
-      </w:r>
-    </w:p>
-    <w:p>
-      <w:pPr>
-        <w:spacing w:line="336" w:lineRule="auto" w:after="180"/>
-        <w:shd w:fill="F5F1FB"/>
-      </w:pPr>
-      <w:r>
-        <w:rPr>
-          <w:b w:val="0"/>
-        </w:rPr>
-        <w:t xml:space="preserve">For </w:t>
-      </w:r>
-      <w:r>
-        <w:rPr>
-          <w:b/>
-        </w:rPr>
-        <w:t>training</w:t>
-      </w:r>
-      <w:r>
-        <w:rPr>
-          <w:b w:val="0"/>
-        </w:rPr>
-        <w:t xml:space="preserve"> targets [1,3,11], compute </w:t>
-      </w:r>
-      <w:r>
-        <w:rPr>
-          <w:b/>
-        </w:rPr>
-        <w:t>mean</w:t>
-      </w:r>
-      <w:r>
-        <w:rPr>
-          <w:b w:val="0"/>
-        </w:rPr>
-        <w:t xml:space="preserve"> and </w:t>
-      </w:r>
-      <w:r>
-        <w:rPr>
-          <w:b/>
-        </w:rPr>
-        <w:t>median</w:t>
-      </w:r>
-      <w:r>
-        <w:rPr>
-          <w:b w:val="0"/>
-        </w:rPr>
-        <w:t xml:space="preserve"> </w:t>
-      </w:r>
-      <w:r>
-        <w:rPr>
-          <w:b/>
-        </w:rPr>
-        <w:t>constant baseline</w:t>
-      </w:r>
-      <w:r>
-        <w:rPr>
-          <w:b w:val="0"/>
-        </w:rPr>
-        <w:t xml:space="preserve">s. Compare total absolute </w:t>
-      </w:r>
-      <w:r>
-        <w:rPr>
-          <w:b/>
-        </w:rPr>
-        <w:t>training</w:t>
-      </w:r>
-      <w:r>
-        <w:rPr>
-          <w:b w:val="0"/>
-        </w:rPr>
-        <w:t xml:space="preserve"> error for each. Where must final performance be measured?</w:t>
-      </w:r>
-    </w:p>
-    <w:p>
-      <w:pPr>
-        <w:pStyle w:val="Heading3"/>
-      </w:pPr>
-      <w:r>
-        <w:t>My independently reasoned answer</w:t>
-      </w:r>
-    </w:p>
-    <w:p>
-      <w:r>
-        <w:t>________________________________________________________________</w:t>
-      </w:r>
-    </w:p>
-    <w:p>
-      <w:r>
-        <w:t>________________________________________________________________</w:t>
-      </w:r>
-    </w:p>
-    <w:p>
-      <w:r>
-        <w:t>________________________________________________________________</w:t>
-      </w:r>
-    </w:p>
-    <w:p>
-      <w:r>
-        <w:t>________________________________________________________________</w:t>
-      </w:r>
-    </w:p>
-    <w:p>
-      <w:r>
-        <w:t>________________________________________________________________</w:t>
-      </w:r>
-    </w:p>
-    <w:p>
-      <w:r>
-        <w:t>________________________________________________________________</w:t>
-      </w:r>
-    </w:p>
-    <w:p>
-      <w:r>
-        <w:t>________________________________________________________________</w:t>
-      </w:r>
-    </w:p>
-    <w:p>
-      <w:pPr>
-        <w:spacing w:line="336" w:lineRule="auto" w:after="180"/>
-      </w:pPr>
-      <w:r>
-        <w:rPr>
-          <w:b w:val="0"/>
-        </w:rPr>
-        <w:t>Record support used: none, hint or teacher explanation.</w:t>
-      </w:r>
-    </w:p>
-    <w:p>
-      <w:pPr>
-        <w:pStyle w:val="Heading1"/>
-      </w:pPr>
-      <w:r>
-        <w:t>12. W1 Fit two constants</w:t>
-      </w:r>
-    </w:p>
-    <w:p>
-      <w:r>
-        <w:t>Fit two constants. Apply the supplied Mean, Median, and Baselines facts and keep your reasoning.</w:t>
-      </w:r>
-    </w:p>
-    <w:p>
-      <w:pPr>
-        <w:pStyle w:val="Heading3"/>
-      </w:pPr>
-      <w:r>
-        <w:t>Where to find the supplied example</w:t>
-      </w:r>
-    </w:p>
-    <w:p>
-      <w:pPr>
-        <w:spacing w:line="336" w:lineRule="auto" w:after="180"/>
-        <w:shd w:fill="F1F6F8"/>
-      </w:pPr>
-      <w:r>
-        <w:rPr>
-          <w:b w:val="0"/>
-        </w:rPr>
-        <w:t>Reference for this exercise: open this week’s student lesson, “Mean, Median, and Baselines”, at “See how it works” and “Follow a worked example”. Use the original worked values or code named in the question; the later pictorial case is a separate example. Keep this reference beside your workbook while practising.</w:t>
-      </w:r>
-    </w:p>
-    <w:p>
-      <w:pPr>
-        <w:spacing w:line="336" w:lineRule="auto" w:after="180"/>
-      </w:pPr>
-      <w:r>
-        <w:rPr>
-          <w:b w:val="0"/>
-        </w:rPr>
-        <w:t xml:space="preserve">Find the </w:t>
-      </w:r>
-      <w:r>
-        <w:rPr>
-          <w:b/>
-        </w:rPr>
-        <w:t>mean</w:t>
-      </w:r>
-      <w:r>
-        <w:rPr>
-          <w:b w:val="0"/>
-        </w:rPr>
-        <w:t xml:space="preserve"> and </w:t>
-      </w:r>
-      <w:r>
-        <w:rPr>
-          <w:b/>
-        </w:rPr>
-        <w:t>median</w:t>
-      </w:r>
-      <w:r>
-        <w:rPr>
-          <w:b w:val="0"/>
-        </w:rPr>
-        <w:t xml:space="preserve"> of the worked </w:t>
-      </w:r>
-      <w:r>
-        <w:rPr>
-          <w:b/>
-        </w:rPr>
-        <w:t>training</w:t>
-      </w:r>
-      <w:r>
-        <w:rPr>
-          <w:b w:val="0"/>
-        </w:rPr>
-        <w:t xml:space="preserve"> targets.</w:t>
-      </w:r>
-    </w:p>
-    <w:p>
-      <w:pPr>
-        <w:pStyle w:val="Heading3"/>
-      </w:pPr>
-      <w:r>
-        <w:t>My reasoning and evidence</w:t>
-      </w:r>
-    </w:p>
-    <w:p>
-      <w:r>
-        <w:t>________________________________________________________________</w:t>
-      </w:r>
-    </w:p>
-    <w:p>
-      <w:r>
-        <w:t>________________________________________________________________</w:t>
-      </w:r>
-    </w:p>
-    <w:p>
-      <w:r>
-        <w:t>________________________________________________________________</w:t>
-      </w:r>
-    </w:p>
-    <w:p>
-      <w:r>
-        <w:t>________________________________________________________________</w:t>
-      </w:r>
-    </w:p>
-    <w:p>
-      <w:r>
-        <w:t>________________________________________________________________</w:t>
-      </w:r>
-    </w:p>
-    <w:p>
-      <w:r>
-        <w:t>________________________________________________________________</w:t>
-      </w:r>
-    </w:p>
-    <w:p>
-      <w:pPr>
-        <w:pStyle w:val="Heading1"/>
-      </w:pPr>
-      <w:r>
-        <w:t>13. W2 Score separately</w:t>
-      </w:r>
-    </w:p>
-    <w:p>
-      <w:r>
-        <w:t>Score separately. Apply the supplied Mean, Median, and Baselines facts and keep your reasoning.</w:t>
-      </w:r>
-    </w:p>
-    <w:p>
-      <w:pPr>
-        <w:spacing w:line="336" w:lineRule="auto" w:after="180"/>
-      </w:pPr>
-      <w:r>
-        <w:rPr>
-          <w:b w:val="0"/>
-        </w:rPr>
-        <w:t>Calculate MAE for both baselines on [4, 8].</w:t>
-      </w:r>
-    </w:p>
-    <w:p>
-      <w:pPr>
-        <w:pStyle w:val="Heading3"/>
-      </w:pPr>
-      <w:r>
-        <w:t>My reasoning and evidence</w:t>
-      </w:r>
-    </w:p>
-    <w:p>
-      <w:r>
-        <w:t>________________________________________________________________</w:t>
-      </w:r>
-    </w:p>
-    <w:p>
-      <w:r>
-        <w:t>________________________________________________________________</w:t>
-      </w:r>
-    </w:p>
-    <w:p>
-      <w:r>
-        <w:t>________________________________________________________________</w:t>
-      </w:r>
-    </w:p>
-    <w:p>
-      <w:r>
-        <w:t>________________________________________________________________</w:t>
-      </w:r>
-    </w:p>
-    <w:p>
-      <w:r>
-        <w:t>________________________________________________________________</w:t>
-      </w:r>
-    </w:p>
-    <w:p>
-      <w:r>
-        <w:t>________________________________________________________________</w:t>
-      </w:r>
-    </w:p>
-    <w:p>
-      <w:pPr>
-        <w:pStyle w:val="Heading1"/>
-      </w:pPr>
-      <w:r>
-        <w:t>14. W3 Inspect an extreme value</w:t>
-      </w:r>
-    </w:p>
-    <w:p>
-      <w:r>
-        <w:t>Inspect an extreme value. Apply the supplied Mean, Median, and Baselines facts and keep your reasoning.</w:t>
-      </w:r>
-    </w:p>
-    <w:p>
-      <w:pPr>
-        <w:spacing w:line="336" w:lineRule="auto" w:after="180"/>
-        <w:shd w:fill="F5F1FB"/>
-      </w:pPr>
-      <w:r>
-        <w:rPr>
-          <w:b w:val="0"/>
-        </w:rPr>
-        <w:t>Replace 12 by 40. What changes?</w:t>
-      </w:r>
-    </w:p>
-    <w:p>
-      <w:pPr>
-        <w:pStyle w:val="Heading3"/>
-      </w:pPr>
-      <w:r>
-        <w:t>My reasoning and evidence</w:t>
-      </w:r>
-    </w:p>
-    <w:p>
-      <w:r>
-        <w:t>________________________________________________________________</w:t>
-      </w:r>
-    </w:p>
-    <w:p>
-      <w:r>
-        <w:t>________________________________________________________________</w:t>
-      </w:r>
-    </w:p>
-    <w:p>
-      <w:r>
-        <w:t>________________________________________________________________</w:t>
-      </w:r>
-    </w:p>
-    <w:p>
-      <w:r>
-        <w:t>________________________________________________________________</w:t>
-      </w:r>
-    </w:p>
-    <w:p>
-      <w:r>
-        <w:t>________________________________________________________________</w:t>
-      </w:r>
-    </w:p>
-    <w:p>
-      <w:r>
-        <w:t>________________________________________________________________</w:t>
-      </w:r>
-    </w:p>
-    <w:p>
-      <w:pPr>
-        <w:pStyle w:val="Heading1"/>
-      </w:pPr>
-      <w:r>
-        <w:t>15. W4 Apply independently</w:t>
-      </w:r>
-    </w:p>
-    <w:p>
-      <w:r>
-        <w:t>Attempt before feedback. If this repeats the selected independent case, reuse that first attempt; otherwise keep a separate record. Apply independently. Apply the supplied Mean, Median, and Baselines facts and keep your reasoning.</w:t>
-      </w:r>
-    </w:p>
-    <w:p>
-      <w:pPr>
-        <w:spacing w:line="336" w:lineRule="auto" w:after="180"/>
-      </w:pPr>
-      <w:r>
-        <w:rPr>
-          <w:b/>
-        </w:rPr>
-        <w:t>Training</w:t>
-      </w:r>
-      <w:r>
-        <w:rPr>
-          <w:b w:val="0"/>
-        </w:rPr>
-        <w:t xml:space="preserve"> [1, 3, 5, 15], evaluation [3, 9]. Fit both constants and calculate MAE.</w:t>
-      </w:r>
-    </w:p>
-    <w:p>
-      <w:pPr>
-        <w:pStyle w:val="Heading3"/>
-      </w:pPr>
-      <w:r>
-        <w:t>My reasoning and evidence</w:t>
-      </w:r>
-    </w:p>
-    <w:p>
-      <w:r>
-        <w:t>________________________________________________________________</w:t>
-      </w:r>
-    </w:p>
-    <w:p>
-      <w:r>
-        <w:t>________________________________________________________________</w:t>
-      </w:r>
-    </w:p>
-    <w:p>
-      <w:r>
-        <w:t>________________________________________________________________</w:t>
-      </w:r>
-    </w:p>
-    <w:p>
-      <w:r>
-        <w:t>________________________________________________________________</w:t>
-      </w:r>
-    </w:p>
-    <w:p>
-      <w:r>
-        <w:t>________________________________________________________________</w:t>
-      </w:r>
-    </w:p>
-    <w:p>
-      <w:r>
-        <w:t>________________________________________________________________</w:t>
-      </w:r>
-    </w:p>
-    <w:p>
-      <w:r>
-        <w:t>________________________________________________________________</w:t>
-      </w:r>
-    </w:p>
-    <w:p>
-      <w:r>
-        <w:t>________________________________________________________________</w:t>
-      </w:r>
-    </w:p>
-    <w:p>
-      <w:pPr>
-        <w:pStyle w:val="Heading1"/>
-      </w:pPr>
-      <w:r>
-        <w:t>16. W5 Prevent leakage</w:t>
-      </w:r>
-    </w:p>
-    <w:p>
-      <w:r>
-        <w:t>Prevent leakage. Apply the supplied Mean, Median, and Baselines facts and keep your reasoning.</w:t>
-      </w:r>
-    </w:p>
-    <w:p>
-      <w:pPr>
-        <w:spacing w:line="336" w:lineRule="auto" w:after="180"/>
-        <w:shd w:fill="F5F1FB"/>
-      </w:pPr>
-      <w:r>
-        <w:rPr>
-          <w:b w:val="0"/>
-        </w:rPr>
-        <w:t xml:space="preserve">Why not predict the evaluation </w:t>
-      </w:r>
-      <w:r>
-        <w:rPr>
-          <w:b/>
-        </w:rPr>
-        <w:t>mean</w:t>
-      </w:r>
-      <w:r>
-        <w:rPr>
-          <w:b w:val="0"/>
-        </w:rPr>
-        <w:t xml:space="preserve"> as the baseline?</w:t>
-      </w:r>
-    </w:p>
-    <w:p>
-      <w:pPr>
-        <w:pStyle w:val="Heading3"/>
-      </w:pPr>
-      <w:r>
-        <w:t>My reasoning and evidence</w:t>
-      </w:r>
-    </w:p>
-    <w:p>
-      <w:r>
-        <w:t>________________________________________________________________</w:t>
-      </w:r>
-    </w:p>
-    <w:p>
-      <w:r>
-        <w:t>________________________________________________________________</w:t>
-      </w:r>
-    </w:p>
-    <w:p>
-      <w:r>
-        <w:t>________________________________________________________________</w:t>
-      </w:r>
-    </w:p>
-    <w:p>
-      <w:r>
-        <w:t>________________________________________________________________</w:t>
-      </w:r>
-    </w:p>
-    <w:p>
-      <w:r>
-        <w:t>________________________________________________________________</w:t>
-      </w:r>
-    </w:p>
-    <w:p>
-      <w:r>
-        <w:t>________________________________________________________________</w:t>
-      </w:r>
-    </w:p>
-    <w:p>
-      <w:pPr>
-        <w:pStyle w:val="Heading1"/>
-      </w:pPr>
-      <w:r>
-        <w:t>17. Feedback, return check and learning record</w:t>
-      </w:r>
-    </w:p>
-    <w:p>
-      <w:r>
-        <w:t>Record the first repaired step and a different case to revisit after a delay.</w:t>
+        <w:t>17. Feedback · Repair and return</w:t>
+      </w:r>
+    </w:p>
+    <w:p>
+      <w:r>
+        <w:t>Keep this task’s complete inputs, stated rule and support record together.</w:t>
+      </w:r>
+    </w:p>
+    <w:p>
+      <w:pPr>
+        <w:pStyle w:val="Heading2"/>
+      </w:pPr>
+      <w:r>
+        <w:t>Task and evidence record</w:t>
       </w:r>
     </w:p>
     <w:tbl>
@@ -1816,12 +817,9 @@
     </w:tbl>
     <w:p>
       <w:pPr>
-        <w:spacing w:line="336" w:lineRule="auto" w:after="180"/>
-      </w:pPr>
-      <w:r>
-        <w:rPr>
-          <w:b w:val="0"/>
-        </w:rPr>
+        <w:pStyle w:val="ListBullet"/>
+      </w:pPr>
+      <w:r>
         <w:t>Revisit this idea with your teacher after a delay. Familiarity is different from explaining and using it on a changed case.</w:t>
       </w:r>
     </w:p>
@@ -1830,75 +828,777 @@
         <w:pStyle w:val="Heading1"/>
       </w:pPr>
       <w:r>
-        <w:t>18. Pictorial case practice: Mean, Median, and Baselines</w:t>
-      </w:r>
-    </w:p>
-    <w:p>
-      <w:r>
-        <w:t>Fit two constant height baselines and compare them on held-out examples. Explain the labelled step before checking the changed condition.</w:t>
-      </w:r>
-    </w:p>
-    <w:p>
-      <w:pPr>
-        <w:spacing w:line="336" w:lineRule="auto" w:after="180"/>
-      </w:pPr>
-      <w:r>
-        <w:rPr>
-          <w:b w:val="0"/>
-        </w:rPr>
+        <w:t>10. Finish · Judge your evidence</w:t>
+      </w:r>
+    </w:p>
+    <w:p>
+      <w:r>
+        <w:t>Keep this task’s complete inputs, stated rule and support record together.</w:t>
+      </w:r>
+    </w:p>
+    <w:p>
+      <w:pPr>
+        <w:pStyle w:val="Heading2"/>
+      </w:pPr>
+      <w:r>
+        <w:t>Task and evidence record</w:t>
+      </w:r>
+    </w:p>
+    <w:p>
+      <w:pPr>
+        <w:pStyle w:val="ListBullet"/>
+      </w:pPr>
+      <w:r>
+        <w:t>I can explain the mechanism. I can show evidence. I can handle a changed case. I can name a limit. Mark each as not yet, with help or independently, and attach supporting work.</w:t>
+      </w:r>
+    </w:p>
+    <w:p>
+      <w:pPr>
+        <w:pStyle w:val="ListBullet"/>
+      </w:pPr>
+      <w:r>
+        <w:t>Teacher review ____________________  Next step ____________________</w:t>
+      </w:r>
+    </w:p>
+    <w:p>
+      <w:pPr>
+        <w:pStyle w:val="Heading1"/>
+      </w:pPr>
+      <w:r>
+        <w:t>Reference bank and extra practice</w:t>
+      </w:r>
+    </w:p>
+    <w:p>
+      <w:pPr>
+        <w:pStyle w:val="Heading1"/>
+      </w:pPr>
+      <w:r>
+        <w:t>02. Reference · Supported W2 record</w:t>
+      </w:r>
+    </w:p>
+    <w:p>
+      <w:r>
+        <w:t>Keep this task’s complete inputs, stated rule and support record together.</w:t>
+      </w:r>
+    </w:p>
+    <w:p>
+      <w:pPr>
+        <w:pStyle w:val="Heading2"/>
+      </w:pPr>
+      <w:r>
+        <w:t>Task and evidence record</w:t>
+      </w:r>
+    </w:p>
+    <w:p>
+      <w:pPr>
+        <w:pStyle w:val="ListBullet"/>
+      </w:pPr>
+      <w:r>
+        <w:t>Use W2: Score separately for Constant prediction baselines. Record the answer once; the lesson and workbook refer to the same attempt.</w:t>
+      </w:r>
+    </w:p>
+    <w:tbl>
+      <w:tblPr>
+        <w:tblStyle w:val="LightShading-Accent1"/>
+        <w:tblW w:type="auto" w:w="0"/>
+        <w:tblLook w:firstColumn="1" w:firstRow="1" w:lastColumn="0" w:lastRow="0" w:noHBand="0" w:noVBand="1" w:val="04A0"/>
+      </w:tblPr>
+      <w:tblGrid>
+        <w:gridCol w:w="2556"/>
+        <w:gridCol w:w="2556"/>
+        <w:gridCol w:w="2556"/>
+        <w:gridCol w:w="2556"/>
+      </w:tblGrid>
+      <w:tr>
+        <w:trPr>
+          <w:tblHeader/>
+        </w:trPr>
+        <w:tc>
+          <w:tcPr>
+            <w:tcW w:type="dxa" w:w="2556"/>
+          </w:tcPr>
+          <w:p>
+            <w:r>
+              <w:t>Given inputs</w:t>
+            </w:r>
+          </w:p>
+        </w:tc>
+        <w:tc>
+          <w:tcPr>
+            <w:tcW w:type="dxa" w:w="2556"/>
+          </w:tcPr>
+          <w:p>
+            <w:r>
+              <w:t>Procedure I chose</w:t>
+            </w:r>
+          </w:p>
+        </w:tc>
+        <w:tc>
+          <w:tcPr>
+            <w:tcW w:type="dxa" w:w="2556"/>
+          </w:tcPr>
+          <w:p>
+            <w:r>
+              <w:t>Middle steps</w:t>
+            </w:r>
+          </w:p>
+        </w:tc>
+        <w:tc>
+          <w:tcPr>
+            <w:tcW w:type="dxa" w:w="2556"/>
+          </w:tcPr>
+          <w:p>
+            <w:r>
+              <w:t>Result and check</w:t>
+            </w:r>
+          </w:p>
+        </w:tc>
+      </w:tr>
+      <w:tr>
+        <w:tc>
+          <w:tcPr>
+            <w:tcW w:type="dxa" w:w="2556"/>
+          </w:tcPr>
+          <w:p>
+            <w:r/>
+          </w:p>
+        </w:tc>
+        <w:tc>
+          <w:tcPr>
+            <w:tcW w:type="dxa" w:w="2556"/>
+          </w:tcPr>
+          <w:p>
+            <w:r/>
+          </w:p>
+        </w:tc>
+        <w:tc>
+          <w:tcPr>
+            <w:tcW w:type="dxa" w:w="2556"/>
+          </w:tcPr>
+          <w:p>
+            <w:r/>
+          </w:p>
+        </w:tc>
+        <w:tc>
+          <w:tcPr>
+            <w:tcW w:type="dxa" w:w="2556"/>
+          </w:tcPr>
+          <w:p>
+            <w:r/>
+          </w:p>
+        </w:tc>
+      </w:tr>
+    </w:tbl>
+    <w:p>
+      <w:pPr>
+        <w:pStyle w:val="Heading3"/>
+      </w:pPr>
+      <w:r>
+        <w:t>The step I completed without help, and the hint I needed</w:t>
+      </w:r>
+    </w:p>
+    <w:p>
+      <w:r>
+        <w:t>________________________________________________________________</w:t>
+      </w:r>
+    </w:p>
+    <w:p>
+      <w:r>
+        <w:t>________________________________________________________________</w:t>
+      </w:r>
+    </w:p>
+    <w:p>
+      <w:r>
+        <w:t>________________________________________________________________</w:t>
+      </w:r>
+    </w:p>
+    <w:p>
+      <w:pPr>
+        <w:pStyle w:val="Heading1"/>
+      </w:pPr>
+      <w:r>
+        <w:t>03. Extra practice · Individual reasoning check</w:t>
+      </w:r>
+    </w:p>
+    <w:p>
+      <w:r>
+        <w:t>Keep this task’s complete inputs, stated rule and support record together.</w:t>
+      </w:r>
+    </w:p>
+    <w:p>
+      <w:pPr>
+        <w:pStyle w:val="Heading2"/>
+      </w:pPr>
+      <w:r>
+        <w:t>Task and evidence record</w:t>
+      </w:r>
+    </w:p>
+    <w:p>
+      <w:pPr>
+        <w:pStyle w:val="ListBullet"/>
+      </w:pPr>
+      <w:r>
+        <w:t>Use the worked case for Constant prediction baselines. Proposed explanation: “A final answer is enough”. Decide whether this explanation is supported. Point to the step or supplied fact that decides; explain your repair if needed.</w:t>
+      </w:r>
+    </w:p>
+    <w:p>
+      <w:pPr>
+        <w:pStyle w:val="Heading3"/>
+      </w:pPr>
+      <w:r>
+        <w:t>My explanation before partner discussion</w:t>
+      </w:r>
+    </w:p>
+    <w:p>
+      <w:r>
+        <w:t>________________________________________________________________</w:t>
+      </w:r>
+    </w:p>
+    <w:p>
+      <w:r>
+        <w:t>________________________________________________________________</w:t>
+      </w:r>
+    </w:p>
+    <w:p>
+      <w:r>
+        <w:t>________________________________________________________________</w:t>
+      </w:r>
+    </w:p>
+    <w:p>
+      <w:r>
+        <w:t>________________________________________________________________</w:t>
+      </w:r>
+    </w:p>
+    <w:p>
+      <w:pPr>
+        <w:pStyle w:val="Heading1"/>
+      </w:pPr>
+      <w:r>
+        <w:t>05. Reference · Earlier learning target</w:t>
+      </w:r>
+    </w:p>
+    <w:p>
+      <w:r>
+        <w:t>Keep this task’s complete inputs, stated rule and support record together.</w:t>
+      </w:r>
+    </w:p>
+    <w:p>
+      <w:pPr>
+        <w:pStyle w:val="Heading2"/>
+      </w:pPr>
+      <w:r>
+        <w:t>Task and evidence record</w:t>
+      </w:r>
+    </w:p>
+    <w:p>
+      <w:pPr>
+        <w:pStyle w:val="ListBullet"/>
+      </w:pPr>
+      <w:r>
+        <w:t>For training targets [1,3,11], compute mean and median constant baselines. Compare total absolute training error for each. Where must final performance be measured?</w:t>
+      </w:r>
+    </w:p>
+    <w:p>
+      <w:pPr>
+        <w:pStyle w:val="Heading1"/>
+      </w:pPr>
+      <w:r>
+        <w:t>06. Extra practice · Earlier complete case</w:t>
+      </w:r>
+    </w:p>
+    <w:p>
+      <w:r>
+        <w:t>Keep this task’s complete inputs, stated rule and support record together.</w:t>
+      </w:r>
+    </w:p>
+    <w:p>
+      <w:pPr>
+        <w:pStyle w:val="Heading2"/>
+      </w:pPr>
+      <w:r>
+        <w:t>Task and evidence record</w:t>
+      </w:r>
+    </w:p>
+    <w:p>
+      <w:pPr>
+        <w:pStyle w:val="ListBullet"/>
+      </w:pPr>
+      <w:r>
+        <w:t>Training heights are 2,4,12 cm. Compare constant mean and median baselines.</w:t>
+      </w:r>
+    </w:p>
+    <w:p>
+      <w:pPr>
+        <w:pStyle w:val="ListBullet"/>
+      </w:pPr>
+      <w:r>
+        <w:t>Compute both and training absolute errors.</w:t>
+      </w:r>
+    </w:p>
+    <w:p>
+      <w:pPr>
+        <w:pStyle w:val="ListBullet"/>
+      </w:pPr>
+      <w:r>
+        <w:t>Show your trace, calculation or evidence</w:t>
+      </w:r>
+    </w:p>
+    <w:p>
+      <w:pPr>
+        <w:pStyle w:val="Heading3"/>
+      </w:pPr>
+      <w:r>
+        <w:t>Write or draw your reasoning and evidence.</w:t>
+      </w:r>
+    </w:p>
+    <w:p>
+      <w:r>
+        <w:t>________________________________________________________________</w:t>
+      </w:r>
+    </w:p>
+    <w:p>
+      <w:r>
+        <w:t>________________________________________________________________</w:t>
+      </w:r>
+    </w:p>
+    <w:p>
+      <w:r>
+        <w:t>________________________________________________________________</w:t>
+      </w:r>
+    </w:p>
+    <w:p>
+      <w:r>
+        <w:t>________________________________________________________________</w:t>
+      </w:r>
+    </w:p>
+    <w:p>
+      <w:r>
+        <w:t>________________________________________________________________</w:t>
+      </w:r>
+    </w:p>
+    <w:p>
+      <w:pPr>
+        <w:pStyle w:val="Heading1"/>
+      </w:pPr>
+      <w:r>
+        <w:t>07. Extra practice · Changed case</w:t>
+      </w:r>
+    </w:p>
+    <w:p>
+      <w:r>
+        <w:t>Keep this task’s complete inputs, stated rule and support record together.</w:t>
+      </w:r>
+    </w:p>
+    <w:p>
+      <w:pPr>
+        <w:pStyle w:val="Heading2"/>
+      </w:pPr>
+      <w:r>
+        <w:t>Task and evidence record</w:t>
+      </w:r>
+    </w:p>
+    <w:p>
+      <w:pPr>
+        <w:pStyle w:val="ListBullet"/>
+      </w:pPr>
+      <w:r>
+        <w:t>For training heights 2, 3 and 10 cm, calculate mean and median. Which constant is less influenced by the high value?</w:t>
+      </w:r>
+    </w:p>
+    <w:p>
+      <w:pPr>
+        <w:pStyle w:val="ListBullet"/>
+      </w:pPr>
+      <w:r>
+        <w:t>My independent answer and reason</w:t>
+      </w:r>
+    </w:p>
+    <w:p>
+      <w:pPr>
+        <w:pStyle w:val="Heading3"/>
+      </w:pPr>
+      <w:r>
+        <w:t>Write or draw your reasoning and evidence.</w:t>
+      </w:r>
+    </w:p>
+    <w:p>
+      <w:r>
+        <w:t>________________________________________________________________</w:t>
+      </w:r>
+    </w:p>
+    <w:p>
+      <w:r>
+        <w:t>________________________________________________________________</w:t>
+      </w:r>
+    </w:p>
+    <w:p>
+      <w:r>
+        <w:t>________________________________________________________________</w:t>
+      </w:r>
+    </w:p>
+    <w:p>
+      <w:r>
+        <w:t>________________________________________________________________</w:t>
+      </w:r>
+    </w:p>
+    <w:p>
+      <w:r>
+        <w:t>________________________________________________________________</w:t>
+      </w:r>
+    </w:p>
+    <w:p>
+      <w:pPr>
+        <w:pStyle w:val="Heading3"/>
+      </w:pPr>
+      <w:r>
+        <w:t>Week 20 Test and reflect</w:t>
+      </w:r>
+    </w:p>
+    <w:p>
+      <w:pPr>
+        <w:pStyle w:val="Heading1"/>
+      </w:pPr>
+      <w:r>
+        <w:t>08. Extra practice · Design a revealing test</w:t>
+      </w:r>
+    </w:p>
+    <w:p>
+      <w:r>
+        <w:t>Keep this task’s complete inputs, stated rule and support record together.</w:t>
+      </w:r>
+    </w:p>
+    <w:p>
+      <w:pPr>
+        <w:pStyle w:val="Heading2"/>
+      </w:pPr>
+      <w:r>
+        <w:t>Task and evidence record</w:t>
+      </w:r>
+    </w:p>
+    <w:p>
+      <w:pPr>
+        <w:pStyle w:val="ListBullet"/>
+      </w:pPr>
+      <w:r>
+        <w:t>Create a changed input, boundary case or missing-information case. Write the expected answer or safe response before testing.</w:t>
+      </w:r>
+    </w:p>
+    <w:tbl>
+      <w:tblPr>
+        <w:tblStyle w:val="LightShading-Accent1"/>
+        <w:tblW w:type="auto" w:w="0"/>
+        <w:tblLook w:firstColumn="1" w:firstRow="1" w:lastColumn="0" w:lastRow="0" w:noHBand="0" w:noVBand="1" w:val="04A0"/>
+      </w:tblPr>
+      <w:tblGrid>
+        <w:gridCol w:w="5112"/>
+        <w:gridCol w:w="5112"/>
+      </w:tblGrid>
+      <w:tr>
+        <w:trPr>
+          <w:tblHeader/>
+        </w:trPr>
+        <w:tc>
+          <w:tcPr>
+            <w:tcW w:type="dxa" w:w="5112"/>
+          </w:tcPr>
+          <w:p>
+            <w:r>
+              <w:t>Test record</w:t>
+            </w:r>
+          </w:p>
+        </w:tc>
+        <w:tc>
+          <w:tcPr>
+            <w:tcW w:type="dxa" w:w="5112"/>
+          </w:tcPr>
+          <w:p>
+            <w:r>
+              <w:t>My evidence</w:t>
+            </w:r>
+          </w:p>
+        </w:tc>
+      </w:tr>
+      <w:tr>
+        <w:tc>
+          <w:tcPr>
+            <w:tcW w:type="dxa" w:w="5112"/>
+          </w:tcPr>
+          <w:p>
+            <w:r>
+              <w:t>Changed input or condition</w:t>
+            </w:r>
+          </w:p>
+        </w:tc>
+        <w:tc>
+          <w:tcPr>
+            <w:tcW w:type="dxa" w:w="5112"/>
+          </w:tcPr>
+          <w:p>
+            <w:r/>
+          </w:p>
+        </w:tc>
+      </w:tr>
+      <w:tr>
+        <w:tc>
+          <w:tcPr>
+            <w:tcW w:type="dxa" w:w="5112"/>
+          </w:tcPr>
+          <w:p>
+            <w:r>
+              <w:t>Expected answer or fallback</w:t>
+            </w:r>
+          </w:p>
+        </w:tc>
+        <w:tc>
+          <w:tcPr>
+            <w:tcW w:type="dxa" w:w="5112"/>
+          </w:tcPr>
+          <w:p>
+            <w:r/>
+          </w:p>
+        </w:tc>
+      </w:tr>
+      <w:tr>
+        <w:tc>
+          <w:tcPr>
+            <w:tcW w:type="dxa" w:w="5112"/>
+          </w:tcPr>
+          <w:p>
+            <w:r>
+              <w:t>Observed result</w:t>
+            </w:r>
+          </w:p>
+        </w:tc>
+        <w:tc>
+          <w:tcPr>
+            <w:tcW w:type="dxa" w:w="5112"/>
+          </w:tcPr>
+          <w:p>
+            <w:r/>
+          </w:p>
+        </w:tc>
+      </w:tr>
+      <w:tr>
+        <w:tc>
+          <w:tcPr>
+            <w:tcW w:type="dxa" w:w="5112"/>
+          </w:tcPr>
+          <w:p>
+            <w:r>
+              <w:t>Why the result occurred</w:t>
+            </w:r>
+          </w:p>
+        </w:tc>
+        <w:tc>
+          <w:tcPr>
+            <w:tcW w:type="dxa" w:w="5112"/>
+          </w:tcPr>
+          <w:p>
+            <w:r/>
+          </w:p>
+        </w:tc>
+      </w:tr>
+    </w:tbl>
+    <w:p>
+      <w:pPr>
+        <w:pStyle w:val="Heading1"/>
+      </w:pPr>
+      <w:r>
+        <w:t>11. Extra practice · Earlier transfer</w:t>
+      </w:r>
+    </w:p>
+    <w:p>
+      <w:r>
+        <w:t>Keep this task’s complete inputs, stated rule and support record together.</w:t>
+      </w:r>
+    </w:p>
+    <w:p>
+      <w:pPr>
+        <w:pStyle w:val="Heading2"/>
+      </w:pPr>
+      <w:r>
+        <w:t>Task and evidence record</w:t>
+      </w:r>
+    </w:p>
+    <w:p>
+      <w:pPr>
+        <w:pStyle w:val="ListBullet"/>
+      </w:pPr>
+      <w:r>
+        <w:t>For training targets [1,3,11], compute mean and median constant baselines. Compare total absolute training error for each. Where must final performance be measured?</w:t>
+      </w:r>
+    </w:p>
+    <w:p>
+      <w:pPr>
+        <w:pStyle w:val="Heading3"/>
+      </w:pPr>
+      <w:r>
+        <w:t>My independently reasoned answer</w:t>
+      </w:r>
+    </w:p>
+    <w:p>
+      <w:r>
+        <w:t>________________________________________________________________</w:t>
+      </w:r>
+    </w:p>
+    <w:p>
+      <w:r>
+        <w:t>________________________________________________________________</w:t>
+      </w:r>
+    </w:p>
+    <w:p>
+      <w:r>
+        <w:t>________________________________________________________________</w:t>
+      </w:r>
+    </w:p>
+    <w:p>
+      <w:r>
+        <w:t>________________________________________________________________</w:t>
+      </w:r>
+    </w:p>
+    <w:p>
+      <w:r>
+        <w:t>________________________________________________________________</w:t>
+      </w:r>
+    </w:p>
+    <w:p>
+      <w:r>
+        <w:t>________________________________________________________________</w:t>
+      </w:r>
+    </w:p>
+    <w:p>
+      <w:r>
+        <w:t>________________________________________________________________</w:t>
+      </w:r>
+    </w:p>
+    <w:p>
+      <w:pPr>
+        <w:pStyle w:val="ListBullet"/>
+      </w:pPr>
+      <w:r>
+        <w:t>Record support used: none, hint or teacher explanation.</w:t>
+      </w:r>
+    </w:p>
+    <w:p>
+      <w:pPr>
+        <w:pStyle w:val="Heading1"/>
+      </w:pPr>
+      <w:r>
+        <w:t>15. Reference · Earlier W4 record</w:t>
+      </w:r>
+    </w:p>
+    <w:p>
+      <w:r>
+        <w:t>Keep this task’s complete inputs, stated rule and support record together.</w:t>
+      </w:r>
+    </w:p>
+    <w:p>
+      <w:pPr>
+        <w:pStyle w:val="Heading2"/>
+      </w:pPr>
+      <w:r>
+        <w:t>Task and evidence record</w:t>
+      </w:r>
+    </w:p>
+    <w:p>
+      <w:pPr>
+        <w:pStyle w:val="ListBullet"/>
+      </w:pPr>
+      <w:r>
+        <w:t>Training [1, 3, 5, 15], evaluation [3, 9]. Fit both constants and calculate MAE.</w:t>
+      </w:r>
+    </w:p>
+    <w:p>
+      <w:pPr>
+        <w:pStyle w:val="Heading3"/>
+      </w:pPr>
+      <w:r>
+        <w:t>My reasoning and evidence</w:t>
+      </w:r>
+    </w:p>
+    <w:p>
+      <w:r>
+        <w:t>________________________________________________________________</w:t>
+      </w:r>
+    </w:p>
+    <w:p>
+      <w:r>
+        <w:t>________________________________________________________________</w:t>
+      </w:r>
+    </w:p>
+    <w:p>
+      <w:r>
+        <w:t>________________________________________________________________</w:t>
+      </w:r>
+    </w:p>
+    <w:p>
+      <w:r>
+        <w:t>________________________________________________________________</w:t>
+      </w:r>
+    </w:p>
+    <w:p>
+      <w:r>
+        <w:t>________________________________________________________________</w:t>
+      </w:r>
+    </w:p>
+    <w:p>
+      <w:r>
+        <w:t>________________________________________________________________</w:t>
+      </w:r>
+    </w:p>
+    <w:p>
+      <w:r>
+        <w:t>________________________________________________________________</w:t>
+      </w:r>
+    </w:p>
+    <w:p>
+      <w:r>
+        <w:t>________________________________________________________________</w:t>
+      </w:r>
+    </w:p>
+    <w:p>
+      <w:pPr>
+        <w:pStyle w:val="Heading1"/>
+      </w:pPr>
+      <w:r>
+        <w:t>18. Extra practice · Pictured case</w:t>
+      </w:r>
+    </w:p>
+    <w:p>
+      <w:r>
+        <w:t>Keep this task’s complete inputs, stated rule and support record together.</w:t>
+      </w:r>
+    </w:p>
+    <w:p>
+      <w:pPr>
+        <w:pStyle w:val="Heading2"/>
+      </w:pPr>
+      <w:r>
+        <w:t>Task and evidence record</w:t>
+      </w:r>
+    </w:p>
+    <w:p>
+      <w:pPr>
+        <w:pStyle w:val="ListBullet"/>
+      </w:pPr>
+      <w:r>
         <w:t>Fit two constant height baselines and compare them on held-out examples.</w:t>
       </w:r>
     </w:p>
     <w:p>
       <w:pPr>
-        <w:spacing w:line="336" w:lineRule="auto" w:after="180"/>
-      </w:pPr>
-      <w:r>
-        <w:rPr>
-          <w:b/>
-        </w:rPr>
-        <w:t>Training</w:t>
-      </w:r>
-      <w:r>
-        <w:rPr>
-          <w:b w:val="0"/>
-        </w:rPr>
-        <w:t xml:space="preserve"> heights [2, 4, 6, 20] cm. Evaluation heights [4, 10] cm. Fit constants only from </w:t>
-      </w:r>
-      <w:r>
-        <w:rPr>
-          <w:b/>
-        </w:rPr>
-        <w:t>training</w:t>
-      </w:r>
-      <w:r>
-        <w:rPr>
-          <w:b w:val="0"/>
-        </w:rPr>
-        <w:t>.</w:t>
-      </w:r>
-    </w:p>
-    <w:p>
-      <w:pPr>
-        <w:spacing w:line="336" w:lineRule="auto" w:after="180"/>
-      </w:pPr>
-      <w:r>
-        <w:rPr>
-          <w:b w:val="0"/>
-        </w:rPr>
-        <w:t xml:space="preserve">All </w:t>
-      </w:r>
-      <w:r>
-        <w:rPr>
-          <w:b/>
-        </w:rPr>
-        <w:t>input</w:t>
-      </w:r>
-      <w:r>
-        <w:rPr>
-          <w:b w:val="0"/>
-        </w:rPr>
-        <w:t>s and outcomes in this worked example are invented classroom data; no real model run is claimed.</w:t>
+        <w:pStyle w:val="ListBullet"/>
+      </w:pPr>
+      <w:r>
+        <w:t>Training heights [2, 4, 6, 20] cm. Evaluation heights [4, 10] cm. Fit constants only from training.</w:t>
+      </w:r>
+    </w:p>
+    <w:p>
+      <w:pPr>
+        <w:pStyle w:val="ListBullet"/>
+      </w:pPr>
+      <w:r>
+        <w:t>All inputs and outcomes in this worked example are invented classroom data; no real model run is claimed.</w:t>
       </w:r>
     </w:p>
     <w:p>
@@ -1939,25 +1639,10 @@
     </w:p>
     <w:p>
       <w:pPr>
-        <w:spacing w:line="336" w:lineRule="auto" w:after="180"/>
-      </w:pPr>
-      <w:r>
-        <w:rPr>
-          <w:b w:val="0"/>
-        </w:rPr>
-        <w:t xml:space="preserve">Does either original baseline win under evaluation MAE? Point to the relevant step in the picture, then write the changed result and the rule or </w:t>
-      </w:r>
-      <w:r>
-        <w:rPr>
-          <w:b/>
-        </w:rPr>
-        <w:t>evidence</w:t>
-      </w:r>
-      <w:r>
-        <w:rPr>
-          <w:b w:val="0"/>
-        </w:rPr>
-        <w:t xml:space="preserve"> that supports it.</w:t>
+        <w:pStyle w:val="ListBullet"/>
+      </w:pPr>
+      <w:r>
+        <w:t>Does either original baseline win under evaluation MAE? Point to the relevant step in the picture, then write the changed result and the rule or evidence that supports it.</w:t>
       </w:r>
     </w:p>
     <w:p>
@@ -2000,68 +1685,18 @@
     </w:p>
     <w:p>
       <w:pPr>
-        <w:pStyle w:val="Heading3"/>
-      </w:pPr>
-      <w:r>
-        <w:t>Record the help used</w:t>
-      </w:r>
-    </w:p>
-    <w:p>
-      <w:pPr>
-        <w:spacing w:line="336" w:lineRule="auto" w:after="180"/>
-        <w:shd w:fill="F1F6F8"/>
-      </w:pPr>
-      <w:r>
-        <w:rPr>
-          <w:b w:val="0"/>
-        </w:rPr>
-        <w:t xml:space="preserve">Support used: alone / hint / worked example. This record is practice </w:t>
-      </w:r>
-      <w:r>
-        <w:rPr>
-          <w:b/>
-        </w:rPr>
-        <w:t>evidence</w:t>
-      </w:r>
-      <w:r>
-        <w:rPr>
-          <w:b w:val="0"/>
-        </w:rPr>
-        <w:t>.</w:t>
-      </w:r>
-    </w:p>
-    <w:p>
-      <w:pPr>
-        <w:spacing w:line="336" w:lineRule="auto" w:after="180"/>
-      </w:pPr>
-      <w:r>
-        <w:rPr>
-          <w:b w:val="0"/>
-        </w:rPr>
-        <w:t xml:space="preserve">Project connection: For your Responsible Plant Classifier, save the </w:t>
-      </w:r>
-      <w:r>
-        <w:rPr>
-          <w:b/>
-        </w:rPr>
-        <w:t>input</w:t>
-      </w:r>
-      <w:r>
-        <w:rPr>
-          <w:b w:val="0"/>
-        </w:rPr>
-        <w:t>, procedure, observed result and limitation of this check.</w:t>
-      </w:r>
-    </w:p>
-    <w:p>
-      <w:pPr>
-        <w:spacing w:line="336" w:lineRule="auto" w:after="180"/>
-      </w:pPr>
-      <w:r>
-        <w:rPr>
-          <w:b w:val="0"/>
-        </w:rPr>
-        <w:t>Label this worked example as practice; use a different, previously unreviewed case when checking independent understanding.</w:t>
+        <w:pStyle w:val="ListBullet"/>
+      </w:pPr>
+      <w:r>
+        <w:t>Support used: alone / hint / worked example. This record is practice evidence.</w:t>
+      </w:r>
+    </w:p>
+    <w:p>
+      <w:pPr>
+        <w:pStyle w:val="ListBullet"/>
+      </w:pPr>
+      <w:r>
+        <w:t>Project connection: For your Responsible Plant Classifier, save the input, procedure, observed result and limitation of this check. Label this worked example as practice; use a different, previously unreviewed case when checking independent understanding.</w:t>
       </w:r>
     </w:p>
     <w:p>
@@ -2069,68 +1704,44 @@
         <w:pStyle w:val="Heading1"/>
       </w:pPr>
       <w:r>
-        <w:t>19. Project portfolio milestone</w:t>
-      </w:r>
-    </w:p>
-    <w:p>
-      <w:r>
-        <w:t>Keep this week’s input, deciding step, result and limit together in the Responsible Plant Classifier record.</w:t>
-      </w:r>
-    </w:p>
-    <w:p>
-      <w:pPr>
-        <w:spacing w:line="336" w:lineRule="auto" w:after="180"/>
-      </w:pPr>
-      <w:r>
-        <w:rPr>
-          <w:b w:val="0"/>
-        </w:rPr>
+        <w:t>19. Reference · Project portfolio milestone</w:t>
+      </w:r>
+    </w:p>
+    <w:p>
+      <w:r>
+        <w:t>Keep this task’s complete inputs, stated rule and support record together.</w:t>
+      </w:r>
+    </w:p>
+    <w:p>
+      <w:pPr>
+        <w:pStyle w:val="Heading2"/>
+      </w:pPr>
+      <w:r>
+        <w:t>Task and evidence record</w:t>
+      </w:r>
+    </w:p>
+    <w:p>
+      <w:pPr>
+        <w:pStyle w:val="ListBullet"/>
+      </w:pPr>
+      <w:r>
         <w:t>Project: Responsible Plant Classifier</w:t>
       </w:r>
     </w:p>
     <w:p>
       <w:pPr>
-        <w:spacing w:line="336" w:lineRule="auto" w:after="180"/>
-      </w:pPr>
-      <w:r>
-        <w:rPr>
-          <w:b w:val="0"/>
-        </w:rPr>
+        <w:pStyle w:val="ListBullet"/>
+      </w:pPr>
+      <w:r>
         <w:t>Current milestone: Evaluate and revise. Compare with your starting method, explain errors and record a justified revision.</w:t>
       </w:r>
     </w:p>
     <w:p>
       <w:pPr>
-        <w:spacing w:line="336" w:lineRule="auto" w:after="180"/>
-      </w:pPr>
-      <w:r>
-        <w:rPr>
-          <w:b w:val="0"/>
-        </w:rPr>
-        <w:t xml:space="preserve">For your Responsible Plant Classifier, save the </w:t>
-      </w:r>
-      <w:r>
-        <w:rPr>
-          <w:b/>
-        </w:rPr>
-        <w:t>input</w:t>
-      </w:r>
-      <w:r>
-        <w:rPr>
-          <w:b w:val="0"/>
-        </w:rPr>
-        <w:t>, procedure, observed result and limitation of this check.</w:t>
-      </w:r>
-    </w:p>
-    <w:p>
-      <w:pPr>
-        <w:spacing w:line="336" w:lineRule="auto" w:after="180"/>
-      </w:pPr>
-      <w:r>
-        <w:rPr>
-          <w:b w:val="0"/>
-        </w:rPr>
-        <w:t>Label this worked example as practice; use a different, previously unreviewed case when checking independent understanding.</w:t>
+        <w:pStyle w:val="ListBullet"/>
+      </w:pPr>
+      <w:r>
+        <w:t>For your Responsible Plant Classifier, save the input, procedure, observed result and limitation of this check. Label this worked example as practice; use a different, previously unreviewed case when checking independent understanding.</w:t>
       </w:r>
     </w:p>
     <w:tbl>
@@ -2287,12 +1898,634 @@
         <w:pStyle w:val="Heading1"/>
       </w:pPr>
       <w:r>
-        <w:t>20. Supported practice and learning evidence</w:t>
-      </w:r>
-    </w:p>
-    <w:p>
-      <w:r>
-        <w:t>Try the supported questions before comparing with hints and feedback. Record what you repaired and the evidence you retained.</w:t>
+        <w:t>20. Extra practice · Predict, check and repair</w:t>
+      </w:r>
+    </w:p>
+    <w:p>
+      <w:r>
+        <w:t>Keep supported feedback separate from the reserved independent case.</w:t>
+      </w:r>
+    </w:p>
+    <w:p>
+      <w:pPr>
+        <w:pStyle w:val="Heading2"/>
+      </w:pPr>
+      <w:r>
+        <w:t>First supported question and hint</w:t>
+      </w:r>
+    </w:p>
+    <w:p>
+      <w:pPr>
+        <w:pStyle w:val="ListBullet"/>
+      </w:pPr>
+      <w:r>
+        <w:t>Fit two constant height baselines and compare them on held-out examples.</w:t>
+      </w:r>
+    </w:p>
+    <w:p>
+      <w:pPr>
+        <w:pStyle w:val="Heading3"/>
+      </w:pPr>
+      <w:r>
+        <w:t>Practice 1: explain the deciding evidence</w:t>
+      </w:r>
+    </w:p>
+    <w:p>
+      <w:pPr>
+        <w:pStyle w:val="ListBullet"/>
+      </w:pPr>
+      <w:r>
+        <w:t>Which labelled step matches this detail? Mean MAE=(4+2)/2=3 cm; median MAE=(1+5)/2=3 cm.</w:t>
+      </w:r>
+    </w:p>
+    <w:p>
+      <w:pPr>
+        <w:pStyle w:val="ListBullet"/>
+      </w:pPr>
+      <w:r>
+        <w:t>1. Fit mean</w:t>
+      </w:r>
+    </w:p>
+    <w:p>
+      <w:pPr>
+        <w:pStyle w:val="ListBullet"/>
+      </w:pPr>
+      <w:r>
+        <w:t>2. Fit median</w:t>
+      </w:r>
+    </w:p>
+    <w:p>
+      <w:pPr>
+        <w:pStyle w:val="ListBullet"/>
+      </w:pPr>
+      <w:r>
+        <w:t>3. Evaluate constants</w:t>
+      </w:r>
+    </w:p>
+    <w:p>
+      <w:pPr>
+        <w:pStyle w:val="Heading3"/>
+      </w:pPr>
+      <w:r>
+        <w:t>My selected conclusion, deciding fact and explanation</w:t>
+      </w:r>
+    </w:p>
+    <w:p>
+      <w:r>
+        <w:t>________________________________________________________________</w:t>
+      </w:r>
+    </w:p>
+    <w:p>
+      <w:r>
+        <w:t>________________________________________________________________</w:t>
+      </w:r>
+    </w:p>
+    <w:p>
+      <w:r>
+        <w:t>________________________________________________________________</w:t>
+      </w:r>
+    </w:p>
+    <w:p>
+      <w:r>
+        <w:t>________________________________________________________________</w:t>
+      </w:r>
+    </w:p>
+    <w:p>
+      <w:r>
+        <w:t>________________________________________________________________</w:t>
+      </w:r>
+    </w:p>
+    <w:p>
+      <w:pPr>
+        <w:pStyle w:val="ListBullet"/>
+      </w:pPr>
+      <w:r>
+        <w:t>Hint if needed: Read the steps in the pictorial case. Match the supplied detail to the stage that performs or records it.</w:t>
+      </w:r>
+    </w:p>
+    <w:p>
+      <w:pPr>
+        <w:pStyle w:val="Heading2"/>
+      </w:pPr>
+      <w:r>
+        <w:t>Check the first explanation · reference / check after trying</w:t>
+      </w:r>
+    </w:p>
+    <w:p>
+      <w:pPr>
+        <w:spacing w:line="336" w:lineRule="auto" w:after="180"/>
+      </w:pPr>
+      <w:r>
+        <w:rPr>
+          <w:b w:val="0"/>
+        </w:rPr>
+        <w:t xml:space="preserve">After your attempt, compare with the supported explanation: Evaluate constants </w:t>
+      </w:r>
+      <w:r>
+        <w:rPr>
+          <w:b/>
+        </w:rPr>
+        <w:t>Mean</w:t>
+      </w:r>
+      <w:r>
+        <w:rPr>
+          <w:b w:val="0"/>
+        </w:rPr>
+        <w:t xml:space="preserve"> MAE=(4+2)/2=3 cm; </w:t>
+      </w:r>
+      <w:r>
+        <w:rPr>
+          <w:b/>
+        </w:rPr>
+        <w:t>median</w:t>
+      </w:r>
+      <w:r>
+        <w:rPr>
+          <w:b w:val="0"/>
+        </w:rPr>
+        <w:t xml:space="preserve"> MAE=(1+5)/2=3 cm. Read the picture in order. </w:t>
+      </w:r>
+      <w:r>
+        <w:rPr>
+          <w:b/>
+        </w:rPr>
+        <w:t>Mean</w:t>
+      </w:r>
+      <w:r>
+        <w:rPr>
+          <w:b w:val="0"/>
+        </w:rPr>
+        <w:t xml:space="preserve"> MAE=(4+2)/2=3 cm; </w:t>
+      </w:r>
+      <w:r>
+        <w:rPr>
+          <w:b/>
+        </w:rPr>
+        <w:t>median</w:t>
+      </w:r>
+      <w:r>
+        <w:rPr>
+          <w:b w:val="0"/>
+        </w:rPr>
+        <w:t xml:space="preserve"> MAE=(1+5)/2=3 cm.</w:t>
+      </w:r>
+    </w:p>
+    <w:p>
+      <w:pPr>
+        <w:spacing w:line="336" w:lineRule="auto" w:after="180"/>
+      </w:pPr>
+      <w:r>
+        <w:rPr>
+          <w:b w:val="0"/>
+        </w:rPr>
+        <w:t xml:space="preserve">The arrows show which recorded </w:t>
+      </w:r>
+      <w:r>
+        <w:rPr>
+          <w:b/>
+        </w:rPr>
+        <w:t>input</w:t>
+      </w:r>
+      <w:r>
+        <w:rPr>
+          <w:b w:val="0"/>
+        </w:rPr>
+        <w:t xml:space="preserve"> or intermediate result each decision uses. Explain the deciding step aloud before checking the changed case; pointing to the final answer alone does not show how it follows.</w:t>
+      </w:r>
+    </w:p>
+    <w:p>
+      <w:pPr>
+        <w:pStyle w:val="Heading2"/>
+      </w:pPr>
+      <w:r>
+        <w:t>Changed-case question and hint</w:t>
+      </w:r>
+    </w:p>
+    <w:p>
+      <w:pPr>
+        <w:pStyle w:val="Heading3"/>
+      </w:pPr>
+      <w:r>
+        <w:t>Practice 2: explain the deciding evidence</w:t>
+      </w:r>
+    </w:p>
+    <w:p>
+      <w:pPr>
+        <w:pStyle w:val="ListBullet"/>
+      </w:pPr>
+      <w:r>
+        <w:t>Changed-case practice: Replace training 20 with 8 while keeping evaluation unchanged. Which conclusion is supported by the supplied facts?</w:t>
+      </w:r>
+    </w:p>
+    <w:p>
+      <w:pPr>
+        <w:pStyle w:val="ListBullet"/>
+      </w:pPr>
+      <w:r>
+        <w:t>1. Both fitted constants become5 cm and both evaluation MAEs remain3 cm.</w:t>
+      </w:r>
+    </w:p>
+    <w:p>
+      <w:pPr>
+        <w:pStyle w:val="ListBullet"/>
+      </w:pPr>
+      <w:r>
+        <w:t>2. This one example guarantees correct results for every future input.</w:t>
+      </w:r>
+    </w:p>
+    <w:p>
+      <w:pPr>
+        <w:pStyle w:val="ListBullet"/>
+      </w:pPr>
+      <w:r>
+        <w:t>3. We can decide the result without examining the changed input or the procedure.</w:t>
+      </w:r>
+    </w:p>
+    <w:p>
+      <w:pPr>
+        <w:pStyle w:val="Heading3"/>
+      </w:pPr>
+      <w:r>
+        <w:t>My selected conclusion, deciding fact and explanation</w:t>
+      </w:r>
+    </w:p>
+    <w:p>
+      <w:r>
+        <w:t>________________________________________________________________</w:t>
+      </w:r>
+    </w:p>
+    <w:p>
+      <w:r>
+        <w:t>________________________________________________________________</w:t>
+      </w:r>
+    </w:p>
+    <w:p>
+      <w:r>
+        <w:t>________________________________________________________________</w:t>
+      </w:r>
+    </w:p>
+    <w:p>
+      <w:r>
+        <w:t>________________________________________________________________</w:t>
+      </w:r>
+    </w:p>
+    <w:p>
+      <w:r>
+        <w:t>________________________________________________________________</w:t>
+      </w:r>
+    </w:p>
+    <w:p>
+      <w:pPr>
+        <w:pStyle w:val="ListBullet"/>
+      </w:pPr>
+      <w:r>
+        <w:t>Hint if needed: Use the changed condition and the deciding step in the pictorial trace. The answer must say what follows from those facts.</w:t>
+      </w:r>
+    </w:p>
+    <w:p>
+      <w:pPr>
+        <w:pStyle w:val="Heading2"/>
+      </w:pPr>
+      <w:r>
+        <w:t>Check the changed explanation · reference / check after trying</w:t>
+      </w:r>
+    </w:p>
+    <w:p>
+      <w:pPr>
+        <w:spacing w:line="336" w:lineRule="auto" w:after="180"/>
+      </w:pPr>
+      <w:r>
+        <w:rPr>
+          <w:b w:val="0"/>
+        </w:rPr>
+        <w:t xml:space="preserve">After your attempt, compare with the supported explanation: Both fitted constants become5 cm and both evaluation MAEs remain3 cm. </w:t>
+      </w:r>
+      <w:r>
+        <w:rPr>
+          <w:b/>
+        </w:rPr>
+        <w:t>Mean</w:t>
+      </w:r>
+      <w:r>
+        <w:rPr>
+          <w:b w:val="0"/>
+        </w:rPr>
+        <w:t xml:space="preserve"> is now20/4=5; </w:t>
+      </w:r>
+      <w:r>
+        <w:rPr>
+          <w:b/>
+        </w:rPr>
+        <w:t>median</w:t>
+      </w:r>
+      <w:r>
+        <w:rPr>
+          <w:b w:val="0"/>
+        </w:rPr>
+        <w:t xml:space="preserve"> stays5. The earlier </w:t>
+      </w:r>
+      <w:r>
+        <w:rPr>
+          <w:b/>
+        </w:rPr>
+        <w:t>training</w:t>
+      </w:r>
+      <w:r>
+        <w:rPr>
+          <w:b w:val="0"/>
+        </w:rPr>
+        <w:t xml:space="preserve"> </w:t>
+      </w:r>
+      <w:r>
+        <w:rPr>
+          <w:b/>
+        </w:rPr>
+        <w:t>outlier</w:t>
+      </w:r>
+      <w:r>
+        <w:rPr>
+          <w:b w:val="0"/>
+        </w:rPr>
+        <w:t xml:space="preserve"> affected the </w:t>
+      </w:r>
+      <w:r>
+        <w:rPr>
+          <w:b/>
+        </w:rPr>
+        <w:t>mean</w:t>
+      </w:r>
+      <w:r>
+        <w:rPr>
+          <w:b w:val="0"/>
+        </w:rPr>
+        <w:t>.</w:t>
+      </w:r>
+    </w:p>
+    <w:p>
+      <w:pPr>
+        <w:pStyle w:val="Heading2"/>
+      </w:pPr>
+      <w:r>
+        <w:t>Repair and keep the record</w:t>
+      </w:r>
+    </w:p>
+    <w:p>
+      <w:pPr>
+        <w:spacing w:line="336" w:lineRule="auto" w:after="180"/>
+      </w:pPr>
+      <w:r>
+        <w:rPr>
+          <w:b w:val="0"/>
+        </w:rPr>
+        <w:t xml:space="preserve">Review Regression and Residuals (ai-4/19). Goal: Distinguish numeric </w:t>
+      </w:r>
+      <w:r>
+        <w:rPr>
+          <w:b/>
+        </w:rPr>
+        <w:t>prediction</w:t>
+      </w:r>
+      <w:r>
+        <w:rPr>
+          <w:b w:val="0"/>
+        </w:rPr>
+        <w:t xml:space="preserve"> from classification. Short practice: Which statistic reveals the size of errors without cancellation?</w:t>
+      </w:r>
+    </w:p>
+    <w:p>
+      <w:pPr>
+        <w:spacing w:line="336" w:lineRule="auto" w:after="180"/>
+      </w:pPr>
+      <w:r>
+        <w:rPr>
+          <w:b w:val="0"/>
+        </w:rPr>
+        <w:t xml:space="preserve">Point to the relevant step in the picture, then write the changed result and the rule or </w:t>
+      </w:r>
+      <w:r>
+        <w:rPr>
+          <w:b/>
+        </w:rPr>
+        <w:t>evidence</w:t>
+      </w:r>
+      <w:r>
+        <w:rPr>
+          <w:b w:val="0"/>
+        </w:rPr>
+        <w:t xml:space="preserve"> that supports it.. Return to this week and explain what you changed.</w:t>
+      </w:r>
+    </w:p>
+    <w:p>
+      <w:pPr>
+        <w:spacing w:line="336" w:lineRule="auto" w:after="180"/>
+      </w:pPr>
+      <w:r>
+        <w:rPr>
+          <w:b w:val="0"/>
+        </w:rPr>
+        <w:t>Review Precision and Recall (ai-4/17). Goal: Choose the denominator that answers the question. Short practice: Were the original precision and recall denominators the same?</w:t>
+      </w:r>
+    </w:p>
+    <w:p>
+      <w:pPr>
+        <w:spacing w:line="336" w:lineRule="auto" w:after="180"/>
+      </w:pPr>
+      <w:r>
+        <w:rPr>
+          <w:b w:val="0"/>
+        </w:rPr>
+        <w:t xml:space="preserve">Point to the relevant step in the picture, then write the changed result and the rule or </w:t>
+      </w:r>
+      <w:r>
+        <w:rPr>
+          <w:b/>
+        </w:rPr>
+        <w:t>evidence</w:t>
+      </w:r>
+      <w:r>
+        <w:rPr>
+          <w:b w:val="0"/>
+        </w:rPr>
+        <w:t xml:space="preserve"> that supports it.. Return to this week and explain what you changed.</w:t>
+      </w:r>
+    </w:p>
+    <w:p>
+      <w:pPr>
+        <w:spacing w:line="336" w:lineRule="auto" w:after="180"/>
+      </w:pPr>
+      <w:r>
+        <w:rPr>
+          <w:b w:val="0"/>
+        </w:rPr>
+        <w:t xml:space="preserve">Review Scores and Calibration Intuition (ai-4/14). Goal: Interpret calibration using groups of forecasts. Short practice: Does a calibrated 0.8 score </w:t>
+      </w:r>
+      <w:r>
+        <w:rPr>
+          <w:b/>
+        </w:rPr>
+        <w:t>mean</w:t>
+      </w:r>
+      <w:r>
+        <w:rPr>
+          <w:b w:val="0"/>
+        </w:rPr>
+        <w:t xml:space="preserve"> every such leaf is spotted?</w:t>
+      </w:r>
+    </w:p>
+    <w:p>
+      <w:pPr>
+        <w:spacing w:line="336" w:lineRule="auto" w:after="180"/>
+      </w:pPr>
+      <w:r>
+        <w:rPr>
+          <w:b w:val="0"/>
+        </w:rPr>
+        <w:t xml:space="preserve">Point to the relevant step in the picture, then write the changed result and the rule or </w:t>
+      </w:r>
+      <w:r>
+        <w:rPr>
+          <w:b/>
+        </w:rPr>
+        <w:t>evidence</w:t>
+      </w:r>
+      <w:r>
+        <w:rPr>
+          <w:b w:val="0"/>
+        </w:rPr>
+        <w:t xml:space="preserve"> that supports it.. Return to this week and explain what you changed.</w:t>
+      </w:r>
+    </w:p>
+    <w:p>
+      <w:pPr>
+        <w:spacing w:line="336" w:lineRule="auto" w:after="180"/>
+      </w:pPr>
+      <w:r>
+        <w:rPr>
+          <w:b w:val="0"/>
+        </w:rPr>
+        <w:t xml:space="preserve">The browser lab lets you edit the supported Python examples already included in this lesson. Predict first, run, inspect the actual </w:t>
+      </w:r>
+      <w:r>
+        <w:rPr>
+          <w:b/>
+        </w:rPr>
+        <w:t>output</w:t>
+      </w:r>
+      <w:r>
+        <w:rPr>
+          <w:b w:val="0"/>
+        </w:rPr>
+        <w:t xml:space="preserve"> or error, change one </w:t>
+      </w:r>
+      <w:r>
+        <w:rPr>
+          <w:b/>
+        </w:rPr>
+        <w:t>input</w:t>
+      </w:r>
+      <w:r>
+        <w:rPr>
+          <w:b w:val="0"/>
+        </w:rPr>
+        <w:t>, then run again.</w:t>
+      </w:r>
+    </w:p>
+    <w:p>
+      <w:pPr>
+        <w:spacing w:line="336" w:lineRule="auto" w:after="180"/>
+      </w:pPr>
+      <w:r>
+        <w:rPr>
+          <w:b w:val="0"/>
+        </w:rPr>
+        <w:t xml:space="preserve">Keep code, </w:t>
+      </w:r>
+      <w:r>
+        <w:rPr>
+          <w:b/>
+        </w:rPr>
+        <w:t>prediction</w:t>
+      </w:r>
+      <w:r>
+        <w:rPr>
+          <w:b w:val="0"/>
+        </w:rPr>
+        <w:t>s, actual results and a reasoned revision together. On paper, label your result as a trace rather than an execution.</w:t>
+      </w:r>
+    </w:p>
+    <w:p>
+      <w:pPr>
+        <w:spacing w:line="336" w:lineRule="auto" w:after="180"/>
+      </w:pPr>
+      <w:r>
+        <w:rPr>
+          <w:b w:val="0"/>
+        </w:rPr>
+        <w:t xml:space="preserve">Use Download completed work in the hosted lesson to export your answers, reflections, practice feedback and code-run </w:t>
+      </w:r>
+      <w:r>
+        <w:rPr>
+          <w:b/>
+        </w:rPr>
+        <w:t>evidence</w:t>
+      </w:r>
+      <w:r>
+        <w:rPr>
+          <w:b w:val="0"/>
+        </w:rPr>
+        <w:t>. Open the HTML copy to read or print it.</w:t>
+      </w:r>
+    </w:p>
+    <w:p>
+      <w:pPr>
+        <w:spacing w:line="336" w:lineRule="auto" w:after="180"/>
+      </w:pPr>
+      <w:r>
+        <w:rPr>
+          <w:b w:val="0"/>
+        </w:rPr>
+        <w:t>Drafts stay in this browser when storage is available; clear drafts on a shared device.</w:t>
+      </w:r>
+    </w:p>
+    <w:p>
+      <w:pPr>
+        <w:pStyle w:val="Heading3"/>
+      </w:pPr>
+      <w:r>
+        <w:t>What I repaired, the evidence I kept and the next test</w:t>
+      </w:r>
+    </w:p>
+    <w:p>
+      <w:r>
+        <w:t>________________________________________________________________</w:t>
+      </w:r>
+    </w:p>
+    <w:p>
+      <w:r>
+        <w:t>________________________________________________________________</w:t>
+      </w:r>
+    </w:p>
+    <w:p>
+      <w:r>
+        <w:t>________________________________________________________________</w:t>
+      </w:r>
+    </w:p>
+    <w:p>
+      <w:r>
+        <w:t>________________________________________________________________</w:t>
+      </w:r>
+    </w:p>
+    <w:p>
+      <w:r>
+        <w:t>________________________________________________________________</w:t>
+      </w:r>
+    </w:p>
+    <w:p>
+      <w:pPr>
+        <w:pStyle w:val="Heading2"/>
+      </w:pPr>
+      <w:r>
+        <w:t>Earlier wording, alternatives and picture transcripts · reference / check after trying</w:t>
       </w:r>
     </w:p>
     <w:p>
@@ -2308,104 +2541,10 @@
     </w:p>
     <w:p>
       <w:pPr>
-        <w:spacing w:line="336" w:lineRule="auto" w:after="180"/>
-      </w:pPr>
-      <w:r>
-        <w:rPr>
-          <w:b w:val="0"/>
-        </w:rPr>
-        <w:t>Fit two constant height baselines and compare them on held-out examples.</w:t>
-      </w:r>
-    </w:p>
-    <w:p>
-      <w:pPr>
         <w:pStyle w:val="Heading3"/>
       </w:pPr>
       <w:r>
-        <w:t>Practice 1: explain the deciding evidence</w:t>
-      </w:r>
-    </w:p>
-    <w:p>
-      <w:pPr>
-        <w:spacing w:line="336" w:lineRule="auto" w:after="180"/>
-      </w:pPr>
-      <w:r>
-        <w:rPr>
-          <w:b w:val="0"/>
-        </w:rPr>
-        <w:t xml:space="preserve">Which labelled step matches this detail? </w:t>
-      </w:r>
-      <w:r>
-        <w:rPr>
-          <w:b/>
-        </w:rPr>
-        <w:t>Mean</w:t>
-      </w:r>
-      <w:r>
-        <w:rPr>
-          <w:b w:val="0"/>
-        </w:rPr>
-        <w:t xml:space="preserve"> MAE=(4+2)/2=3 cm; </w:t>
-      </w:r>
-      <w:r>
-        <w:rPr>
-          <w:b/>
-        </w:rPr>
-        <w:t>median</w:t>
-      </w:r>
-      <w:r>
-        <w:rPr>
-          <w:b w:val="0"/>
-        </w:rPr>
-        <w:t xml:space="preserve"> MAE=(1+5)/2=3 cm.</w:t>
-      </w:r>
-    </w:p>
-    <w:p>
-      <w:pPr>
-        <w:spacing w:line="336" w:lineRule="auto" w:after="180"/>
-        <w:shd w:fill="F4F9FC"/>
-      </w:pPr>
-      <w:r>
-        <w:rPr>
-          <w:b w:val="0"/>
-        </w:rPr>
-        <w:t xml:space="preserve">1. Fit </w:t>
-      </w:r>
-      <w:r>
-        <w:rPr>
-          <w:b/>
-        </w:rPr>
-        <w:t>mean</w:t>
-      </w:r>
-    </w:p>
-    <w:p>
-      <w:pPr>
-        <w:spacing w:line="336" w:lineRule="auto" w:after="180"/>
-        <w:shd w:fill="F4F9FC"/>
-      </w:pPr>
-      <w:r>
-        <w:rPr>
-          <w:b w:val="0"/>
-        </w:rPr>
-        <w:t xml:space="preserve">2. Fit </w:t>
-      </w:r>
-      <w:r>
-        <w:rPr>
-          <w:b/>
-        </w:rPr>
-        <w:t>median</w:t>
-      </w:r>
-    </w:p>
-    <w:p>
-      <w:pPr>
-        <w:spacing w:line="336" w:lineRule="auto" w:after="180"/>
-        <w:shd w:fill="F4F9FC"/>
-      </w:pPr>
-      <w:r>
-        <w:rPr>
-          <w:b w:val="0"/>
-        </w:rPr>
-        <w:t>3. Evaluate constants</w:t>
+        <w:t>Repair a missing building block</w:t>
       </w:r>
     </w:p>
     <w:p>
@@ -2413,32 +2552,7 @@
         <w:pStyle w:val="Heading3"/>
       </w:pPr>
       <w:r>
-        <w:t>My selected conclusion, deciding fact and explanation</w:t>
-      </w:r>
-    </w:p>
-    <w:p>
-      <w:r>
-        <w:t>________________________________________________________________</w:t>
-      </w:r>
-    </w:p>
-    <w:p>
-      <w:r>
-        <w:t>________________________________________________________________</w:t>
-      </w:r>
-    </w:p>
-    <w:p>
-      <w:r>
-        <w:t>________________________________________________________________</w:t>
-      </w:r>
-    </w:p>
-    <w:p>
-      <w:r>
-        <w:t>________________________________________________________________</w:t>
-      </w:r>
-    </w:p>
-    <w:p>
-      <w:r>
-        <w:t>________________________________________________________________</w:t>
+        <w:t>Predict, run and debug</w:t>
       </w:r>
     </w:p>
     <w:p>
@@ -2446,637 +2560,25 @@
         <w:pStyle w:val="Heading3"/>
       </w:pPr>
       <w:r>
-        <w:t>Hint · try first</w:t>
-      </w:r>
-    </w:p>
-    <w:p>
-      <w:pPr>
-        <w:spacing w:line="336" w:lineRule="auto" w:after="180"/>
-        <w:shd w:fill="F1F6F8"/>
-      </w:pPr>
-      <w:r>
-        <w:rPr>
-          <w:b w:val="0"/>
-        </w:rPr>
-        <w:t>Hint if needed: Read the steps in the pictorial case. Match the supplied detail to the stage that performs or records it.</w:t>
-      </w:r>
-    </w:p>
-    <w:p>
-      <w:pPr>
-        <w:pStyle w:val="Heading3"/>
-      </w:pPr>
-      <w:r>
-        <w:t>Feedback · compare after trying</w:t>
-      </w:r>
-    </w:p>
-    <w:p>
-      <w:pPr>
-        <w:spacing w:line="336" w:lineRule="auto" w:after="180"/>
-        <w:shd w:fill="F1F6FC"/>
-      </w:pPr>
-      <w:r>
-        <w:rPr>
-          <w:b w:val="0"/>
-        </w:rPr>
-        <w:t xml:space="preserve">After your attempt, compare with the supported explanation: Evaluate constants </w:t>
-      </w:r>
-      <w:r>
-        <w:rPr>
-          <w:b/>
-        </w:rPr>
-        <w:t>Mean</w:t>
-      </w:r>
-      <w:r>
-        <w:rPr>
-          <w:b w:val="0"/>
-        </w:rPr>
-        <w:t xml:space="preserve"> MAE=(4+2)/2=3 cm; </w:t>
-      </w:r>
-      <w:r>
-        <w:rPr>
-          <w:b/>
-        </w:rPr>
-        <w:t>median</w:t>
-      </w:r>
-      <w:r>
-        <w:rPr>
-          <w:b w:val="0"/>
-        </w:rPr>
-        <w:t xml:space="preserve"> MAE=(1+5)/2=3 cm. Read the picture in order. </w:t>
-      </w:r>
-      <w:r>
-        <w:rPr>
-          <w:b/>
-        </w:rPr>
-        <w:t>Mean</w:t>
-      </w:r>
-      <w:r>
-        <w:rPr>
-          <w:b w:val="0"/>
-        </w:rPr>
-        <w:t xml:space="preserve"> MAE=(4+2)/2=3 cm; </w:t>
-      </w:r>
-      <w:r>
-        <w:rPr>
-          <w:b/>
-        </w:rPr>
-        <w:t>median</w:t>
-      </w:r>
-      <w:r>
-        <w:rPr>
-          <w:b w:val="0"/>
-        </w:rPr>
-        <w:t xml:space="preserve"> MAE=(1+5)/2=3 cm.</w:t>
-      </w:r>
-    </w:p>
-    <w:p>
-      <w:pPr>
-        <w:spacing w:line="336" w:lineRule="auto" w:after="180"/>
-        <w:shd w:fill="F1F6FC"/>
-      </w:pPr>
-      <w:r>
-        <w:rPr>
-          <w:b w:val="0"/>
-        </w:rPr>
-        <w:t xml:space="preserve">The arrows show which recorded </w:t>
-      </w:r>
-      <w:r>
-        <w:rPr>
-          <w:b/>
-        </w:rPr>
-        <w:t>input</w:t>
-      </w:r>
-      <w:r>
-        <w:rPr>
-          <w:b w:val="0"/>
-        </w:rPr>
-        <w:t xml:space="preserve"> or intermediate result each decision uses. Explain the deciding step aloud before checking the changed case; pointing to the final answer alone does not show how it follows.</w:t>
-      </w:r>
-    </w:p>
-    <w:p>
-      <w:pPr>
-        <w:pStyle w:val="Heading3"/>
-      </w:pPr>
-      <w:r>
-        <w:t>Practice 2: explain the deciding evidence</w:t>
-      </w:r>
-    </w:p>
-    <w:p>
-      <w:pPr>
-        <w:pStyle w:val="Heading3"/>
-      </w:pPr>
-      <w:r>
-        <w:t>Changed case · predict first</w:t>
-      </w:r>
-    </w:p>
-    <w:p>
-      <w:pPr>
-        <w:spacing w:line="336" w:lineRule="auto" w:after="180"/>
-        <w:shd w:fill="F5F1FB"/>
-      </w:pPr>
-      <w:r>
-        <w:rPr>
-          <w:b w:val="0"/>
-        </w:rPr>
-        <w:t xml:space="preserve">Changed-case practice: Replace </w:t>
-      </w:r>
-      <w:r>
-        <w:rPr>
-          <w:b/>
-        </w:rPr>
-        <w:t>training</w:t>
-      </w:r>
-      <w:r>
-        <w:rPr>
-          <w:b w:val="0"/>
-        </w:rPr>
-        <w:t xml:space="preserve"> 20 with 8 while keeping evaluation unchanged. Which conclusion is supported by the supplied facts?</w:t>
-      </w:r>
-    </w:p>
-    <w:p>
-      <w:pPr>
-        <w:spacing w:line="336" w:lineRule="auto" w:after="180"/>
-        <w:shd w:fill="F4F9FC"/>
-      </w:pPr>
-      <w:r>
-        <w:rPr>
-          <w:b w:val="0"/>
-        </w:rPr>
-        <w:t>1. Both fitted constants become5 cm and both evaluation MAEs remain3 cm.</w:t>
-      </w:r>
-    </w:p>
-    <w:p>
-      <w:pPr>
-        <w:spacing w:line="336" w:lineRule="auto" w:after="180"/>
-        <w:shd w:fill="F4F9FC"/>
-      </w:pPr>
-      <w:r>
-        <w:rPr>
-          <w:b w:val="0"/>
-        </w:rPr>
-        <w:t xml:space="preserve">2. This one example guarantees correct results for every future </w:t>
-      </w:r>
-      <w:r>
-        <w:rPr>
-          <w:b/>
-        </w:rPr>
-        <w:t>input</w:t>
-      </w:r>
-      <w:r>
-        <w:rPr>
-          <w:b w:val="0"/>
-        </w:rPr>
-        <w:t>.</w:t>
-      </w:r>
-    </w:p>
-    <w:p>
-      <w:pPr>
-        <w:spacing w:line="336" w:lineRule="auto" w:after="180"/>
-        <w:shd w:fill="F4F9FC"/>
-      </w:pPr>
-      <w:r>
-        <w:rPr>
-          <w:b w:val="0"/>
-        </w:rPr>
-        <w:t xml:space="preserve">3. We can decide the result without examining the changed </w:t>
-      </w:r>
-      <w:r>
-        <w:rPr>
-          <w:b/>
-        </w:rPr>
-        <w:t>input</w:t>
-      </w:r>
-      <w:r>
-        <w:rPr>
-          <w:b w:val="0"/>
-        </w:rPr>
-        <w:t xml:space="preserve"> or the procedure.</w:t>
-      </w:r>
-    </w:p>
-    <w:p>
-      <w:pPr>
-        <w:pStyle w:val="Heading3"/>
-      </w:pPr>
-      <w:r>
-        <w:t>My selected conclusion, deciding fact and explanation</w:t>
-      </w:r>
-    </w:p>
-    <w:p>
-      <w:r>
-        <w:t>________________________________________________________________</w:t>
-      </w:r>
-    </w:p>
-    <w:p>
-      <w:r>
-        <w:t>________________________________________________________________</w:t>
-      </w:r>
-    </w:p>
-    <w:p>
-      <w:r>
-        <w:t>________________________________________________________________</w:t>
-      </w:r>
-    </w:p>
-    <w:p>
-      <w:r>
-        <w:t>________________________________________________________________</w:t>
-      </w:r>
-    </w:p>
-    <w:p>
-      <w:r>
-        <w:t>________________________________________________________________</w:t>
-      </w:r>
-    </w:p>
-    <w:p>
-      <w:pPr>
-        <w:pStyle w:val="Heading3"/>
-      </w:pPr>
-      <w:r>
-        <w:t>Hint · try first</w:t>
-      </w:r>
-    </w:p>
-    <w:p>
-      <w:pPr>
-        <w:spacing w:line="336" w:lineRule="auto" w:after="180"/>
-        <w:shd w:fill="F1F6F8"/>
-      </w:pPr>
-      <w:r>
-        <w:rPr>
-          <w:b w:val="0"/>
-        </w:rPr>
-        <w:t>Hint if needed: Use the changed condition and the deciding step in the pictorial trace. The answer must say what follows from those facts.</w:t>
-      </w:r>
-    </w:p>
-    <w:p>
-      <w:pPr>
-        <w:pStyle w:val="Heading3"/>
-      </w:pPr>
-      <w:r>
-        <w:t>Feedback · compare after trying</w:t>
-      </w:r>
-    </w:p>
-    <w:p>
-      <w:pPr>
-        <w:spacing w:line="336" w:lineRule="auto" w:after="180"/>
-        <w:shd w:fill="F1F6FC"/>
-      </w:pPr>
-      <w:r>
-        <w:rPr>
-          <w:b w:val="0"/>
-        </w:rPr>
-        <w:t xml:space="preserve">After your attempt, compare with the supported explanation: Both fitted constants become5 cm and both evaluation MAEs remain3 cm. </w:t>
-      </w:r>
-      <w:r>
-        <w:rPr>
-          <w:b/>
-        </w:rPr>
-        <w:t>Mean</w:t>
-      </w:r>
-      <w:r>
-        <w:rPr>
-          <w:b w:val="0"/>
-        </w:rPr>
-        <w:t xml:space="preserve"> is now20/4=5; </w:t>
-      </w:r>
-      <w:r>
-        <w:rPr>
-          <w:b/>
-        </w:rPr>
-        <w:t>median</w:t>
-      </w:r>
-      <w:r>
-        <w:rPr>
-          <w:b w:val="0"/>
-        </w:rPr>
-        <w:t xml:space="preserve"> stays5. The earlier </w:t>
-      </w:r>
-      <w:r>
-        <w:rPr>
-          <w:b/>
-        </w:rPr>
-        <w:t>training</w:t>
-      </w:r>
-      <w:r>
-        <w:rPr>
-          <w:b w:val="0"/>
-        </w:rPr>
-        <w:t xml:space="preserve"> </w:t>
-      </w:r>
-      <w:r>
-        <w:rPr>
-          <w:b/>
-        </w:rPr>
-        <w:t>outlier</w:t>
-      </w:r>
-      <w:r>
-        <w:rPr>
-          <w:b w:val="0"/>
-        </w:rPr>
-        <w:t xml:space="preserve"> affected the </w:t>
-      </w:r>
-      <w:r>
-        <w:rPr>
-          <w:b/>
-        </w:rPr>
-        <w:t>mean</w:t>
-      </w:r>
-      <w:r>
-        <w:rPr>
-          <w:b w:val="0"/>
-        </w:rPr>
-        <w:t>.</w:t>
-      </w:r>
-    </w:p>
-    <w:p>
-      <w:pPr>
-        <w:pStyle w:val="Heading3"/>
-      </w:pPr>
-      <w:r>
-        <w:t>Repair a missing building block</w:t>
-      </w:r>
-    </w:p>
-    <w:p>
-      <w:pPr>
-        <w:spacing w:line="336" w:lineRule="auto" w:after="180"/>
-      </w:pPr>
-      <w:r>
-        <w:rPr>
-          <w:b w:val="0"/>
-        </w:rPr>
-        <w:t xml:space="preserve">Review Regression and Residuals (ai-4/19). Goal: Distinguish numeric </w:t>
-      </w:r>
-      <w:r>
-        <w:rPr>
-          <w:b/>
-        </w:rPr>
-        <w:t>prediction</w:t>
-      </w:r>
-      <w:r>
-        <w:rPr>
-          <w:b w:val="0"/>
-        </w:rPr>
-        <w:t xml:space="preserve"> from classification. Short practice: Which statistic reveals the size of errors without cancellation?</w:t>
-      </w:r>
-    </w:p>
-    <w:p>
-      <w:pPr>
-        <w:spacing w:line="336" w:lineRule="auto" w:after="180"/>
-      </w:pPr>
-      <w:r>
-        <w:rPr>
-          <w:b w:val="0"/>
-        </w:rPr>
-        <w:t xml:space="preserve">Point to the relevant step in the picture, then write the changed result and the rule or </w:t>
-      </w:r>
-      <w:r>
-        <w:rPr>
-          <w:b/>
-        </w:rPr>
-        <w:t>evidence</w:t>
-      </w:r>
-      <w:r>
-        <w:rPr>
-          <w:b w:val="0"/>
-        </w:rPr>
-        <w:t xml:space="preserve"> that supports it.. Return to this week and explain what you changed.</w:t>
-      </w:r>
-    </w:p>
-    <w:p>
-      <w:pPr>
-        <w:spacing w:line="336" w:lineRule="auto" w:after="180"/>
-      </w:pPr>
-      <w:r>
-        <w:rPr>
-          <w:b w:val="0"/>
-        </w:rPr>
-        <w:t>Review Precision and Recall (ai-4/17). Goal: Choose the denominator that answers the question. Short practice: Were the original precision and recall denominators the same?</w:t>
-      </w:r>
-    </w:p>
-    <w:p>
-      <w:pPr>
-        <w:spacing w:line="336" w:lineRule="auto" w:after="180"/>
-      </w:pPr>
-      <w:r>
-        <w:rPr>
-          <w:b w:val="0"/>
-        </w:rPr>
-        <w:t xml:space="preserve">Point to the relevant step in the picture, then write the changed result and the rule or </w:t>
-      </w:r>
-      <w:r>
-        <w:rPr>
-          <w:b/>
-        </w:rPr>
-        <w:t>evidence</w:t>
-      </w:r>
-      <w:r>
-        <w:rPr>
-          <w:b w:val="0"/>
-        </w:rPr>
-        <w:t xml:space="preserve"> that supports it.. Return to this week and explain what you changed.</w:t>
-      </w:r>
-    </w:p>
-    <w:p>
-      <w:pPr>
-        <w:spacing w:line="336" w:lineRule="auto" w:after="180"/>
-      </w:pPr>
-      <w:r>
-        <w:rPr>
-          <w:b w:val="0"/>
-        </w:rPr>
-        <w:t xml:space="preserve">Review Scores and Calibration Intuition (ai-4/14). Goal: Interpret calibration using groups of forecasts. Short practice: Does a calibrated 0.8 score </w:t>
-      </w:r>
-      <w:r>
-        <w:rPr>
-          <w:b/>
-        </w:rPr>
-        <w:t>mean</w:t>
-      </w:r>
-      <w:r>
-        <w:rPr>
-          <w:b w:val="0"/>
-        </w:rPr>
-        <w:t xml:space="preserve"> every such leaf is spotted?</w:t>
-      </w:r>
-    </w:p>
-    <w:p>
-      <w:pPr>
-        <w:spacing w:line="336" w:lineRule="auto" w:after="180"/>
-      </w:pPr>
-      <w:r>
-        <w:rPr>
-          <w:b w:val="0"/>
-        </w:rPr>
-        <w:t xml:space="preserve">Point to the relevant step in the picture, then write the changed result and the rule or </w:t>
-      </w:r>
-      <w:r>
-        <w:rPr>
-          <w:b/>
-        </w:rPr>
-        <w:t>evidence</w:t>
-      </w:r>
-      <w:r>
-        <w:rPr>
-          <w:b w:val="0"/>
-        </w:rPr>
-        <w:t xml:space="preserve"> that supports it.. Return to this week and explain what you changed.</w:t>
-      </w:r>
-    </w:p>
-    <w:p>
-      <w:pPr>
-        <w:pStyle w:val="Heading3"/>
-      </w:pPr>
-      <w:r>
-        <w:t>Predict, run and debug</w:t>
-      </w:r>
-    </w:p>
-    <w:p>
-      <w:pPr>
-        <w:spacing w:line="336" w:lineRule="auto" w:after="180"/>
-      </w:pPr>
-      <w:r>
-        <w:rPr>
-          <w:b w:val="0"/>
-        </w:rPr>
-        <w:t xml:space="preserve">The browser lab lets you edit the supported Python examples already included in this lesson. Predict first, run, inspect the actual </w:t>
-      </w:r>
-      <w:r>
-        <w:rPr>
-          <w:b/>
-        </w:rPr>
-        <w:t>output</w:t>
-      </w:r>
-      <w:r>
-        <w:rPr>
-          <w:b w:val="0"/>
-        </w:rPr>
-        <w:t xml:space="preserve"> or error, change one </w:t>
-      </w:r>
-      <w:r>
-        <w:rPr>
-          <w:b/>
-        </w:rPr>
-        <w:t>input</w:t>
-      </w:r>
-      <w:r>
-        <w:rPr>
-          <w:b w:val="0"/>
-        </w:rPr>
-        <w:t>, then run again.</w:t>
-      </w:r>
-    </w:p>
-    <w:p>
-      <w:pPr>
-        <w:spacing w:line="336" w:lineRule="auto" w:after="180"/>
-      </w:pPr>
-      <w:r>
-        <w:rPr>
-          <w:b w:val="0"/>
-        </w:rPr>
-        <w:t xml:space="preserve">Keep code, </w:t>
-      </w:r>
-      <w:r>
-        <w:rPr>
-          <w:b/>
-        </w:rPr>
-        <w:t>prediction</w:t>
-      </w:r>
-      <w:r>
-        <w:rPr>
-          <w:b w:val="0"/>
-        </w:rPr>
-        <w:t>s, actual results and a reasoned revision together. On paper, label your result as a trace rather than an execution.</w:t>
-      </w:r>
-    </w:p>
-    <w:p>
-      <w:pPr>
-        <w:pStyle w:val="Heading3"/>
-      </w:pPr>
-      <w:r>
         <w:t>Keep your completed work</w:t>
       </w:r>
     </w:p>
     <w:p>
       <w:pPr>
-        <w:spacing w:line="336" w:lineRule="auto" w:after="180"/>
-      </w:pPr>
-      <w:r>
-        <w:rPr>
-          <w:b w:val="0"/>
-        </w:rPr>
-        <w:t xml:space="preserve">Use Download completed work in the hosted lesson to export your answers, reflections, practice feedback and code-run </w:t>
-      </w:r>
-      <w:r>
-        <w:rPr>
-          <w:b/>
-        </w:rPr>
-        <w:t>evidence</w:t>
-      </w:r>
-      <w:r>
-        <w:rPr>
-          <w:b w:val="0"/>
-        </w:rPr>
-        <w:t>. Open the HTML copy to read or print it.</w:t>
-      </w:r>
-    </w:p>
-    <w:p>
-      <w:pPr>
-        <w:spacing w:line="336" w:lineRule="auto" w:after="180"/>
-      </w:pPr>
-      <w:r>
-        <w:rPr>
-          <w:b w:val="0"/>
-        </w:rPr>
-        <w:t>Drafts stay in this browser when storage is available; clear drafts on a shared device.</w:t>
-      </w:r>
-    </w:p>
-    <w:p>
-      <w:pPr>
-        <w:pStyle w:val="Heading3"/>
-      </w:pPr>
-      <w:r>
-        <w:t>What I repaired, the evidence I kept and the next test</w:t>
-      </w:r>
-    </w:p>
-    <w:p>
-      <w:r>
-        <w:t>________________________________________________________________</w:t>
-      </w:r>
-    </w:p>
-    <w:p>
-      <w:r>
-        <w:t>________________________________________________________________</w:t>
-      </w:r>
-    </w:p>
-    <w:p>
-      <w:r>
-        <w:t>________________________________________________________________</w:t>
-      </w:r>
-    </w:p>
-    <w:p>
-      <w:r>
-        <w:t>________________________________________________________________</w:t>
-      </w:r>
-    </w:p>
-    <w:p>
-      <w:r>
-        <w:t>________________________________________________________________</w:t>
-      </w:r>
-    </w:p>
-    <w:p>
-      <w:pPr>
         <w:pStyle w:val="Heading1"/>
       </w:pPr>
       <w:r>
-        <w:t>21. Visual concept journey</w:t>
-      </w:r>
-    </w:p>
-    <w:p>
-      <w:r>
-        <w:t>Explain each Mean, Median, and Baselines picture from its labels, then record a relevant limit.</w:t>
-      </w:r>
-    </w:p>
-    <w:p>
-      <w:pPr>
-        <w:pStyle w:val="Heading3"/>
+        <w:t>21. Reference · Six-picture response sheets</w:t>
+      </w:r>
+    </w:p>
+    <w:p>
+      <w:r>
+        <w:t>Choose the relevant picture instead of repeating every task.</w:t>
+      </w:r>
+    </w:p>
+    <w:p>
+      <w:pPr>
+        <w:pStyle w:val="Heading2"/>
       </w:pPr>
       <w:r>
         <w:t>01. Mean, Median, and Baselines: the case</w:t>
@@ -3179,7 +2681,6 @@
     <w:p>
       <w:pPr>
         <w:spacing w:line="336" w:lineRule="auto" w:after="180"/>
-        <w:shd w:fill="F5F1FB"/>
       </w:pPr>
       <w:r>
         <w:rPr>
@@ -3218,7 +2719,7 @@
     </w:p>
     <w:p>
       <w:pPr>
-        <w:pStyle w:val="Heading3"/>
+        <w:pStyle w:val="Heading2"/>
       </w:pPr>
       <w:r>
         <w:t>02. Follow the deciding steps</w:t>
@@ -3346,7 +2847,6 @@
     <w:p>
       <w:pPr>
         <w:spacing w:line="336" w:lineRule="auto" w:after="180"/>
-        <w:shd w:fill="F5F1FB"/>
       </w:pPr>
       <w:r>
         <w:rPr>
@@ -3397,7 +2897,7 @@
     </w:p>
     <w:p>
       <w:pPr>
-        <w:pStyle w:val="Heading3"/>
+        <w:pStyle w:val="Heading2"/>
       </w:pPr>
       <w:r>
         <w:t>03. Constant prediction baselines at a glance</w:t>
@@ -3525,7 +3025,6 @@
     <w:p>
       <w:pPr>
         <w:spacing w:line="336" w:lineRule="auto" w:after="180"/>
-        <w:shd w:fill="F5F1FB"/>
       </w:pPr>
       <w:r>
         <w:rPr>
@@ -3564,7 +3063,7 @@
     </w:p>
     <w:p>
       <w:pPr>
-        <w:pStyle w:val="Heading3"/>
+        <w:pStyle w:val="Heading2"/>
       </w:pPr>
       <w:r>
         <w:t>04. Change one thing. Trace what follows.</w:t>
@@ -3727,7 +3226,6 @@
     <w:p>
       <w:pPr>
         <w:spacing w:line="336" w:lineRule="auto" w:after="180"/>
-        <w:shd w:fill="F5F1FB"/>
       </w:pPr>
       <w:r>
         <w:rPr>
@@ -3766,7 +3264,7 @@
     </w:p>
     <w:p>
       <w:pPr>
-        <w:pStyle w:val="Heading3"/>
+        <w:pStyle w:val="Heading2"/>
       </w:pPr>
       <w:r>
         <w:t>05. Connect the explanation to its limit</w:t>
@@ -3904,7 +3402,6 @@
     <w:p>
       <w:pPr>
         <w:spacing w:line="336" w:lineRule="auto" w:after="180"/>
-        <w:shd w:fill="F5F1FB"/>
       </w:pPr>
       <w:r>
         <w:rPr>
@@ -3943,7 +3440,7 @@
     </w:p>
     <w:p>
       <w:pPr>
-        <w:pStyle w:val="Heading3"/>
+        <w:pStyle w:val="Heading2"/>
       </w:pPr>
       <w:r>
         <w:t>06. Make the idea visible in your project</w:t>
@@ -4057,7 +3554,6 @@
     <w:p>
       <w:pPr>
         <w:spacing w:line="336" w:lineRule="auto" w:after="180"/>
-        <w:shd w:fill="F5F1FB"/>
       </w:pPr>
       <w:r>
         <w:rPr>
@@ -4104,6 +3600,62 @@
     <w:p>
       <w:r>
         <w:t>________________________________________________________________</w:t>
+      </w:r>
+    </w:p>
+    <w:p>
+      <w:pPr>
+        <w:pStyle w:val="Heading2"/>
+      </w:pPr>
+      <w:r>
+        <w:t>Earlier wording, alternatives and picture transcripts · reference / check after trying</w:t>
+      </w:r>
+    </w:p>
+    <w:p>
+      <w:pPr>
+        <w:pStyle w:val="Heading3"/>
+      </w:pPr>
+      <w:r>
+        <w:t>01. Mean, Median, and Baselines: the case</w:t>
+      </w:r>
+    </w:p>
+    <w:p>
+      <w:pPr>
+        <w:pStyle w:val="Heading3"/>
+      </w:pPr>
+      <w:r>
+        <w:t>02. Follow the deciding steps</w:t>
+      </w:r>
+    </w:p>
+    <w:p>
+      <w:pPr>
+        <w:pStyle w:val="Heading3"/>
+      </w:pPr>
+      <w:r>
+        <w:t>03. Constant prediction baselines at a glance</w:t>
+      </w:r>
+    </w:p>
+    <w:p>
+      <w:pPr>
+        <w:pStyle w:val="Heading3"/>
+      </w:pPr>
+      <w:r>
+        <w:t>04. Change one thing. Trace what follows.</w:t>
+      </w:r>
+    </w:p>
+    <w:p>
+      <w:pPr>
+        <w:pStyle w:val="Heading3"/>
+      </w:pPr>
+      <w:r>
+        <w:t>05. Connect the explanation to its limit</w:t>
+      </w:r>
+    </w:p>
+    <w:p>
+      <w:pPr>
+        <w:pStyle w:val="Heading3"/>
+      </w:pPr>
+      <w:r>
+        <w:t>06. Make the idea visible in your project</w:t>
       </w:r>
     </w:p>
     <w:sectPr>
